--- a/2026413_Statistics_v1.docx
+++ b/2026413_Statistics_v1.docx
@@ -2,15 +2,2862 @@
 <file path=word/document.xml><?xml version="1.0" encoding="utf-8"?>
 <w:document xmlns:wpc="http://schemas.microsoft.com/office/word/2010/wordprocessingCanvas" xmlns:cx="http://schemas.microsoft.com/office/drawing/2014/chartex" xmlns:cx1="http://schemas.microsoft.com/office/drawing/2015/9/8/chartex" xmlns:cx2="http://schemas.microsoft.com/office/drawing/2015/10/21/chartex" xmlns:cx3="http://schemas.microsoft.com/office/drawing/2016/5/9/chartex" xmlns:cx4="http://schemas.microsoft.com/office/drawing/2016/5/10/chartex" xmlns:cx5="http://schemas.microsoft.com/office/drawing/2016/5/11/chartex" xmlns:cx6="http://schemas.microsoft.com/office/drawing/2016/5/12/chartex" xmlns:cx7="http://schemas.microsoft.com/office/drawing/2016/5/13/chartex" xmlns:cx8="http://schemas.microsoft.com/office/drawing/2016/5/14/chartex" xmlns:mc="http://schemas.openxmlformats.org/markup-compatibility/2006" xmlns:aink="http://schemas.microsoft.com/office/drawing/2016/ink" xmlns:am3d="http://schemas.microsoft.com/office/drawing/2017/model3d" xmlns:o="urn:schemas-microsoft-com:office:office" xmlns:oel="http://schemas.microsoft.com/office/2019/extlst" xmlns:r="http://schemas.openxmlformats.org/officeDocument/2006/relationships" xmlns:m="http://schemas.openxmlformats.org/officeDocument/2006/math" xmlns:v="urn:schemas-microsoft-com:vml" xmlns:wp14="http://schemas.microsoft.com/office/word/2010/wordprocessingDrawing" xmlns:wp="http://schemas.openxmlformats.org/drawingml/2006/wordprocessingDrawing" xmlns:w10="urn:schemas-microsoft-com:office:word" xmlns:w="http://schemas.openxmlformats.org/wordprocessingml/2006/main" xmlns:w14="http://schemas.microsoft.com/office/word/2010/wordml" xmlns:w15="http://schemas.microsoft.com/office/word/2012/wordml" xmlns:w16cex="http://schemas.microsoft.com/office/word/2018/wordml/cex" xmlns:w16cid="http://schemas.microsoft.com/office/word/2016/wordml/cid" xmlns:w16="http://schemas.microsoft.com/office/word/2018/wordml" xmlns:w16du="http://schemas.microsoft.com/office/word/2023/wordml/word16du" xmlns:w16sdtdh="http://schemas.microsoft.com/office/word/2020/wordml/sdtdatahash" xmlns:w16sdtfl="http://schemas.microsoft.com/office/word/2024/wordml/sdtformatlock" xmlns:w16se="http://schemas.microsoft.com/office/word/2015/wordml/symex" xmlns:wpg="http://schemas.microsoft.com/office/word/2010/wordprocessingGroup" xmlns:wpi="http://schemas.microsoft.com/office/word/2010/wordprocessingInk" xmlns:wne="http://schemas.microsoft.com/office/word/2006/wordml" xmlns:wps="http://schemas.microsoft.com/office/word/2010/wordprocessingShape" mc:Ignorable="w14 w15 w16se w16cid w16 w16cex w16sdtdh w16sdtfl w16du wp14">
   <w:body>
-    <w:p/>
+    <w:p>
+      <w:r>
+        <w:rPr>
+          <w:noProof/>
+        </w:rPr>
+        <mc:AlternateContent>
+          <mc:Choice Requires="wpg">
+            <w:drawing>
+              <wp:anchor distT="0" distB="0" distL="114300" distR="114300" simplePos="0" relativeHeight="251656704" behindDoc="0" locked="0" layoutInCell="1" hidden="0" allowOverlap="1" wp14:anchorId="6BEA538D" wp14:editId="17944A14">
+                <wp:simplePos x="0" y="0"/>
+                <wp:positionH relativeFrom="page">
+                  <wp:posOffset>428625</wp:posOffset>
+                </wp:positionH>
+                <wp:positionV relativeFrom="margin">
+                  <wp:posOffset>-1170304</wp:posOffset>
+                </wp:positionV>
+                <wp:extent cx="228600" cy="10403359"/>
+                <wp:effectExtent l="0" t="0" r="0" b="0"/>
+                <wp:wrapNone/>
+                <wp:docPr id="1728545881" name="Group 1728545881"/>
+                <wp:cNvGraphicFramePr/>
+                <a:graphic xmlns:a="http://schemas.openxmlformats.org/drawingml/2006/main">
+                  <a:graphicData uri="http://schemas.microsoft.com/office/word/2010/wordprocessingGroup">
+                    <wpg:wgp>
+                      <wpg:cNvGrpSpPr/>
+                      <wpg:grpSpPr>
+                        <a:xfrm>
+                          <a:off x="0" y="0"/>
+                          <a:ext cx="228600" cy="10403359"/>
+                          <a:chOff x="5231700" y="0"/>
+                          <a:chExt cx="228600" cy="7560000"/>
+                        </a:xfrm>
+                      </wpg:grpSpPr>
+                      <wpg:grpSp>
+                        <wpg:cNvPr id="150243782" name="Group 150243782"/>
+                        <wpg:cNvGrpSpPr/>
+                        <wpg:grpSpPr>
+                          <a:xfrm>
+                            <a:off x="5231700" y="0"/>
+                            <a:ext cx="228600" cy="7560000"/>
+                            <a:chOff x="0" y="0"/>
+                            <a:chExt cx="228600" cy="9144000"/>
+                          </a:xfrm>
+                        </wpg:grpSpPr>
+                        <wps:wsp>
+                          <wps:cNvPr id="1022607563" name="Rectangle 1022607563"/>
+                          <wps:cNvSpPr/>
+                          <wps:spPr>
+                            <a:xfrm>
+                              <a:off x="0" y="0"/>
+                              <a:ext cx="228600" cy="9144000"/>
+                            </a:xfrm>
+                            <a:prstGeom prst="rect">
+                              <a:avLst/>
+                            </a:prstGeom>
+                            <a:noFill/>
+                            <a:ln>
+                              <a:noFill/>
+                            </a:ln>
+                          </wps:spPr>
+                          <wps:txbx>
+                            <w:txbxContent>
+                              <w:p>
+                                <w:pPr>
+                                  <w:spacing w:after="0" w:line="240" w:lineRule="auto"/>
+                                  <w:textDirection w:val="btLr"/>
+                                </w:pPr>
+                              </w:p>
+                            </w:txbxContent>
+                          </wps:txbx>
+                          <wps:bodyPr spcFirstLastPara="1" wrap="square" lIns="91425" tIns="91425" rIns="91425" bIns="91425" anchor="ctr" anchorCtr="0">
+                            <a:noAutofit/>
+                          </wps:bodyPr>
+                        </wps:wsp>
+                        <wps:wsp>
+                          <wps:cNvPr id="645180660" name="Rectangle 645180660"/>
+                          <wps:cNvSpPr/>
+                          <wps:spPr>
+                            <a:xfrm>
+                              <a:off x="0" y="0"/>
+                              <a:ext cx="228600" cy="8782050"/>
+                            </a:xfrm>
+                            <a:prstGeom prst="rect">
+                              <a:avLst/>
+                            </a:prstGeom>
+                            <a:solidFill>
+                              <a:schemeClr val="accent2"/>
+                            </a:solidFill>
+                            <a:ln>
+                              <a:noFill/>
+                            </a:ln>
+                          </wps:spPr>
+                          <wps:txbx>
+                            <w:txbxContent>
+                              <w:p>
+                                <w:pPr>
+                                  <w:spacing w:after="0" w:line="240" w:lineRule="auto"/>
+                                  <w:textDirection w:val="btLr"/>
+                                </w:pPr>
+                              </w:p>
+                            </w:txbxContent>
+                          </wps:txbx>
+                          <wps:bodyPr spcFirstLastPara="1" wrap="square" lIns="91425" tIns="91425" rIns="91425" bIns="91425" anchor="ctr" anchorCtr="0">
+                            <a:noAutofit/>
+                          </wps:bodyPr>
+                        </wps:wsp>
+                        <wps:wsp>
+                          <wps:cNvPr id="300658735" name="Rectangle 300658735"/>
+                          <wps:cNvSpPr/>
+                          <wps:spPr>
+                            <a:xfrm>
+                              <a:off x="0" y="8915400"/>
+                              <a:ext cx="228600" cy="228600"/>
+                            </a:xfrm>
+                            <a:prstGeom prst="rect">
+                              <a:avLst/>
+                            </a:prstGeom>
+                            <a:solidFill>
+                              <a:schemeClr val="accent1"/>
+                            </a:solidFill>
+                            <a:ln>
+                              <a:noFill/>
+                            </a:ln>
+                          </wps:spPr>
+                          <wps:txbx>
+                            <w:txbxContent>
+                              <w:p>
+                                <w:pPr>
+                                  <w:spacing w:after="0" w:line="240" w:lineRule="auto"/>
+                                  <w:textDirection w:val="btLr"/>
+                                </w:pPr>
+                              </w:p>
+                            </w:txbxContent>
+                          </wps:txbx>
+                          <wps:bodyPr spcFirstLastPara="1" wrap="square" lIns="91425" tIns="91425" rIns="91425" bIns="91425" anchor="ctr" anchorCtr="0">
+                            <a:noAutofit/>
+                          </wps:bodyPr>
+                        </wps:wsp>
+                      </wpg:grpSp>
+                    </wpg:wgp>
+                  </a:graphicData>
+                </a:graphic>
+              </wp:anchor>
+            </w:drawing>
+          </mc:Choice>
+          <mc:Fallback>
+            <w:pict>
+              <v:group w14:anchorId="6BEA538D" id="Group 1728545881" o:spid="_x0000_s1026" style="position:absolute;margin-left:33.75pt;margin-top:-92.15pt;width:18pt;height:819.15pt;z-index:251656704;mso-position-horizontal-relative:page;mso-position-vertical-relative:margin" coordorigin="52317" coordsize="2286,75600" o:gfxdata="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">
+                <v:group id="Group 150243782" o:spid="_x0000_s1027" style="position:absolute;left:52317;width:2286;height:75600" coordsize="2286,91440" o:gfxdata="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">
+                  <v:rect id="Rectangle 1022607563" o:spid="_x0000_s1028" style="position:absolute;width:2286;height:91440;visibility:visible;mso-wrap-style:square;v-text-anchor:middle" o:gfxdata="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" filled="f" stroked="f">
+                    <v:textbox inset="2.53958mm,2.53958mm,2.53958mm,2.53958mm">
+                      <w:txbxContent>
+                        <w:p>
+                          <w:pPr>
+                            <w:spacing w:after="0" w:line="240" w:lineRule="auto"/>
+                            <w:textDirection w:val="btLr"/>
+                          </w:pPr>
+                        </w:p>
+                      </w:txbxContent>
+                    </v:textbox>
+                  </v:rect>
+                  <v:rect id="Rectangle 645180660" o:spid="_x0000_s1029" style="position:absolute;width:2286;height:87820;visibility:visible;mso-wrap-style:square;v-text-anchor:middle" o:gfxdata="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" fillcolor="#e97132 [3205]" stroked="f">
+                    <v:textbox inset="2.53958mm,2.53958mm,2.53958mm,2.53958mm">
+                      <w:txbxContent>
+                        <w:p>
+                          <w:pPr>
+                            <w:spacing w:after="0" w:line="240" w:lineRule="auto"/>
+                            <w:textDirection w:val="btLr"/>
+                          </w:pPr>
+                        </w:p>
+                      </w:txbxContent>
+                    </v:textbox>
+                  </v:rect>
+                  <v:rect id="Rectangle 300658735" o:spid="_x0000_s1030" style="position:absolute;top:89154;width:2286;height:2286;visibility:visible;mso-wrap-style:square;v-text-anchor:middle" o:gfxdata="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" fillcolor="#156082 [3204]" stroked="f">
+                    <v:textbox inset="2.53958mm,2.53958mm,2.53958mm,2.53958mm">
+                      <w:txbxContent>
+                        <w:p>
+                          <w:pPr>
+                            <w:spacing w:after="0" w:line="240" w:lineRule="auto"/>
+                            <w:textDirection w:val="btLr"/>
+                          </w:pPr>
+                        </w:p>
+                      </w:txbxContent>
+                    </v:textbox>
+                  </v:rect>
+                </v:group>
+                <w10:wrap anchorx="page" anchory="margin"/>
+              </v:group>
+            </w:pict>
+          </mc:Fallback>
+        </mc:AlternateContent>
+      </w:r>
+      <w:r>
+        <w:rPr>
+          <w:noProof/>
+        </w:rPr>
+        <w:drawing>
+          <wp:anchor distT="0" distB="0" distL="114300" distR="114300" simplePos="0" relativeHeight="251658752" behindDoc="0" locked="0" layoutInCell="1" hidden="0" allowOverlap="1" wp14:anchorId="2EEA8C80" wp14:editId="771CDCEB">
+            <wp:simplePos x="0" y="0"/>
+            <wp:positionH relativeFrom="margin">
+              <wp:posOffset>4174490</wp:posOffset>
+            </wp:positionH>
+            <wp:positionV relativeFrom="margin">
+              <wp:posOffset>-276224</wp:posOffset>
+            </wp:positionV>
+            <wp:extent cx="2206625" cy="762000"/>
+            <wp:effectExtent l="0" t="0" r="0" b="0"/>
+            <wp:wrapSquare wrapText="bothSides" distT="0" distB="0" distL="114300" distR="114300"/>
+            <wp:docPr id="1728545883" name="image1.png" descr="A logo for college computing&#10;&#10;Description automatically generated"/>
+            <wp:cNvGraphicFramePr/>
+            <a:graphic xmlns:a="http://schemas.openxmlformats.org/drawingml/2006/main">
+              <a:graphicData uri="http://schemas.openxmlformats.org/drawingml/2006/picture">
+                <pic:pic xmlns:pic="http://schemas.openxmlformats.org/drawingml/2006/picture">
+                  <pic:nvPicPr>
+                    <pic:cNvPr id="0" name="image1.png" descr="A logo for college computing&#10;&#10;Description automatically generated"/>
+                    <pic:cNvPicPr preferRelativeResize="0"/>
+                  </pic:nvPicPr>
+                  <pic:blipFill>
+                    <a:blip r:embed="rId12"/>
+                    <a:srcRect/>
+                    <a:stretch>
+                      <a:fillRect/>
+                    </a:stretch>
+                  </pic:blipFill>
+                  <pic:spPr>
+                    <a:xfrm>
+                      <a:off x="0" y="0"/>
+                      <a:ext cx="2206625" cy="762000"/>
+                    </a:xfrm>
+                    <a:prstGeom prst="rect">
+                      <a:avLst/>
+                    </a:prstGeom>
+                    <a:ln/>
+                  </pic:spPr>
+                </pic:pic>
+              </a:graphicData>
+            </a:graphic>
+          </wp:anchor>
+        </w:drawing>
+      </w:r>
+    </w:p>
+    <w:p>
+      <w:pPr>
+        <w:rPr>
+          <w:b/>
+          <w:color w:val="156082"/>
+          <w:sz w:val="36"/>
+          <w:szCs w:val="36"/>
+        </w:rPr>
+      </w:pPr>
+      <w:r>
+        <w:rPr>
+          <w:b/>
+          <w:color w:val="156082"/>
+          <w:sz w:val="36"/>
+          <w:szCs w:val="36"/>
+        </w:rPr>
+        <w:t>Assessment Cover Page</w:t>
+      </w:r>
+    </w:p>
+    <w:tbl>
+      <w:tblPr>
+        <w:tblStyle w:val="Tablaconcuadrcula"/>
+        <w:tblW w:w="9015" w:type="dxa"/>
+        <w:tblBorders>
+          <w:top w:val="none" w:sz="0" w:space="0" w:color="auto"/>
+          <w:left w:val="none" w:sz="0" w:space="0" w:color="auto"/>
+          <w:bottom w:val="none" w:sz="0" w:space="0" w:color="auto"/>
+          <w:right w:val="none" w:sz="0" w:space="0" w:color="auto"/>
+          <w:insideH w:val="none" w:sz="0" w:space="0" w:color="auto"/>
+          <w:insideV w:val="none" w:sz="0" w:space="0" w:color="auto"/>
+        </w:tblBorders>
+        <w:tblLayout w:type="fixed"/>
+        <w:tblLook w:val="0400" w:firstRow="0" w:lastRow="0" w:firstColumn="0" w:lastColumn="0" w:noHBand="0" w:noVBand="1"/>
+        <w:tblPrChange w:id="0" w:author="Sandy Navarro" w:date="2026-10-04T22:16:00Z" w16du:dateUtc="2026-10-04T21:16:00Z">
+          <w:tblPr>
+            <w:tblW w:w="9015" w:type="dxa"/>
+            <w:tblBorders>
+              <w:insideH w:val="nil"/>
+              <w:insideV w:val="nil"/>
+            </w:tblBorders>
+            <w:tblLayout w:type="fixed"/>
+            <w:tblLook w:val="0400" w:firstRow="0" w:lastRow="0" w:firstColumn="0" w:lastColumn="0" w:noHBand="0" w:noVBand="1"/>
+          </w:tblPr>
+        </w:tblPrChange>
+      </w:tblPr>
+      <w:tblGrid>
+        <w:gridCol w:w="3256"/>
+        <w:gridCol w:w="1842"/>
+        <w:gridCol w:w="3917"/>
+        <w:tblGridChange w:id="1">
+          <w:tblGrid>
+            <w:gridCol w:w="3256"/>
+            <w:gridCol w:w="1842"/>
+            <w:gridCol w:w="3917"/>
+          </w:tblGrid>
+        </w:tblGridChange>
+      </w:tblGrid>
+      <w:tr>
+        <w:tc>
+          <w:tcPr>
+            <w:tcW w:w="5098" w:type="dxa"/>
+            <w:gridSpan w:val="2"/>
+            <w:hideMark/>
+            <w:tcPrChange w:id="2" w:author="Sandy Navarro" w:date="2026-10-04T22:16:00Z" w16du:dateUtc="2026-10-04T21:16:00Z">
+              <w:tcPr>
+                <w:tcW w:w="3256" w:type="dxa"/>
+                <w:tcBorders>
+                  <w:top w:val="nil"/>
+                  <w:left w:val="nil"/>
+                  <w:bottom w:val="nil"/>
+                  <w:right w:val="nil"/>
+                </w:tcBorders>
+                <w:hideMark/>
+              </w:tcPr>
+            </w:tcPrChange>
+          </w:tcPr>
+          <w:p>
+            <w:pPr>
+              <w:spacing w:line="480" w:lineRule="auto"/>
+              <w:rPr>
+                <w:ins w:id="3" w:author="Sandy Navarro" w:date="2026-10-04T22:09:00Z" w16du:dateUtc="2026-10-04T21:09:00Z"/>
+                <w:i/>
+                <w:color w:val="156082"/>
+                <w:sz w:val="32"/>
+                <w:szCs w:val="32"/>
+              </w:rPr>
+            </w:pPr>
+            <w:r>
+              <w:rPr>
+                <w:i/>
+                <w:color w:val="156082"/>
+                <w:sz w:val="32"/>
+                <w:szCs w:val="32"/>
+              </w:rPr>
+              <w:t>Student Full Name</w:t>
+            </w:r>
+          </w:p>
+          <w:p>
+            <w:pPr>
+              <w:spacing w:line="480" w:lineRule="auto"/>
+              <w:rPr>
+                <w:i/>
+                <w:color w:val="156082"/>
+                <w:sz w:val="32"/>
+                <w:szCs w:val="32"/>
+              </w:rPr>
+            </w:pPr>
+            <w:ins w:id="4" w:author="Sandy Navarro" w:date="2026-10-04T22:09:00Z" w16du:dateUtc="2026-10-04T21:09:00Z">
+              <w:r>
+                <w:rPr>
+                  <w:i/>
+                  <w:color w:val="156082"/>
+                  <w:sz w:val="32"/>
+                  <w:szCs w:val="32"/>
+                </w:rPr>
+                <w:t>Sandra Eaillyn Navarro</w:t>
+              </w:r>
+            </w:ins>
+          </w:p>
+        </w:tc>
+        <w:tc>
+          <w:tcPr>
+            <w:tcW w:w="3917" w:type="dxa"/>
+            <w:tcPrChange w:id="5" w:author="Sandy Navarro" w:date="2026-10-04T22:16:00Z" w16du:dateUtc="2026-10-04T21:16:00Z">
+              <w:tcPr>
+                <w:tcW w:w="5759" w:type="dxa"/>
+                <w:gridSpan w:val="2"/>
+                <w:tcBorders>
+                  <w:top w:val="nil"/>
+                  <w:left w:val="nil"/>
+                  <w:bottom w:val="nil"/>
+                  <w:right w:val="nil"/>
+                </w:tcBorders>
+              </w:tcPr>
+            </w:tcPrChange>
+          </w:tcPr>
+          <w:p>
+            <w:pPr>
+              <w:spacing w:line="480" w:lineRule="auto"/>
+              <w:rPr>
+                <w:color w:val="000000"/>
+                <w:sz w:val="32"/>
+                <w:szCs w:val="32"/>
+              </w:rPr>
+            </w:pPr>
+          </w:p>
+        </w:tc>
+      </w:tr>
+      <w:tr>
+        <w:tc>
+          <w:tcPr>
+            <w:tcW w:w="5098" w:type="dxa"/>
+            <w:gridSpan w:val="2"/>
+            <w:hideMark/>
+            <w:tcPrChange w:id="6" w:author="Sandy Navarro" w:date="2026-10-04T22:16:00Z" w16du:dateUtc="2026-10-04T21:16:00Z">
+              <w:tcPr>
+                <w:tcW w:w="3256" w:type="dxa"/>
+                <w:tcBorders>
+                  <w:top w:val="nil"/>
+                  <w:left w:val="nil"/>
+                  <w:bottom w:val="nil"/>
+                  <w:right w:val="nil"/>
+                </w:tcBorders>
+                <w:hideMark/>
+              </w:tcPr>
+            </w:tcPrChange>
+          </w:tcPr>
+          <w:p>
+            <w:pPr>
+              <w:spacing w:line="480" w:lineRule="auto"/>
+              <w:rPr>
+                <w:ins w:id="7" w:author="Sandy Navarro" w:date="2026-10-04T22:09:00Z" w16du:dateUtc="2026-10-04T21:09:00Z"/>
+                <w:i/>
+                <w:color w:val="156082"/>
+                <w:sz w:val="32"/>
+                <w:szCs w:val="32"/>
+              </w:rPr>
+            </w:pPr>
+            <w:r>
+              <w:rPr>
+                <w:i/>
+                <w:color w:val="156082"/>
+                <w:sz w:val="32"/>
+                <w:szCs w:val="32"/>
+              </w:rPr>
+              <w:t>Student Number</w:t>
+            </w:r>
+          </w:p>
+          <w:p>
+            <w:pPr>
+              <w:spacing w:line="480" w:lineRule="auto"/>
+              <w:rPr>
+                <w:i/>
+                <w:color w:val="156082"/>
+                <w:sz w:val="32"/>
+                <w:szCs w:val="32"/>
+              </w:rPr>
+            </w:pPr>
+            <w:ins w:id="8" w:author="Sandy Navarro" w:date="2026-10-04T22:09:00Z" w16du:dateUtc="2026-10-04T21:09:00Z">
+              <w:r>
+                <w:rPr>
+                  <w:i/>
+                  <w:color w:val="156082"/>
+                  <w:sz w:val="32"/>
+                  <w:szCs w:val="32"/>
+                </w:rPr>
+                <w:t>2026413</w:t>
+              </w:r>
+            </w:ins>
+          </w:p>
+        </w:tc>
+        <w:tc>
+          <w:tcPr>
+            <w:tcW w:w="3917" w:type="dxa"/>
+            <w:tcPrChange w:id="9" w:author="Sandy Navarro" w:date="2026-10-04T22:16:00Z" w16du:dateUtc="2026-10-04T21:16:00Z">
+              <w:tcPr>
+                <w:tcW w:w="5759" w:type="dxa"/>
+                <w:gridSpan w:val="2"/>
+                <w:tcBorders>
+                  <w:top w:val="nil"/>
+                  <w:left w:val="nil"/>
+                  <w:bottom w:val="nil"/>
+                  <w:right w:val="nil"/>
+                </w:tcBorders>
+              </w:tcPr>
+            </w:tcPrChange>
+          </w:tcPr>
+          <w:p>
+            <w:pPr>
+              <w:spacing w:line="480" w:lineRule="auto"/>
+              <w:rPr>
+                <w:color w:val="000000"/>
+                <w:sz w:val="32"/>
+                <w:szCs w:val="32"/>
+              </w:rPr>
+            </w:pPr>
+          </w:p>
+        </w:tc>
+      </w:tr>
+      <w:tr>
+        <w:tc>
+          <w:tcPr>
+            <w:tcW w:w="5098" w:type="dxa"/>
+            <w:gridSpan w:val="2"/>
+            <w:hideMark/>
+            <w:tcPrChange w:id="10" w:author="Sandy Navarro" w:date="2026-10-04T22:16:00Z" w16du:dateUtc="2026-10-04T21:16:00Z">
+              <w:tcPr>
+                <w:tcW w:w="3256" w:type="dxa"/>
+                <w:tcBorders>
+                  <w:top w:val="nil"/>
+                  <w:left w:val="nil"/>
+                  <w:bottom w:val="nil"/>
+                  <w:right w:val="nil"/>
+                </w:tcBorders>
+                <w:hideMark/>
+              </w:tcPr>
+            </w:tcPrChange>
+          </w:tcPr>
+          <w:p>
+            <w:pPr>
+              <w:spacing w:line="480" w:lineRule="auto"/>
+              <w:rPr>
+                <w:ins w:id="11" w:author="Sandy Navarro" w:date="2026-10-04T22:09:00Z" w16du:dateUtc="2026-10-04T21:09:00Z"/>
+                <w:i/>
+                <w:color w:val="156082"/>
+                <w:sz w:val="32"/>
+                <w:szCs w:val="32"/>
+              </w:rPr>
+            </w:pPr>
+            <w:r>
+              <w:rPr>
+                <w:i/>
+                <w:color w:val="156082"/>
+                <w:sz w:val="32"/>
+                <w:szCs w:val="32"/>
+              </w:rPr>
+              <w:t>Module Title</w:t>
+            </w:r>
+          </w:p>
+          <w:p>
+            <w:pPr>
+              <w:spacing w:line="480" w:lineRule="auto"/>
+              <w:rPr>
+                <w:i/>
+                <w:color w:val="156082"/>
+                <w:sz w:val="32"/>
+                <w:szCs w:val="32"/>
+              </w:rPr>
+            </w:pPr>
+            <w:ins w:id="12" w:author="Sandy Navarro" w:date="2026-10-04T22:09:00Z" w16du:dateUtc="2026-10-04T21:09:00Z">
+              <w:r>
+                <w:rPr>
+                  <w:i/>
+                  <w:color w:val="156082"/>
+                  <w:sz w:val="32"/>
+                  <w:szCs w:val="32"/>
+                </w:rPr>
+                <w:t>S</w:t>
+              </w:r>
+            </w:ins>
+            <w:ins w:id="13" w:author="Sandy Navarro" w:date="2026-10-29T21:46:00Z" w16du:dateUtc="2026-10-29T21:46:00Z">
+              <w:r>
+                <w:rPr>
+                  <w:i/>
+                  <w:color w:val="156082"/>
+                  <w:sz w:val="32"/>
+                  <w:szCs w:val="32"/>
+                </w:rPr>
+                <w:t>tats for Data Analytics</w:t>
+              </w:r>
+            </w:ins>
+          </w:p>
+        </w:tc>
+        <w:tc>
+          <w:tcPr>
+            <w:tcW w:w="3917" w:type="dxa"/>
+            <w:tcPrChange w:id="14" w:author="Sandy Navarro" w:date="2026-10-04T22:16:00Z" w16du:dateUtc="2026-10-04T21:16:00Z">
+              <w:tcPr>
+                <w:tcW w:w="5759" w:type="dxa"/>
+                <w:gridSpan w:val="2"/>
+                <w:tcBorders>
+                  <w:top w:val="nil"/>
+                  <w:left w:val="nil"/>
+                  <w:bottom w:val="nil"/>
+                  <w:right w:val="nil"/>
+                </w:tcBorders>
+              </w:tcPr>
+            </w:tcPrChange>
+          </w:tcPr>
+          <w:p>
+            <w:pPr>
+              <w:spacing w:line="480" w:lineRule="auto"/>
+              <w:rPr>
+                <w:color w:val="000000"/>
+                <w:sz w:val="32"/>
+                <w:szCs w:val="32"/>
+              </w:rPr>
+            </w:pPr>
+          </w:p>
+        </w:tc>
+      </w:tr>
+      <w:tr>
+        <w:tc>
+          <w:tcPr>
+            <w:tcW w:w="5098" w:type="dxa"/>
+            <w:gridSpan w:val="2"/>
+            <w:hideMark/>
+            <w:tcPrChange w:id="15" w:author="Sandy Navarro" w:date="2026-10-04T22:16:00Z" w16du:dateUtc="2026-10-04T21:16:00Z">
+              <w:tcPr>
+                <w:tcW w:w="3256" w:type="dxa"/>
+                <w:tcBorders>
+                  <w:top w:val="nil"/>
+                  <w:left w:val="nil"/>
+                  <w:bottom w:val="nil"/>
+                  <w:right w:val="nil"/>
+                </w:tcBorders>
+                <w:hideMark/>
+              </w:tcPr>
+            </w:tcPrChange>
+          </w:tcPr>
+          <w:p>
+            <w:pPr>
+              <w:spacing w:line="480" w:lineRule="auto"/>
+              <w:rPr>
+                <w:ins w:id="16" w:author="Sandy Navarro" w:date="2026-10-04T22:11:00Z" w16du:dateUtc="2026-10-04T21:11:00Z"/>
+                <w:i/>
+                <w:color w:val="156082"/>
+                <w:sz w:val="32"/>
+                <w:szCs w:val="32"/>
+              </w:rPr>
+            </w:pPr>
+            <w:r>
+              <w:rPr>
+                <w:i/>
+                <w:color w:val="156082"/>
+                <w:sz w:val="32"/>
+                <w:szCs w:val="32"/>
+              </w:rPr>
+              <w:t>Assessment Title</w:t>
+            </w:r>
+          </w:p>
+          <w:p>
+            <w:pPr>
+              <w:spacing w:line="480" w:lineRule="auto"/>
+              <w:rPr>
+                <w:i/>
+                <w:color w:val="156082"/>
+                <w:sz w:val="32"/>
+                <w:szCs w:val="32"/>
+              </w:rPr>
+            </w:pPr>
+            <w:ins w:id="17" w:author="Sandy Navarro" w:date="2026-10-04T22:11:00Z" w16du:dateUtc="2026-10-04T21:11:00Z">
+              <w:r>
+                <w:rPr>
+                  <w:i/>
+                  <w:color w:val="156082"/>
+                  <w:sz w:val="32"/>
+                  <w:szCs w:val="32"/>
+                </w:rPr>
+                <w:t>CA</w:t>
+              </w:r>
+            </w:ins>
+            <w:ins w:id="18" w:author="Sandy Navarro" w:date="2026-10-04T22:12:00Z" w16du:dateUtc="2026-10-04T21:12:00Z">
+              <w:r>
+                <w:rPr>
+                  <w:i/>
+                  <w:color w:val="156082"/>
+                  <w:sz w:val="32"/>
+                  <w:szCs w:val="32"/>
+                </w:rPr>
+                <w:t xml:space="preserve"> 1</w:t>
+              </w:r>
+            </w:ins>
+          </w:p>
+        </w:tc>
+        <w:tc>
+          <w:tcPr>
+            <w:tcW w:w="3917" w:type="dxa"/>
+            <w:tcPrChange w:id="19" w:author="Sandy Navarro" w:date="2026-10-04T22:16:00Z" w16du:dateUtc="2026-10-04T21:16:00Z">
+              <w:tcPr>
+                <w:tcW w:w="5759" w:type="dxa"/>
+                <w:gridSpan w:val="2"/>
+                <w:tcBorders>
+                  <w:top w:val="nil"/>
+                  <w:left w:val="nil"/>
+                  <w:bottom w:val="nil"/>
+                  <w:right w:val="nil"/>
+                </w:tcBorders>
+              </w:tcPr>
+            </w:tcPrChange>
+          </w:tcPr>
+          <w:p>
+            <w:pPr>
+              <w:spacing w:line="480" w:lineRule="auto"/>
+              <w:rPr>
+                <w:color w:val="000000"/>
+                <w:sz w:val="32"/>
+                <w:szCs w:val="32"/>
+              </w:rPr>
+            </w:pPr>
+          </w:p>
+        </w:tc>
+      </w:tr>
+      <w:tr>
+        <w:tc>
+          <w:tcPr>
+            <w:tcW w:w="5098" w:type="dxa"/>
+            <w:gridSpan w:val="2"/>
+            <w:hideMark/>
+            <w:tcPrChange w:id="20" w:author="Sandy Navarro" w:date="2026-10-04T22:16:00Z" w16du:dateUtc="2026-10-04T21:16:00Z">
+              <w:tcPr>
+                <w:tcW w:w="3256" w:type="dxa"/>
+                <w:tcBorders>
+                  <w:top w:val="nil"/>
+                  <w:left w:val="nil"/>
+                  <w:bottom w:val="nil"/>
+                  <w:right w:val="nil"/>
+                </w:tcBorders>
+                <w:hideMark/>
+              </w:tcPr>
+            </w:tcPrChange>
+          </w:tcPr>
+          <w:p>
+            <w:pPr>
+              <w:spacing w:line="480" w:lineRule="auto"/>
+              <w:rPr>
+                <w:ins w:id="21" w:author="Sandy Navarro" w:date="2026-10-04T22:12:00Z" w16du:dateUtc="2026-10-04T21:12:00Z"/>
+                <w:i/>
+                <w:color w:val="156082"/>
+                <w:sz w:val="32"/>
+                <w:szCs w:val="32"/>
+              </w:rPr>
+            </w:pPr>
+            <w:r>
+              <w:rPr>
+                <w:i/>
+                <w:color w:val="156082"/>
+                <w:sz w:val="32"/>
+                <w:szCs w:val="32"/>
+              </w:rPr>
+              <w:t>Lecturer/Supervisor</w:t>
+            </w:r>
+          </w:p>
+          <w:p>
+            <w:pPr>
+              <w:spacing w:line="480" w:lineRule="auto"/>
+              <w:rPr>
+                <w:i/>
+                <w:color w:val="156082"/>
+                <w:sz w:val="32"/>
+                <w:szCs w:val="32"/>
+              </w:rPr>
+            </w:pPr>
+            <w:proofErr w:type="spellStart"/>
+            <w:ins w:id="22" w:author="Sandy Navarro" w:date="2026-10-04T22:12:00Z" w16du:dateUtc="2026-10-04T21:12:00Z">
+              <w:r>
+                <w:rPr>
+                  <w:i/>
+                  <w:color w:val="156082"/>
+                  <w:sz w:val="32"/>
+                  <w:szCs w:val="32"/>
+                </w:rPr>
+                <w:t>Taufique</w:t>
+              </w:r>
+              <w:proofErr w:type="spellEnd"/>
+              <w:r>
+                <w:rPr>
+                  <w:i/>
+                  <w:color w:val="156082"/>
+                  <w:sz w:val="32"/>
+                  <w:szCs w:val="32"/>
+                </w:rPr>
+                <w:t xml:space="preserve"> Ahmed</w:t>
+              </w:r>
+            </w:ins>
+          </w:p>
+        </w:tc>
+        <w:tc>
+          <w:tcPr>
+            <w:tcW w:w="3917" w:type="dxa"/>
+            <w:tcPrChange w:id="23" w:author="Sandy Navarro" w:date="2026-10-04T22:16:00Z" w16du:dateUtc="2026-10-04T21:16:00Z">
+              <w:tcPr>
+                <w:tcW w:w="5759" w:type="dxa"/>
+                <w:gridSpan w:val="2"/>
+                <w:tcBorders>
+                  <w:top w:val="nil"/>
+                  <w:left w:val="nil"/>
+                  <w:bottom w:val="nil"/>
+                  <w:right w:val="nil"/>
+                </w:tcBorders>
+              </w:tcPr>
+            </w:tcPrChange>
+          </w:tcPr>
+          <w:p>
+            <w:pPr>
+              <w:spacing w:line="480" w:lineRule="auto"/>
+              <w:rPr>
+                <w:color w:val="000000"/>
+                <w:sz w:val="32"/>
+                <w:szCs w:val="32"/>
+              </w:rPr>
+            </w:pPr>
+          </w:p>
+        </w:tc>
+      </w:tr>
+      <w:tr>
+        <w:tc>
+          <w:tcPr>
+            <w:tcW w:w="5098" w:type="dxa"/>
+            <w:gridSpan w:val="2"/>
+            <w:hideMark/>
+            <w:tcPrChange w:id="24" w:author="Sandy Navarro" w:date="2026-10-04T22:16:00Z" w16du:dateUtc="2026-10-04T21:16:00Z">
+              <w:tcPr>
+                <w:tcW w:w="3256" w:type="dxa"/>
+                <w:tcBorders>
+                  <w:top w:val="nil"/>
+                  <w:left w:val="nil"/>
+                  <w:bottom w:val="nil"/>
+                  <w:right w:val="nil"/>
+                </w:tcBorders>
+                <w:hideMark/>
+              </w:tcPr>
+            </w:tcPrChange>
+          </w:tcPr>
+          <w:p>
+            <w:pPr>
+              <w:spacing w:line="480" w:lineRule="auto"/>
+              <w:rPr>
+                <w:ins w:id="25" w:author="Sandy Navarro" w:date="2026-10-04T22:13:00Z" w16du:dateUtc="2026-10-04T21:13:00Z"/>
+                <w:i/>
+                <w:color w:val="156082"/>
+                <w:sz w:val="32"/>
+                <w:szCs w:val="32"/>
+              </w:rPr>
+            </w:pPr>
+            <w:r>
+              <w:rPr>
+                <w:i/>
+                <w:color w:val="156082"/>
+                <w:sz w:val="32"/>
+                <w:szCs w:val="32"/>
+              </w:rPr>
+              <w:t>Assessment Due Date</w:t>
+            </w:r>
+          </w:p>
+          <w:p>
+            <w:pPr>
+              <w:spacing w:line="480" w:lineRule="auto"/>
+              <w:rPr>
+                <w:i/>
+                <w:color w:val="156082"/>
+                <w:sz w:val="32"/>
+                <w:szCs w:val="32"/>
+              </w:rPr>
+            </w:pPr>
+            <w:ins w:id="26" w:author="Sandy Navarro" w:date="2026-10-04T22:13:00Z" w16du:dateUtc="2026-10-04T21:13:00Z">
+              <w:r>
+                <w:rPr>
+                  <w:i/>
+                  <w:color w:val="156082"/>
+                  <w:sz w:val="32"/>
+                  <w:szCs w:val="32"/>
+                </w:rPr>
+                <w:t>2</w:t>
+              </w:r>
+            </w:ins>
+            <w:ins w:id="27" w:author="Sandy Navarro" w:date="2026-10-29T21:46:00Z" w16du:dateUtc="2026-10-29T21:46:00Z">
+              <w:r>
+                <w:rPr>
+                  <w:i/>
+                  <w:color w:val="156082"/>
+                  <w:sz w:val="32"/>
+                  <w:szCs w:val="32"/>
+                </w:rPr>
+                <w:t>8</w:t>
+              </w:r>
+            </w:ins>
+            <w:ins w:id="28" w:author="Sandy Navarro" w:date="2026-10-04T22:13:00Z" w16du:dateUtc="2026-10-04T21:13:00Z">
+              <w:r>
+                <w:rPr>
+                  <w:i/>
+                  <w:color w:val="156082"/>
+                  <w:sz w:val="32"/>
+                  <w:szCs w:val="32"/>
+                </w:rPr>
+                <w:t>/09/2026</w:t>
+              </w:r>
+            </w:ins>
+          </w:p>
+        </w:tc>
+        <w:tc>
+          <w:tcPr>
+            <w:tcW w:w="3917" w:type="dxa"/>
+            <w:tcPrChange w:id="29" w:author="Sandy Navarro" w:date="2026-10-04T22:16:00Z" w16du:dateUtc="2026-10-04T21:16:00Z">
+              <w:tcPr>
+                <w:tcW w:w="5759" w:type="dxa"/>
+                <w:gridSpan w:val="2"/>
+                <w:tcBorders>
+                  <w:top w:val="nil"/>
+                  <w:left w:val="nil"/>
+                  <w:bottom w:val="nil"/>
+                  <w:right w:val="nil"/>
+                </w:tcBorders>
+              </w:tcPr>
+            </w:tcPrChange>
+          </w:tcPr>
+          <w:p>
+            <w:pPr>
+              <w:spacing w:line="480" w:lineRule="auto"/>
+              <w:rPr>
+                <w:color w:val="000000"/>
+                <w:sz w:val="32"/>
+                <w:szCs w:val="32"/>
+              </w:rPr>
+            </w:pPr>
+          </w:p>
+        </w:tc>
+      </w:tr>
+      <w:tr>
+        <w:tc>
+          <w:tcPr>
+            <w:tcW w:w="3256" w:type="dxa"/>
+            <w:hideMark/>
+            <w:tcPrChange w:id="30" w:author="Sandy Navarro" w:date="2026-10-04T22:16:00Z" w16du:dateUtc="2026-10-04T21:16:00Z">
+              <w:tcPr>
+                <w:tcW w:w="3256" w:type="dxa"/>
+                <w:tcBorders>
+                  <w:top w:val="nil"/>
+                  <w:left w:val="nil"/>
+                  <w:bottom w:val="nil"/>
+                  <w:right w:val="nil"/>
+                </w:tcBorders>
+                <w:hideMark/>
+              </w:tcPr>
+            </w:tcPrChange>
+          </w:tcPr>
+          <w:p>
+            <w:pPr>
+              <w:spacing w:line="480" w:lineRule="auto"/>
+              <w:rPr>
+                <w:ins w:id="31" w:author="Sandy Navarro" w:date="2026-10-04T22:13:00Z" w16du:dateUtc="2026-10-04T21:13:00Z"/>
+                <w:i/>
+                <w:color w:val="156082"/>
+                <w:sz w:val="32"/>
+                <w:szCs w:val="32"/>
+              </w:rPr>
+            </w:pPr>
+            <w:r>
+              <w:rPr>
+                <w:i/>
+                <w:color w:val="156082"/>
+                <w:sz w:val="32"/>
+                <w:szCs w:val="32"/>
+              </w:rPr>
+              <w:t>Date of Submission</w:t>
+            </w:r>
+          </w:p>
+          <w:p>
+            <w:pPr>
+              <w:spacing w:line="480" w:lineRule="auto"/>
+              <w:rPr>
+                <w:i/>
+                <w:color w:val="156082"/>
+                <w:sz w:val="32"/>
+                <w:szCs w:val="32"/>
+              </w:rPr>
+            </w:pPr>
+            <w:ins w:id="32" w:author="Sandy Navarro" w:date="2026-10-29T21:36:00Z" w16du:dateUtc="2026-10-29T21:36:00Z">
+              <w:r>
+                <w:rPr>
+                  <w:i/>
+                  <w:color w:val="156082"/>
+                  <w:sz w:val="32"/>
+                  <w:szCs w:val="32"/>
+                </w:rPr>
+                <w:t>01</w:t>
+              </w:r>
+            </w:ins>
+            <w:ins w:id="33" w:author="Sandy Navarro" w:date="2026-10-04T22:13:00Z" w16du:dateUtc="2026-10-04T21:13:00Z">
+              <w:r>
+                <w:rPr>
+                  <w:i/>
+                  <w:color w:val="156082"/>
+                  <w:sz w:val="32"/>
+                  <w:szCs w:val="32"/>
+                </w:rPr>
+                <w:t>/1</w:t>
+              </w:r>
+            </w:ins>
+            <w:ins w:id="34" w:author="Sandy Navarro" w:date="2026-10-29T21:36:00Z" w16du:dateUtc="2026-10-29T21:36:00Z">
+              <w:r>
+                <w:rPr>
+                  <w:i/>
+                  <w:color w:val="156082"/>
+                  <w:sz w:val="32"/>
+                  <w:szCs w:val="32"/>
+                </w:rPr>
+                <w:t>1</w:t>
+              </w:r>
+            </w:ins>
+            <w:ins w:id="35" w:author="Sandy Navarro" w:date="2026-10-04T22:13:00Z" w16du:dateUtc="2026-10-04T21:13:00Z">
+              <w:r>
+                <w:rPr>
+                  <w:i/>
+                  <w:color w:val="156082"/>
+                  <w:sz w:val="32"/>
+                  <w:szCs w:val="32"/>
+                </w:rPr>
+                <w:t>/2026</w:t>
+              </w:r>
+            </w:ins>
+          </w:p>
+        </w:tc>
+        <w:tc>
+          <w:tcPr>
+            <w:tcW w:w="5759" w:type="dxa"/>
+            <w:gridSpan w:val="2"/>
+            <w:tcPrChange w:id="36" w:author="Sandy Navarro" w:date="2026-10-04T22:16:00Z" w16du:dateUtc="2026-10-04T21:16:00Z">
+              <w:tcPr>
+                <w:tcW w:w="5759" w:type="dxa"/>
+                <w:gridSpan w:val="2"/>
+                <w:tcBorders>
+                  <w:top w:val="nil"/>
+                  <w:left w:val="nil"/>
+                  <w:bottom w:val="nil"/>
+                  <w:right w:val="nil"/>
+                </w:tcBorders>
+              </w:tcPr>
+            </w:tcPrChange>
+          </w:tcPr>
+          <w:p>
+            <w:pPr>
+              <w:spacing w:line="480" w:lineRule="auto"/>
+              <w:rPr>
+                <w:color w:val="000000"/>
+                <w:sz w:val="32"/>
+                <w:szCs w:val="32"/>
+              </w:rPr>
+            </w:pPr>
+          </w:p>
+        </w:tc>
+      </w:tr>
+    </w:tbl>
+    <w:p>
+      <w:pPr>
+        <w:rPr>
+          <w:ins w:id="37" w:author="Sandy Navarro" w:date="2026-10-29T21:36:00Z" w16du:dateUtc="2026-10-29T21:36:00Z"/>
+          <w:b/>
+          <w:color w:val="156082"/>
+          <w:sz w:val="32"/>
+          <w:szCs w:val="32"/>
+        </w:rPr>
+      </w:pPr>
+    </w:p>
+    <w:p>
+      <w:pPr>
+        <w:rPr>
+          <w:ins w:id="38" w:author="Sandy Navarro" w:date="2026-10-29T21:36:00Z" w16du:dateUtc="2026-10-29T21:36:00Z"/>
+          <w:b/>
+          <w:color w:val="156082"/>
+          <w:sz w:val="32"/>
+          <w:szCs w:val="32"/>
+        </w:rPr>
+      </w:pPr>
+      <w:ins w:id="39" w:author="Sandy Navarro" w:date="2026-10-29T21:36:00Z" w16du:dateUtc="2026-10-29T21:36:00Z">
+        <w:r>
+          <w:rPr>
+            <w:b/>
+            <w:color w:val="156082"/>
+            <w:sz w:val="32"/>
+            <w:szCs w:val="32"/>
+          </w:rPr>
+          <w:br w:type="page"/>
+        </w:r>
+      </w:ins>
+    </w:p>
+    <w:p>
+      <w:pPr>
+        <w:rPr>
+          <w:del w:id="40" w:author="Sandy Navarro" w:date="2026-10-29T21:36:00Z" w16du:dateUtc="2026-10-29T21:36:00Z"/>
+          <w:b/>
+          <w:color w:val="156082"/>
+          <w:sz w:val="32"/>
+          <w:szCs w:val="32"/>
+        </w:rPr>
+      </w:pPr>
+      <w:r>
+        <w:rPr>
+          <w:b/>
+          <w:color w:val="156082"/>
+          <w:sz w:val="32"/>
+          <w:szCs w:val="32"/>
+        </w:rPr>
+        <w:lastRenderedPageBreak/>
+        <w:t>Use of AI Tools</w:t>
+      </w:r>
+    </w:p>
+    <w:p>
+      <w:pPr>
+        <w:rPr>
+          <w:rFonts w:ascii="Quattrocento Sans" w:eastAsia="Quattrocento Sans" w:hAnsi="Quattrocento Sans" w:cs="Quattrocento Sans"/>
+          <w:b/>
+          <w:color w:val="FF0000"/>
+          <w:highlight w:val="white"/>
+        </w:rPr>
+      </w:pPr>
+      <w:del w:id="41" w:author="Sandy Navarro" w:date="2026-10-29T21:36:00Z" w16du:dateUtc="2026-10-29T21:36:00Z">
+        <w:r>
+          <w:rPr>
+            <w:rFonts w:ascii="Quattrocento Sans" w:eastAsia="Quattrocento Sans" w:hAnsi="Quattrocento Sans" w:cs="Quattrocento Sans"/>
+            <w:b/>
+            <w:color w:val="FF0000"/>
+            <w:highlight w:val="white"/>
+          </w:rPr>
+          <w:delText>Choose the statement that fits your work and delete the other.</w:delText>
+        </w:r>
+      </w:del>
+    </w:p>
+    <w:p>
+      <w:pPr>
+        <w:rPr>
+          <w:del w:id="42" w:author="Sandy Navarro" w:date="2026-10-29T21:36:00Z" w16du:dateUtc="2026-10-29T21:36:00Z"/>
+          <w:b/>
+          <w:sz w:val="28"/>
+          <w:szCs w:val="28"/>
+        </w:rPr>
+      </w:pPr>
+      <w:r>
+        <w:rPr>
+          <w:sz w:val="28"/>
+          <w:szCs w:val="28"/>
+        </w:rPr>
+        <w:t xml:space="preserve">I acknowledge the use of </w:t>
+      </w:r>
+      <w:ins w:id="43" w:author="Sandy Navarro" w:date="2026-10-29T21:32:00Z" w16du:dateUtc="2026-10-29T21:32:00Z">
+        <w:r>
+          <w:rPr>
+            <w:b/>
+            <w:sz w:val="28"/>
+            <w:szCs w:val="28"/>
+          </w:rPr>
+          <w:t>Chat GPT</w:t>
+        </w:r>
+      </w:ins>
+      <w:del w:id="44" w:author="Sandy Navarro" w:date="2026-10-29T21:32:00Z" w16du:dateUtc="2026-10-29T21:32:00Z">
+        <w:r>
+          <w:rPr>
+            <w:b/>
+            <w:sz w:val="28"/>
+            <w:szCs w:val="28"/>
+          </w:rPr>
+          <w:delText>[enter name of the AI tool you used]</w:delText>
+        </w:r>
+      </w:del>
+      <w:r>
+        <w:rPr>
+          <w:sz w:val="28"/>
+          <w:szCs w:val="28"/>
+        </w:rPr>
+        <w:t xml:space="preserve"> for the purpose of </w:t>
+      </w:r>
+      <w:ins w:id="45" w:author="Sandy Navarro" w:date="2026-10-29T21:35:00Z" w16du:dateUtc="2026-10-29T21:35:00Z">
+        <w:r>
+          <w:rPr>
+            <w:sz w:val="28"/>
+            <w:szCs w:val="28"/>
+          </w:rPr>
+          <w:t>feasibility</w:t>
+        </w:r>
+      </w:ins>
+      <w:ins w:id="46" w:author="Sandy Navarro" w:date="2026-10-29T21:33:00Z" w16du:dateUtc="2026-10-29T21:33:00Z">
+        <w:r>
+          <w:rPr>
+            <w:sz w:val="28"/>
+            <w:szCs w:val="28"/>
+          </w:rPr>
+          <w:t xml:space="preserve"> of the project topi</w:t>
+        </w:r>
+      </w:ins>
+      <w:ins w:id="47" w:author="Sandy Navarro" w:date="2026-10-29T21:34:00Z" w16du:dateUtc="2026-10-29T21:34:00Z">
+        <w:r>
+          <w:rPr>
+            <w:sz w:val="28"/>
+            <w:szCs w:val="28"/>
+          </w:rPr>
+          <w:t xml:space="preserve">c I have chosen and whether any relevant datasets are available too, and </w:t>
+        </w:r>
+        <w:proofErr w:type="spellStart"/>
+        <w:r>
+          <w:rPr>
+            <w:b/>
+            <w:bCs/>
+            <w:sz w:val="28"/>
+            <w:szCs w:val="28"/>
+          </w:rPr>
+          <w:t>DeepL</w:t>
+        </w:r>
+        <w:proofErr w:type="spellEnd"/>
+        <w:r>
+          <w:rPr>
+            <w:b/>
+            <w:bCs/>
+            <w:sz w:val="28"/>
+            <w:szCs w:val="28"/>
+          </w:rPr>
+          <w:t xml:space="preserve"> Translator </w:t>
+        </w:r>
+        <w:r>
+          <w:rPr>
+            <w:sz w:val="28"/>
+            <w:szCs w:val="28"/>
+          </w:rPr>
+          <w:t>to polish the</w:t>
+        </w:r>
+      </w:ins>
+      <w:ins w:id="48" w:author="Sandy Navarro" w:date="2026-10-29T21:35:00Z" w16du:dateUtc="2026-10-29T21:35:00Z">
+        <w:r>
+          <w:rPr>
+            <w:sz w:val="28"/>
+            <w:szCs w:val="28"/>
+          </w:rPr>
+          <w:t xml:space="preserve"> texts I wrote, as often found it difficult to express ideas naturally in English</w:t>
+        </w:r>
+      </w:ins>
+      <w:ins w:id="49" w:author="Sandy Navarro" w:date="2026-10-29T21:36:00Z" w16du:dateUtc="2026-10-29T21:36:00Z">
+        <w:r>
+          <w:rPr>
+            <w:sz w:val="28"/>
+            <w:szCs w:val="28"/>
+          </w:rPr>
+          <w:t xml:space="preserve"> that came easily to me in my native language</w:t>
+        </w:r>
+      </w:ins>
+      <w:del w:id="50" w:author="Sandy Navarro" w:date="2026-10-29T21:33:00Z" w16du:dateUtc="2026-10-29T21:33:00Z">
+        <w:r>
+          <w:rPr>
+            <w:b/>
+            <w:sz w:val="28"/>
+            <w:szCs w:val="28"/>
+          </w:rPr>
+          <w:delText>[provide a brief explanation of how you used the tool]</w:delText>
+        </w:r>
+      </w:del>
+      <w:r>
+        <w:rPr>
+          <w:b/>
+          <w:sz w:val="28"/>
+          <w:szCs w:val="28"/>
+        </w:rPr>
+        <w:t xml:space="preserve">. </w:t>
+      </w:r>
+    </w:p>
+    <w:p>
+      <w:del w:id="51" w:author="Sandy Navarro" w:date="2026-10-29T21:36:00Z" w16du:dateUtc="2026-10-29T21:36:00Z">
+        <w:r>
+          <w:rPr>
+            <w:sz w:val="28"/>
+            <w:szCs w:val="28"/>
+          </w:rPr>
+          <w:delText>I have not used any AI tools or technologies in the preparation of this assessment</w:delText>
+        </w:r>
+        <w:r>
+          <w:rPr>
+            <w:sz w:val="28"/>
+            <w:szCs w:val="28"/>
+          </w:rPr>
+          <w:delText>.</w:delText>
+        </w:r>
+      </w:del>
+    </w:p>
+    <w:p>
+      <w:pPr>
+        <w:rPr>
+          <w:ins w:id="52" w:author="Sandy Navarro" w:date="2026-10-29T21:47:00Z" w16du:dateUtc="2026-10-29T21:47:00Z"/>
+        </w:rPr>
+      </w:pPr>
+      <w:r>
+        <w:rPr>
+          <w:noProof/>
+        </w:rPr>
+        <mc:AlternateContent>
+          <mc:Choice Requires="wps">
+            <w:drawing>
+              <wp:anchor distT="0" distB="0" distL="114300" distR="114300" simplePos="0" relativeHeight="251657728" behindDoc="0" locked="0" layoutInCell="1" hidden="0" allowOverlap="1" wp14:anchorId="29541C15" wp14:editId="534F13B6">
+                <wp:simplePos x="0" y="0"/>
+                <wp:positionH relativeFrom="margin">
+                  <wp:align>left</wp:align>
+                </wp:positionH>
+                <wp:positionV relativeFrom="paragraph">
+                  <wp:posOffset>393700</wp:posOffset>
+                </wp:positionV>
+                <wp:extent cx="5800725" cy="2876550"/>
+                <wp:effectExtent l="19050" t="19050" r="28575" b="19050"/>
+                <wp:wrapNone/>
+                <wp:docPr id="1728545882" name="Rectangle 1728545882"/>
+                <wp:cNvGraphicFramePr/>
+                <a:graphic xmlns:a="http://schemas.openxmlformats.org/drawingml/2006/main">
+                  <a:graphicData uri="http://schemas.microsoft.com/office/word/2010/wordprocessingShape">
+                    <wps:wsp>
+                      <wps:cNvSpPr/>
+                      <wps:spPr>
+                        <a:xfrm>
+                          <a:off x="0" y="0"/>
+                          <a:ext cx="5800725" cy="2876550"/>
+                        </a:xfrm>
+                        <a:prstGeom prst="rect">
+                          <a:avLst/>
+                        </a:prstGeom>
+                        <a:solidFill>
+                          <a:schemeClr val="lt1"/>
+                        </a:solidFill>
+                        <a:ln w="28575" cap="flat" cmpd="sng">
+                          <a:solidFill>
+                            <a:schemeClr val="accent1"/>
+                          </a:solidFill>
+                          <a:prstDash val="solid"/>
+                          <a:round/>
+                          <a:headEnd type="none" w="sm" len="sm"/>
+                          <a:tailEnd type="none" w="sm" len="sm"/>
+                        </a:ln>
+                      </wps:spPr>
+                      <wps:txbx>
+                        <w:txbxContent>
+                          <w:p>
+                            <w:pPr>
+                              <w:spacing w:line="258" w:lineRule="auto"/>
+                              <w:textDirection w:val="btLr"/>
+                            </w:pPr>
+                            <w:r>
+                              <w:rPr>
+                                <w:b/>
+                                <w:color w:val="156082"/>
+                                <w:sz w:val="32"/>
+                              </w:rPr>
+                              <w:t>Declaration</w:t>
+                            </w:r>
+                          </w:p>
+                          <w:p>
+                            <w:pPr>
+                              <w:spacing w:line="258" w:lineRule="auto"/>
+                              <w:textDirection w:val="btLr"/>
+                            </w:pPr>
+                            <w:r>
+                              <w:rPr>
+                                <w:color w:val="000000"/>
+                                <w:sz w:val="28"/>
+                              </w:rPr>
+                              <w:t xml:space="preserve">By submitting this assessment, I confirm that I have read the CCT policy on academic misconduct and understand the implications of submitting work that is not my own or does not appropriately reference material </w:t>
+                            </w:r>
+                            <w:proofErr w:type="gramStart"/>
+                            <w:r>
+                              <w:rPr>
+                                <w:color w:val="000000"/>
+                                <w:sz w:val="28"/>
+                              </w:rPr>
+                              <w:t>taken</w:t>
+                            </w:r>
+                            <w:proofErr w:type="gramEnd"/>
+                            <w:r>
+                              <w:rPr>
+                                <w:color w:val="000000"/>
+                                <w:sz w:val="28"/>
+                              </w:rPr>
+                              <w:t xml:space="preserve"> from a third party or other source. </w:t>
+                            </w:r>
+                          </w:p>
+                          <w:p>
+                            <w:pPr>
+                              <w:spacing w:line="258" w:lineRule="auto"/>
+                              <w:textDirection w:val="btLr"/>
+                            </w:pPr>
+                            <w:r>
+                              <w:rPr>
+                                <w:color w:val="000000"/>
+                                <w:sz w:val="28"/>
+                              </w:rPr>
+                              <w:t>I declare it to be my own work and that all material from third parties has been appropriately referenced.</w:t>
+                            </w:r>
+                          </w:p>
+                          <w:p>
+                            <w:pPr>
+                              <w:spacing w:line="258" w:lineRule="auto"/>
+                              <w:textDirection w:val="btLr"/>
+                            </w:pPr>
+                            <w:r>
+                              <w:rPr>
+                                <w:color w:val="000000"/>
+                                <w:sz w:val="28"/>
+                              </w:rPr>
+                              <w:t xml:space="preserve"> I further confirm that this work has not previously been submitted for assessment by myself or someone else in CCT College Dublin or any other higher education institution.</w:t>
+                            </w:r>
+                          </w:p>
+                        </w:txbxContent>
+                      </wps:txbx>
+                      <wps:bodyPr spcFirstLastPara="1" wrap="square" lIns="91425" tIns="45700" rIns="91425" bIns="45700" anchor="t" anchorCtr="0">
+                        <a:noAutofit/>
+                      </wps:bodyPr>
+                    </wps:wsp>
+                  </a:graphicData>
+                </a:graphic>
+              </wp:anchor>
+            </w:drawing>
+          </mc:Choice>
+          <mc:Fallback>
+            <w:pict>
+              <v:rect w14:anchorId="29541C15" id="Rectangle 1728545882" o:spid="_x0000_s1031" style="position:absolute;margin-left:0;margin-top:31pt;width:456.75pt;height:226.5pt;z-index:251657728;visibility:visible;mso-wrap-style:square;mso-wrap-distance-left:9pt;mso-wrap-distance-top:0;mso-wrap-distance-right:9pt;mso-wrap-distance-bottom:0;mso-position-horizontal:left;mso-position-horizontal-relative:margin;mso-position-vertical:absolute;mso-position-vertical-relative:text;v-text-anchor:top" o:gfxdata="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" fillcolor="white [3201]" strokecolor="#156082 [3204]" strokeweight="2.25pt">
+                <v:stroke startarrowwidth="narrow" startarrowlength="short" endarrowwidth="narrow" endarrowlength="short" joinstyle="round"/>
+                <v:textbox inset="2.53958mm,1.2694mm,2.53958mm,1.2694mm">
+                  <w:txbxContent>
+                    <w:p>
+                      <w:pPr>
+                        <w:spacing w:line="258" w:lineRule="auto"/>
+                        <w:textDirection w:val="btLr"/>
+                      </w:pPr>
+                      <w:r>
+                        <w:rPr>
+                          <w:b/>
+                          <w:color w:val="156082"/>
+                          <w:sz w:val="32"/>
+                        </w:rPr>
+                        <w:t>Declaration</w:t>
+                      </w:r>
+                    </w:p>
+                    <w:p>
+                      <w:pPr>
+                        <w:spacing w:line="258" w:lineRule="auto"/>
+                        <w:textDirection w:val="btLr"/>
+                      </w:pPr>
+                      <w:r>
+                        <w:rPr>
+                          <w:color w:val="000000"/>
+                          <w:sz w:val="28"/>
+                        </w:rPr>
+                        <w:t xml:space="preserve">By submitting this assessment, I confirm that I have read the CCT policy on academic misconduct and understand the implications of submitting work that is not my own or does not appropriately reference material </w:t>
+                      </w:r>
+                      <w:proofErr w:type="gramStart"/>
+                      <w:r>
+                        <w:rPr>
+                          <w:color w:val="000000"/>
+                          <w:sz w:val="28"/>
+                        </w:rPr>
+                        <w:t>taken</w:t>
+                      </w:r>
+                      <w:proofErr w:type="gramEnd"/>
+                      <w:r>
+                        <w:rPr>
+                          <w:color w:val="000000"/>
+                          <w:sz w:val="28"/>
+                        </w:rPr>
+                        <w:t xml:space="preserve"> from a third party or other source. </w:t>
+                      </w:r>
+                    </w:p>
+                    <w:p>
+                      <w:pPr>
+                        <w:spacing w:line="258" w:lineRule="auto"/>
+                        <w:textDirection w:val="btLr"/>
+                      </w:pPr>
+                      <w:r>
+                        <w:rPr>
+                          <w:color w:val="000000"/>
+                          <w:sz w:val="28"/>
+                        </w:rPr>
+                        <w:t>I declare it to be my own work and that all material from third parties has been appropriately referenced.</w:t>
+                      </w:r>
+                    </w:p>
+                    <w:p>
+                      <w:pPr>
+                        <w:spacing w:line="258" w:lineRule="auto"/>
+                        <w:textDirection w:val="btLr"/>
+                      </w:pPr>
+                      <w:r>
+                        <w:rPr>
+                          <w:color w:val="000000"/>
+                          <w:sz w:val="28"/>
+                        </w:rPr>
+                        <w:t xml:space="preserve"> I further confirm that this work has not previously been submitted for assessment by myself or someone else in CCT College Dublin or any other higher education institution.</w:t>
+                      </w:r>
+                    </w:p>
+                  </w:txbxContent>
+                </v:textbox>
+                <w10:wrap anchorx="margin"/>
+              </v:rect>
+            </w:pict>
+          </mc:Fallback>
+        </mc:AlternateContent>
+      </w:r>
+    </w:p>
+    <w:p>
+      <w:pPr>
+        <w:rPr>
+          <w:ins w:id="53" w:author="Sandy Navarro" w:date="2026-10-29T21:47:00Z" w16du:dateUtc="2026-10-29T21:47:00Z"/>
+        </w:rPr>
+      </w:pPr>
+    </w:p>
+    <w:p>
+      <w:pPr>
+        <w:rPr>
+          <w:ins w:id="54" w:author="Sandy Navarro" w:date="2026-10-29T21:47:00Z" w16du:dateUtc="2026-10-29T21:47:00Z"/>
+        </w:rPr>
+      </w:pPr>
+    </w:p>
+    <w:p>
+      <w:pPr>
+        <w:rPr>
+          <w:ins w:id="55" w:author="Sandy Navarro" w:date="2026-10-29T21:47:00Z" w16du:dateUtc="2026-10-29T21:47:00Z"/>
+        </w:rPr>
+      </w:pPr>
+    </w:p>
+    <w:p>
+      <w:pPr>
+        <w:rPr>
+          <w:ins w:id="56" w:author="Sandy Navarro" w:date="2026-10-29T21:47:00Z" w16du:dateUtc="2026-10-29T21:47:00Z"/>
+        </w:rPr>
+      </w:pPr>
+    </w:p>
+    <w:p>
+      <w:pPr>
+        <w:rPr>
+          <w:ins w:id="57" w:author="Sandy Navarro" w:date="2026-10-29T21:47:00Z" w16du:dateUtc="2026-10-29T21:47:00Z"/>
+        </w:rPr>
+      </w:pPr>
+    </w:p>
+    <w:p>
+      <w:pPr>
+        <w:rPr>
+          <w:ins w:id="58" w:author="Sandy Navarro" w:date="2026-10-29T21:47:00Z" w16du:dateUtc="2026-10-29T21:47:00Z"/>
+        </w:rPr>
+      </w:pPr>
+    </w:p>
+    <w:p>
+      <w:pPr>
+        <w:rPr>
+          <w:ins w:id="59" w:author="Sandy Navarro" w:date="2026-10-29T21:47:00Z" w16du:dateUtc="2026-10-29T21:47:00Z"/>
+        </w:rPr>
+      </w:pPr>
+    </w:p>
+    <w:p>
+      <w:pPr>
+        <w:rPr>
+          <w:ins w:id="60" w:author="Sandy Navarro" w:date="2026-10-29T21:47:00Z" w16du:dateUtc="2026-10-29T21:47:00Z"/>
+        </w:rPr>
+      </w:pPr>
+    </w:p>
+    <w:p>
+      <w:pPr>
+        <w:rPr>
+          <w:ins w:id="61" w:author="Sandy Navarro" w:date="2026-10-29T21:47:00Z" w16du:dateUtc="2026-10-29T21:47:00Z"/>
+        </w:rPr>
+      </w:pPr>
+    </w:p>
+    <w:p>
+      <w:pPr>
+        <w:rPr>
+          <w:ins w:id="62" w:author="Sandy Navarro" w:date="2026-10-29T21:47:00Z" w16du:dateUtc="2026-10-29T21:47:00Z"/>
+        </w:rPr>
+      </w:pPr>
+    </w:p>
+    <w:p>
+      <w:pPr>
+        <w:rPr>
+          <w:ins w:id="63" w:author="Sandy Navarro" w:date="2026-10-29T21:47:00Z" w16du:dateUtc="2026-10-29T21:47:00Z"/>
+        </w:rPr>
+      </w:pPr>
+    </w:p>
+    <w:p>
+      <w:pPr>
+        <w:rPr>
+          <w:ins w:id="64" w:author="Sandy Navarro" w:date="2026-10-29T21:47:00Z" w16du:dateUtc="2026-10-29T21:47:00Z"/>
+        </w:rPr>
+      </w:pPr>
+    </w:p>
+    <w:p>
+      <w:pPr>
+        <w:rPr>
+          <w:ins w:id="65" w:author="Sandy Navarro" w:date="2026-10-29T21:47:00Z" w16du:dateUtc="2026-10-29T21:47:00Z"/>
+        </w:rPr>
+      </w:pPr>
+    </w:p>
+    <w:p>
+      <w:pPr>
+        <w:tabs>
+          <w:tab w:val="left" w:pos="3360"/>
+        </w:tabs>
+        <w:rPr>
+          <w:ins w:id="66" w:author="Sandy Navarro" w:date="2026-10-29T21:47:00Z" w16du:dateUtc="2026-10-29T21:47:00Z"/>
+        </w:rPr>
+      </w:pPr>
+      <w:ins w:id="67" w:author="Sandy Navarro" w:date="2026-10-29T21:47:00Z" w16du:dateUtc="2026-10-29T21:47:00Z">
+        <w:r>
+          <w:tab/>
+        </w:r>
+      </w:ins>
+    </w:p>
+    <w:p>
+      <w:pPr>
+        <w:rPr>
+          <w:ins w:id="68" w:author="Sandy Navarro" w:date="2026-10-29T21:47:00Z" w16du:dateUtc="2026-10-29T21:47:00Z"/>
+        </w:rPr>
+      </w:pPr>
+      <w:ins w:id="69" w:author="Sandy Navarro" w:date="2026-10-29T21:47:00Z" w16du:dateUtc="2026-10-29T21:47:00Z">
+        <w:r>
+          <w:br w:type="page"/>
+        </w:r>
+      </w:ins>
+    </w:p>
+    <w:p>
+      <w:pPr>
+        <w:pStyle w:val="Ttulo1"/>
+        <w:rPr>
+          <w:ins w:id="70" w:author="Sandy Navarro" w:date="2026-10-29T21:51:00Z" w16du:dateUtc="2026-10-29T21:51:00Z"/>
+        </w:rPr>
+      </w:pPr>
+      <w:ins w:id="71" w:author="Sandy Navarro" w:date="2026-10-29T21:51:00Z" w16du:dateUtc="2026-10-29T21:51:00Z">
+        <w:r>
+          <w:lastRenderedPageBreak/>
+          <w:t>Introduction.</w:t>
+        </w:r>
+      </w:ins>
+    </w:p>
+    <w:p>
+      <w:pPr>
+        <w:rPr>
+          <w:ins w:id="72" w:author="Sandy Navarro" w:date="2026-10-29T21:54:00Z" w16du:dateUtc="2026-10-29T21:54:00Z"/>
+        </w:rPr>
+      </w:pPr>
+      <w:ins w:id="73" w:author="Sandy Navarro" w:date="2026-10-29T21:54:00Z" w16du:dateUtc="2026-10-29T21:54:00Z">
+        <w:r>
+          <w:t>Statistics can help us understand data and identify patterns that may not be easy to see at first.</w:t>
+        </w:r>
+      </w:ins>
+    </w:p>
+    <w:p>
+      <w:pPr>
+        <w:rPr>
+          <w:ins w:id="74" w:author="Sandy Navarro" w:date="2026-10-29T21:55:00Z" w16du:dateUtc="2026-10-29T21:55:00Z"/>
+        </w:rPr>
+      </w:pPr>
+      <w:ins w:id="75" w:author="Sandy Navarro" w:date="2026-10-29T21:54:00Z" w16du:dateUtc="2026-10-29T21:54:00Z">
+        <w:r>
+          <w:t>In the restaurant industry, infor</w:t>
+        </w:r>
+      </w:ins>
+      <w:ins w:id="76" w:author="Sandy Navarro" w:date="2026-10-29T21:55:00Z" w16du:dateUtc="2026-10-29T21:55:00Z">
+        <w:r>
+          <w:t>mation about spending and transactions can be useful for understanding how the market changes over time and across different areas.</w:t>
+        </w:r>
+      </w:ins>
+    </w:p>
+    <w:p>
+      <w:pPr>
+        <w:rPr>
+          <w:ins w:id="77" w:author="Sandy Navarro" w:date="2026-10-29T21:58:00Z" w16du:dateUtc="2026-10-29T21:58:00Z"/>
+        </w:rPr>
+      </w:pPr>
+      <w:ins w:id="78" w:author="Sandy Navarro" w:date="2026-10-29T21:56:00Z" w16du:dateUtc="2026-10-29T21:56:00Z">
+        <w:r>
+          <w:t>My objective with this project is to analyse data about the UK re</w:t>
+        </w:r>
+      </w:ins>
+      <w:ins w:id="79" w:author="Sandy Navarro" w:date="2026-10-29T21:57:00Z" w16du:dateUtc="2026-10-29T21:57:00Z">
+        <w:r>
+          <w:t xml:space="preserve">staurant market from August 2019 to August 2024. I will use </w:t>
+        </w:r>
+      </w:ins>
+      <w:ins w:id="80" w:author="Sandy Navarro" w:date="2026-10-29T22:24:00Z" w16du:dateUtc="2026-10-29T22:24:00Z">
+        <w:r>
+          <w:t>Python</w:t>
+        </w:r>
+      </w:ins>
+      <w:ins w:id="81" w:author="Sandy Navarro" w:date="2026-10-29T21:57:00Z" w16du:dateUtc="2026-10-29T21:57:00Z">
+        <w:r>
+          <w:t xml:space="preserve"> to explore the d</w:t>
+        </w:r>
+      </w:ins>
+      <w:ins w:id="82" w:author="Sandy Navarro" w:date="2026-10-29T21:58:00Z" w16du:dateUtc="2026-10-29T21:58:00Z">
+        <w:r>
+          <w:t>a</w:t>
+        </w:r>
+      </w:ins>
+      <w:ins w:id="83" w:author="Sandy Navarro" w:date="2026-10-29T21:57:00Z" w16du:dateUtc="2026-10-29T21:57:00Z">
+        <w:r>
+          <w:t xml:space="preserve">taset, calculate descriptive statistics and </w:t>
+        </w:r>
+      </w:ins>
+      <w:ins w:id="84" w:author="Sandy Navarro" w:date="2026-10-29T21:58:00Z" w16du:dateUtc="2026-10-29T21:58:00Z">
+        <w:r>
+          <w:t>create graphs to present the results.</w:t>
+        </w:r>
+      </w:ins>
+    </w:p>
+    <w:p>
+      <w:pPr>
+        <w:rPr>
+          <w:ins w:id="85" w:author="Sandy Navarro" w:date="2026-10-29T22:19:00Z" w16du:dateUtc="2026-10-29T22:19:00Z"/>
+        </w:rPr>
+        <w:pPrChange w:id="86" w:author="Sandy Navarro" w:date="2026-10-29T22:24:00Z" w16du:dateUtc="2026-10-29T22:24:00Z">
+          <w:pPr>
+            <w:pStyle w:val="Ttulo1"/>
+          </w:pPr>
+        </w:pPrChange>
+      </w:pPr>
+      <w:ins w:id="87" w:author="Sandy Navarro" w:date="2026-10-29T22:17:00Z" w16du:dateUtc="2026-10-29T22:17:00Z">
+        <w:r>
+          <w:t xml:space="preserve">The results will help to show how these statistical methods can be applied and whether they are suitable for the variables </w:t>
+        </w:r>
+      </w:ins>
+      <w:ins w:id="88" w:author="Sandy Navarro" w:date="2026-10-29T22:18:00Z" w16du:dateUtc="2026-10-29T22:18:00Z">
+        <w:r>
+          <w:t>selected. The limitations of the data and the methods used will also be discussed.</w:t>
+        </w:r>
+        <w:r>
+          <w:br w:type="page"/>
+        </w:r>
+      </w:ins>
+      <w:ins w:id="89" w:author="Sandy Navarro" w:date="2026-10-29T22:19:00Z" w16du:dateUtc="2026-10-29T22:19:00Z">
+        <w:r>
+          <w:lastRenderedPageBreak/>
+          <w:t>Data description.</w:t>
+        </w:r>
+      </w:ins>
+    </w:p>
+    <w:p>
+      <w:pPr>
+        <w:rPr>
+          <w:ins w:id="90" w:author="Sandy Navarro" w:date="2026-10-29T22:19:00Z" w16du:dateUtc="2026-10-29T22:19:00Z"/>
+          <w:b/>
+          <w:bCs/>
+        </w:rPr>
+      </w:pPr>
+      <w:ins w:id="91" w:author="Sandy Navarro" w:date="2026-10-29T22:19:00Z" w16du:dateUtc="2026-10-29T22:19:00Z">
+        <w:r>
+          <w:rPr>
+            <w:b/>
+            <w:bCs/>
+          </w:rPr>
+          <w:t>Data source.</w:t>
+        </w:r>
+      </w:ins>
+    </w:p>
+    <w:p>
+      <w:pPr>
+        <w:rPr>
+          <w:ins w:id="92" w:author="Sandy Navarro" w:date="2026-10-29T22:22:00Z" w16du:dateUtc="2026-10-29T22:22:00Z"/>
+        </w:rPr>
+      </w:pPr>
+      <w:ins w:id="93" w:author="Sandy Navarro" w:date="2026-10-29T22:19:00Z" w16du:dateUtc="2026-10-29T22:19:00Z">
+        <w:r>
+          <w:t>The data set used in this project is calle</w:t>
+        </w:r>
+      </w:ins>
+      <w:ins w:id="94" w:author="Sandy Navarro" w:date="2026-10-29T22:20:00Z" w16du:dateUtc="2026-10-29T22:20:00Z">
+        <w:r>
+          <w:t xml:space="preserve">d </w:t>
+        </w:r>
+        <w:r>
+          <w:rPr>
+            <w:i/>
+            <w:iCs/>
+          </w:rPr>
+          <w:t xml:space="preserve">Local retail market estimates: restaurants, UK, monthly, August 2019 </w:t>
+        </w:r>
+      </w:ins>
+      <w:ins w:id="95" w:author="Sandy Navarro" w:date="2026-10-29T22:21:00Z" w16du:dateUtc="2026-10-29T22:21:00Z">
+        <w:r>
+          <w:rPr>
+            <w:i/>
+            <w:iCs/>
+          </w:rPr>
+          <w:t xml:space="preserve">to August 2024. </w:t>
+        </w:r>
+        <w:r>
+          <w:t xml:space="preserve">It was </w:t>
+        </w:r>
+      </w:ins>
+      <w:ins w:id="96" w:author="Sandy Navarro" w:date="2026-10-29T22:23:00Z" w16du:dateUtc="2026-10-29T22:23:00Z">
+        <w:r>
+          <w:t>obtained</w:t>
+        </w:r>
+      </w:ins>
+      <w:ins w:id="97" w:author="Sandy Navarro" w:date="2026-10-29T22:21:00Z" w16du:dateUtc="2026-10-29T22:21:00Z">
+        <w:r>
+          <w:t xml:space="preserve"> from the UK Government’s website.</w:t>
+        </w:r>
+      </w:ins>
+    </w:p>
+    <w:p>
+      <w:pPr>
+        <w:rPr>
+          <w:ins w:id="98" w:author="Sandy Navarro" w:date="2026-10-29T22:23:00Z" w16du:dateUtc="2026-10-29T22:23:00Z"/>
+        </w:rPr>
+      </w:pPr>
+      <w:ins w:id="99" w:author="Sandy Navarro" w:date="2026-10-29T22:22:00Z" w16du:dateUtc="2026-10-29T22:22:00Z">
+        <w:r>
+          <w:t>The dataset contains information about restaurant market activity in different geographical areas over time. I</w:t>
+        </w:r>
+      </w:ins>
+      <w:ins w:id="100" w:author="Sandy Navarro" w:date="2026-10-29T22:23:00Z" w16du:dateUtc="2026-10-29T22:23:00Z">
+        <w:r>
+          <w:t>t includes estimates related to spending, transactions and cardholders.</w:t>
+        </w:r>
+      </w:ins>
+    </w:p>
+    <w:p>
+      <w:pPr>
+        <w:rPr>
+          <w:ins w:id="101" w:author="Sandy Navarro" w:date="2026-10-29T22:23:00Z" w16du:dateUtc="2026-10-29T22:23:00Z"/>
+          <w:b/>
+          <w:bCs/>
+        </w:rPr>
+      </w:pPr>
+      <w:ins w:id="102" w:author="Sandy Navarro" w:date="2026-10-29T22:23:00Z" w16du:dateUtc="2026-10-29T22:23:00Z">
+        <w:r>
+          <w:rPr>
+            <w:b/>
+            <w:bCs/>
+          </w:rPr>
+          <w:t>Variables in the dataset.</w:t>
+        </w:r>
+      </w:ins>
+    </w:p>
+    <w:p>
+      <w:pPr>
+        <w:rPr>
+          <w:ins w:id="103" w:author="Sandy Navarro" w:date="2026-10-29T22:25:00Z" w16du:dateUtc="2026-10-29T22:25:00Z"/>
+        </w:rPr>
+      </w:pPr>
+      <w:ins w:id="104" w:author="Sandy Navarro" w:date="2026-10-29T22:24:00Z" w16du:dateUtc="2026-10-29T22:24:00Z">
+        <w:r>
+          <w:t>After loading the CSV file into Python using Pa</w:t>
+        </w:r>
+      </w:ins>
+      <w:ins w:id="105" w:author="Sandy Navarro" w:date="2026-10-29T22:25:00Z" w16du:dateUtc="2026-10-29T22:25:00Z">
+        <w:r>
+          <w:t>n</w:t>
+        </w:r>
+      </w:ins>
+      <w:ins w:id="106" w:author="Sandy Navarro" w:date="2026-10-29T22:24:00Z" w16du:dateUtc="2026-10-29T22:24:00Z">
+        <w:r>
+          <w:t>das, the dataset w</w:t>
+        </w:r>
+      </w:ins>
+      <w:ins w:id="107" w:author="Sandy Navarro" w:date="2026-10-29T22:25:00Z" w16du:dateUtc="2026-10-29T22:25:00Z">
+        <w:r>
+          <w:t>as found to contain 566,303 rows and 8 columns.</w:t>
+        </w:r>
+      </w:ins>
+    </w:p>
+    <w:p>
+      <w:pPr>
+        <w:rPr>
+          <w:ins w:id="108" w:author="Sandy Navarro" w:date="2026-10-29T22:26:00Z" w16du:dateUtc="2026-10-29T22:26:00Z"/>
+        </w:rPr>
+      </w:pPr>
+      <w:ins w:id="109" w:author="Sandy Navarro" w:date="2026-10-29T22:25:00Z" w16du:dateUtc="2026-10-29T22:25:00Z">
+        <w:r>
+          <w:t>The columns inclu</w:t>
+        </w:r>
+      </w:ins>
+      <w:ins w:id="110" w:author="Sandy Navarro" w:date="2026-10-29T22:26:00Z" w16du:dateUtc="2026-10-29T22:26:00Z">
+        <w:r>
+          <w:t>de the geographical location, the cluster group, the month, the market category, and three numerical variables.</w:t>
+        </w:r>
+      </w:ins>
+    </w:p>
+    <w:p>
+      <w:pPr>
+        <w:rPr>
+          <w:ins w:id="111" w:author="Sandy Navarro" w:date="2026-10-29T22:28:00Z" w16du:dateUtc="2026-10-29T22:28:00Z"/>
+        </w:rPr>
+      </w:pPr>
+      <w:ins w:id="112" w:author="Sandy Navarro" w:date="2026-10-29T22:26:00Z" w16du:dateUtc="2026-10-29T22:26:00Z">
+        <w:r>
+          <w:t>These numerical var</w:t>
+        </w:r>
+      </w:ins>
+      <w:ins w:id="113" w:author="Sandy Navarro" w:date="2026-10-29T22:27:00Z" w16du:dateUtc="2026-10-29T22:27:00Z">
+        <w:r>
+          <w:t>i</w:t>
+        </w:r>
+      </w:ins>
+      <w:ins w:id="114" w:author="Sandy Navarro" w:date="2026-10-29T22:26:00Z" w16du:dateUtc="2026-10-29T22:26:00Z">
+        <w:r>
+          <w:t>ab</w:t>
+        </w:r>
+      </w:ins>
+      <w:ins w:id="115" w:author="Sandy Navarro" w:date="2026-10-29T22:27:00Z" w16du:dateUtc="2026-10-29T22:27:00Z">
+        <w:r>
+          <w:t>l</w:t>
+        </w:r>
+      </w:ins>
+      <w:ins w:id="116" w:author="Sandy Navarro" w:date="2026-10-29T22:26:00Z" w16du:dateUtc="2026-10-29T22:26:00Z">
+        <w:r>
+          <w:t>es will be useful for</w:t>
+        </w:r>
+      </w:ins>
+      <w:ins w:id="117" w:author="Sandy Navarro" w:date="2026-10-29T22:27:00Z" w16du:dateUtc="2026-10-29T22:27:00Z">
+        <w:r>
+          <w:t xml:space="preserve"> the statistical analysis because they allow us to examine differences in market indicators. The categorical </w:t>
+        </w:r>
+        <w:r>
+          <w:t xml:space="preserve">variables </w:t>
+        </w:r>
+      </w:ins>
+      <w:ins w:id="118" w:author="Sandy Navarro" w:date="2026-10-29T22:28:00Z" w16du:dateUtc="2026-10-29T22:28:00Z">
+        <w:r>
+          <w:t>can help us explore differences between geographical areas and groups.</w:t>
+        </w:r>
+      </w:ins>
+    </w:p>
+    <w:p>
+      <w:pPr>
+        <w:rPr>
+          <w:ins w:id="119" w:author="Sandy Navarro" w:date="2026-10-29T22:29:00Z" w16du:dateUtc="2026-10-29T22:29:00Z"/>
+        </w:rPr>
+      </w:pPr>
+      <w:ins w:id="120" w:author="Sandy Navarro" w:date="2026-10-29T22:28:00Z" w16du:dateUtc="2026-10-29T22:28:00Z">
+        <w:r>
+          <w:t>The month colu</w:t>
+        </w:r>
+      </w:ins>
+      <w:ins w:id="121" w:author="Sandy Navarro" w:date="2026-10-29T22:29:00Z" w16du:dateUtc="2026-10-29T22:29:00Z">
+        <w:r>
+          <w:t>mn will also need to be prepared so that change over time can be examined more easily.</w:t>
+        </w:r>
+      </w:ins>
+    </w:p>
+    <w:p>
+      <w:pPr>
+        <w:rPr>
+          <w:ins w:id="122" w:author="Sandy Navarro" w:date="2026-10-29T22:23:00Z" w16du:dateUtc="2026-10-29T22:23:00Z"/>
+        </w:rPr>
+      </w:pPr>
+    </w:p>
+    <w:p>
+      <w:pPr>
+        <w:rPr>
+          <w:ins w:id="123" w:author="Sandy Navarro" w:date="2026-10-29T22:21:00Z" w16du:dateUtc="2026-10-29T22:21:00Z"/>
+        </w:rPr>
+      </w:pPr>
+    </w:p>
+    <w:p>
+      <w:pPr>
+        <w:rPr>
+          <w:ins w:id="124" w:author="Sandy Navarro" w:date="2026-10-29T21:51:00Z" w16du:dateUtc="2026-10-29T21:51:00Z"/>
+        </w:rPr>
+        <w:pPrChange w:id="125" w:author="Sandy Navarro" w:date="2026-10-29T22:19:00Z" w16du:dateUtc="2026-10-29T22:19:00Z">
+          <w:pPr>
+            <w:tabs>
+              <w:tab w:val="left" w:pos="3360"/>
+            </w:tabs>
+          </w:pPr>
+        </w:pPrChange>
+      </w:pPr>
+    </w:p>
+    <w:p>
+      <w:pPr>
+        <w:tabs>
+          <w:tab w:val="left" w:pos="3360"/>
+        </w:tabs>
+        <w:pPrChange w:id="126" w:author="Sandy Navarro" w:date="2026-10-29T21:47:00Z" w16du:dateUtc="2026-10-29T21:47:00Z">
+          <w:pPr/>
+        </w:pPrChange>
+      </w:pPr>
+    </w:p>
     <w:sectPr>
-      <w:pgSz w:w="12240" w:h="15840"/>
+      <w:pgSz w:w="11906" w:h="16838"/>
       <w:pgMar w:top="1440" w:right="1440" w:bottom="1440" w:left="1440" w:header="708" w:footer="708" w:gutter="0"/>
-      <w:cols w:space="708"/>
-      <w:docGrid w:linePitch="360"/>
+      <w:pgNumType w:start="1"/>
+      <w:cols w:space="720"/>
     </w:sectPr>
   </w:body>
 </w:document>
+</file>
+
+<file path=word/endnotes.xml><?xml version="1.0" encoding="utf-8"?>
+<w:endnotes xmlns:wpc="http://schemas.microsoft.com/office/word/2010/wordprocessingCanvas" xmlns:cx="http://schemas.microsoft.com/office/drawing/2014/chartex" xmlns:cx1="http://schemas.microsoft.com/office/drawing/2015/9/8/chartex" xmlns:cx2="http://schemas.microsoft.com/office/drawing/2015/10/21/chartex" xmlns:cx3="http://schemas.microsoft.com/office/drawing/2016/5/9/chartex" xmlns:cx4="http://schemas.microsoft.com/office/drawing/2016/5/10/chartex" xmlns:cx5="http://schemas.microsoft.com/office/drawing/2016/5/11/chartex" xmlns:cx6="http://schemas.microsoft.com/office/drawing/2016/5/12/chartex" xmlns:cx7="http://schemas.microsoft.com/office/drawing/2016/5/13/chartex" xmlns:cx8="http://schemas.microsoft.com/office/drawing/2016/5/14/chartex" xmlns:mc="http://schemas.openxmlformats.org/markup-compatibility/2006" xmlns:aink="http://schemas.microsoft.com/office/drawing/2016/ink" xmlns:am3d="http://schemas.microsoft.com/office/drawing/2017/model3d" xmlns:o="urn:schemas-microsoft-com:office:office" xmlns:oel="http://schemas.microsoft.com/office/2019/extlst" xmlns:r="http://schemas.openxmlformats.org/officeDocument/2006/relationships" xmlns:m="http://schemas.openxmlformats.org/officeDocument/2006/math" xmlns:v="urn:schemas-microsoft-com:vml" xmlns:wp14="http://schemas.microsoft.com/office/word/2010/wordprocessingDrawing" xmlns:wp="http://schemas.openxmlformats.org/drawingml/2006/wordprocessingDrawing" xmlns:w10="urn:schemas-microsoft-com:office:word" xmlns:w="http://schemas.openxmlformats.org/wordprocessingml/2006/main" xmlns:w14="http://schemas.microsoft.com/office/word/2010/wordml" xmlns:w15="http://schemas.microsoft.com/office/word/2012/wordml" xmlns:w16cex="http://schemas.microsoft.com/office/word/2018/wordml/cex" xmlns:w16cid="http://schemas.microsoft.com/office/word/2016/wordml/cid" xmlns:w16="http://schemas.microsoft.com/office/word/2018/wordml" xmlns:w16du="http://schemas.microsoft.com/office/word/2023/wordml/word16du" xmlns:w16sdtdh="http://schemas.microsoft.com/office/word/2020/wordml/sdtdatahash" xmlns:w16sdtfl="http://schemas.microsoft.com/office/word/2024/wordml/sdtformatlock" xmlns:w16se="http://schemas.microsoft.com/office/word/2015/wordml/symex" xmlns:wpg="http://schemas.microsoft.com/office/word/2010/wordprocessingGroup" xmlns:wpi="http://schemas.microsoft.com/office/word/2010/wordprocessingInk" xmlns:wne="http://schemas.microsoft.com/office/word/2006/wordml" xmlns:wps="http://schemas.microsoft.com/office/word/2010/wordprocessingShape" mc:Ignorable="w14 w15 w16se w16cid w16 w16cex w16sdtdh w16sdtfl w16du wp14">
+  <w:endnote w:type="separator" w:id="-1">
+    <w:p>
+      <w:pPr>
+        <w:spacing w:after="0" w:line="240" w:lineRule="auto"/>
+      </w:pPr>
+      <w:r>
+        <w:separator/>
+      </w:r>
+    </w:p>
+  </w:endnote>
+  <w:endnote w:type="continuationSeparator" w:id="0">
+    <w:p>
+      <w:pPr>
+        <w:spacing w:after="0" w:line="240" w:lineRule="auto"/>
+      </w:pPr>
+      <w:r>
+        <w:continuationSeparator/>
+      </w:r>
+    </w:p>
+  </w:endnote>
+</w:endnotes>
+</file>
+
+<file path=word/footnotes.xml><?xml version="1.0" encoding="utf-8"?>
+<w:footnotes xmlns:wpc="http://schemas.microsoft.com/office/word/2010/wordprocessingCanvas" xmlns:cx="http://schemas.microsoft.com/office/drawing/2014/chartex" xmlns:cx1="http://schemas.microsoft.com/office/drawing/2015/9/8/chartex" xmlns:cx2="http://schemas.microsoft.com/office/drawing/2015/10/21/chartex" xmlns:cx3="http://schemas.microsoft.com/office/drawing/2016/5/9/chartex" xmlns:cx4="http://schemas.microsoft.com/office/drawing/2016/5/10/chartex" xmlns:cx5="http://schemas.microsoft.com/office/drawing/2016/5/11/chartex" xmlns:cx6="http://schemas.microsoft.com/office/drawing/2016/5/12/chartex" xmlns:cx7="http://schemas.microsoft.com/office/drawing/2016/5/13/chartex" xmlns:cx8="http://schemas.microsoft.com/office/drawing/2016/5/14/chartex" xmlns:mc="http://schemas.openxmlformats.org/markup-compatibility/2006" xmlns:aink="http://schemas.microsoft.com/office/drawing/2016/ink" xmlns:am3d="http://schemas.microsoft.com/office/drawing/2017/model3d" xmlns:o="urn:schemas-microsoft-com:office:office" xmlns:oel="http://schemas.microsoft.com/office/2019/extlst" xmlns:r="http://schemas.openxmlformats.org/officeDocument/2006/relationships" xmlns:m="http://schemas.openxmlformats.org/officeDocument/2006/math" xmlns:v="urn:schemas-microsoft-com:vml" xmlns:wp14="http://schemas.microsoft.com/office/word/2010/wordprocessingDrawing" xmlns:wp="http://schemas.openxmlformats.org/drawingml/2006/wordprocessingDrawing" xmlns:w10="urn:schemas-microsoft-com:office:word" xmlns:w="http://schemas.openxmlformats.org/wordprocessingml/2006/main" xmlns:w14="http://schemas.microsoft.com/office/word/2010/wordml" xmlns:w15="http://schemas.microsoft.com/office/word/2012/wordml" xmlns:w16cex="http://schemas.microsoft.com/office/word/2018/wordml/cex" xmlns:w16cid="http://schemas.microsoft.com/office/word/2016/wordml/cid" xmlns:w16="http://schemas.microsoft.com/office/word/2018/wordml" xmlns:w16du="http://schemas.microsoft.com/office/word/2023/wordml/word16du" xmlns:w16sdtdh="http://schemas.microsoft.com/office/word/2020/wordml/sdtdatahash" xmlns:w16sdtfl="http://schemas.microsoft.com/office/word/2024/wordml/sdtformatlock" xmlns:w16se="http://schemas.microsoft.com/office/word/2015/wordml/symex" xmlns:wpg="http://schemas.microsoft.com/office/word/2010/wordprocessingGroup" xmlns:wpi="http://schemas.microsoft.com/office/word/2010/wordprocessingInk" xmlns:wne="http://schemas.microsoft.com/office/word/2006/wordml" xmlns:wps="http://schemas.microsoft.com/office/word/2010/wordprocessingShape" mc:Ignorable="w14 w15 w16se w16cid w16 w16cex w16sdtdh w16sdtfl w16du wp14">
+  <w:footnote w:type="separator" w:id="-1">
+    <w:p>
+      <w:pPr>
+        <w:spacing w:after="0" w:line="240" w:lineRule="auto"/>
+      </w:pPr>
+      <w:r>
+        <w:separator/>
+      </w:r>
+    </w:p>
+  </w:footnote>
+  <w:footnote w:type="continuationSeparator" w:id="0">
+    <w:p>
+      <w:pPr>
+        <w:spacing w:after="0" w:line="240" w:lineRule="auto"/>
+      </w:pPr>
+      <w:r>
+        <w:continuationSeparator/>
+      </w:r>
+    </w:p>
+  </w:footnote>
+</w:footnotes>
+</file>
+
+<file path=word/numbering.xml><?xml version="1.0" encoding="utf-8"?>
+<w:numbering xmlns:wpc="http://schemas.microsoft.com/office/word/2010/wordprocessingCanvas" xmlns:cx="http://schemas.microsoft.com/office/drawing/2014/chartex" xmlns:cx1="http://schemas.microsoft.com/office/drawing/2015/9/8/chartex" xmlns:cx2="http://schemas.microsoft.com/office/drawing/2015/10/21/chartex" xmlns:cx3="http://schemas.microsoft.com/office/drawing/2016/5/9/chartex" xmlns:cx4="http://schemas.microsoft.com/office/drawing/2016/5/10/chartex" xmlns:cx5="http://schemas.microsoft.com/office/drawing/2016/5/11/chartex" xmlns:cx6="http://schemas.microsoft.com/office/drawing/2016/5/12/chartex" xmlns:cx7="http://schemas.microsoft.com/office/drawing/2016/5/13/chartex" xmlns:cx8="http://schemas.microsoft.com/office/drawing/2016/5/14/chartex" xmlns:mc="http://schemas.openxmlformats.org/markup-compatibility/2006" xmlns:aink="http://schemas.microsoft.com/office/drawing/2016/ink" xmlns:am3d="http://schemas.microsoft.com/office/drawing/2017/model3d" xmlns:o="urn:schemas-microsoft-com:office:office" xmlns:oel="http://schemas.microsoft.com/office/2019/extlst" xmlns:r="http://schemas.openxmlformats.org/officeDocument/2006/relationships" xmlns:m="http://schemas.openxmlformats.org/officeDocument/2006/math" xmlns:v="urn:schemas-microsoft-com:vml" xmlns:wp14="http://schemas.microsoft.com/office/word/2010/wordprocessingDrawing" xmlns:wp="http://schemas.openxmlformats.org/drawingml/2006/wordprocessingDrawing" xmlns:w10="urn:schemas-microsoft-com:office:word" xmlns:w="http://schemas.openxmlformats.org/wordprocessingml/2006/main" xmlns:w14="http://schemas.microsoft.com/office/word/2010/wordml" xmlns:w15="http://schemas.microsoft.com/office/word/2012/wordml" xmlns:w16cex="http://schemas.microsoft.com/office/word/2018/wordml/cex" xmlns:w16cid="http://schemas.microsoft.com/office/word/2016/wordml/cid" xmlns:w16="http://schemas.microsoft.com/office/word/2018/wordml" xmlns:w16du="http://schemas.microsoft.com/office/word/2023/wordml/word16du" xmlns:w16sdtdh="http://schemas.microsoft.com/office/word/2020/wordml/sdtdatahash" xmlns:w16sdtfl="http://schemas.microsoft.com/office/word/2024/wordml/sdtformatlock" xmlns:w16se="http://schemas.microsoft.com/office/word/2015/wordml/symex" xmlns:wpg="http://schemas.microsoft.com/office/word/2010/wordprocessingGroup" xmlns:wpi="http://schemas.microsoft.com/office/word/2010/wordprocessingInk" xmlns:wne="http://schemas.microsoft.com/office/word/2006/wordml" xmlns:wps="http://schemas.microsoft.com/office/word/2010/wordprocessingShape" mc:Ignorable="w14 w15 w16se w16cid w16 w16cex w16sdtdh w16sdtfl w16du wp14">
+  <w:abstractNum w:abstractNumId="0" w15:restartNumberingAfterBreak="0">
+    <w:nsid w:val="020A7761"/>
+    <w:multiLevelType w:val="multilevel"/>
+    <w:tmpl w:val="32F426CA"/>
+    <w:lvl w:ilvl="0">
+      <w:start w:val="1"/>
+      <w:numFmt w:val="bullet"/>
+      <w:lvlText w:val=""/>
+      <w:lvlJc w:val="left"/>
+      <w:pPr>
+        <w:tabs>
+          <w:tab w:val="num" w:pos="720"/>
+        </w:tabs>
+        <w:ind w:left="720" w:hanging="360"/>
+      </w:pPr>
+      <w:rPr>
+        <w:rFonts w:ascii="Symbol" w:hAnsi="Symbol" w:hint="default"/>
+        <w:sz w:val="20"/>
+      </w:rPr>
+    </w:lvl>
+    <w:lvl w:ilvl="1">
+      <w:start w:val="1"/>
+      <w:numFmt w:val="bullet"/>
+      <w:lvlText w:val="o"/>
+      <w:lvlJc w:val="left"/>
+      <w:pPr>
+        <w:tabs>
+          <w:tab w:val="num" w:pos="1440"/>
+        </w:tabs>
+        <w:ind w:left="1440" w:hanging="360"/>
+      </w:pPr>
+      <w:rPr>
+        <w:rFonts w:ascii="Courier New" w:hAnsi="Courier New" w:hint="default"/>
+        <w:sz w:val="20"/>
+      </w:rPr>
+    </w:lvl>
+    <w:lvl w:ilvl="2" w:tentative="1">
+      <w:start w:val="1"/>
+      <w:numFmt w:val="bullet"/>
+      <w:lvlText w:val=""/>
+      <w:lvlJc w:val="left"/>
+      <w:pPr>
+        <w:tabs>
+          <w:tab w:val="num" w:pos="2160"/>
+        </w:tabs>
+        <w:ind w:left="2160" w:hanging="360"/>
+      </w:pPr>
+      <w:rPr>
+        <w:rFonts w:ascii="Wingdings" w:hAnsi="Wingdings" w:hint="default"/>
+        <w:sz w:val="20"/>
+      </w:rPr>
+    </w:lvl>
+    <w:lvl w:ilvl="3" w:tentative="1">
+      <w:start w:val="1"/>
+      <w:numFmt w:val="bullet"/>
+      <w:lvlText w:val=""/>
+      <w:lvlJc w:val="left"/>
+      <w:pPr>
+        <w:tabs>
+          <w:tab w:val="num" w:pos="2880"/>
+        </w:tabs>
+        <w:ind w:left="2880" w:hanging="360"/>
+      </w:pPr>
+      <w:rPr>
+        <w:rFonts w:ascii="Wingdings" w:hAnsi="Wingdings" w:hint="default"/>
+        <w:sz w:val="20"/>
+      </w:rPr>
+    </w:lvl>
+    <w:lvl w:ilvl="4" w:tentative="1">
+      <w:start w:val="1"/>
+      <w:numFmt w:val="bullet"/>
+      <w:lvlText w:val=""/>
+      <w:lvlJc w:val="left"/>
+      <w:pPr>
+        <w:tabs>
+          <w:tab w:val="num" w:pos="3600"/>
+        </w:tabs>
+        <w:ind w:left="3600" w:hanging="360"/>
+      </w:pPr>
+      <w:rPr>
+        <w:rFonts w:ascii="Wingdings" w:hAnsi="Wingdings" w:hint="default"/>
+        <w:sz w:val="20"/>
+      </w:rPr>
+    </w:lvl>
+    <w:lvl w:ilvl="5" w:tentative="1">
+      <w:start w:val="1"/>
+      <w:numFmt w:val="bullet"/>
+      <w:lvlText w:val=""/>
+      <w:lvlJc w:val="left"/>
+      <w:pPr>
+        <w:tabs>
+          <w:tab w:val="num" w:pos="4320"/>
+        </w:tabs>
+        <w:ind w:left="4320" w:hanging="360"/>
+      </w:pPr>
+      <w:rPr>
+        <w:rFonts w:ascii="Wingdings" w:hAnsi="Wingdings" w:hint="default"/>
+        <w:sz w:val="20"/>
+      </w:rPr>
+    </w:lvl>
+    <w:lvl w:ilvl="6" w:tentative="1">
+      <w:start w:val="1"/>
+      <w:numFmt w:val="bullet"/>
+      <w:lvlText w:val=""/>
+      <w:lvlJc w:val="left"/>
+      <w:pPr>
+        <w:tabs>
+          <w:tab w:val="num" w:pos="5040"/>
+        </w:tabs>
+        <w:ind w:left="5040" w:hanging="360"/>
+      </w:pPr>
+      <w:rPr>
+        <w:rFonts w:ascii="Wingdings" w:hAnsi="Wingdings" w:hint="default"/>
+        <w:sz w:val="20"/>
+      </w:rPr>
+    </w:lvl>
+    <w:lvl w:ilvl="7" w:tentative="1">
+      <w:start w:val="1"/>
+      <w:numFmt w:val="bullet"/>
+      <w:lvlText w:val=""/>
+      <w:lvlJc w:val="left"/>
+      <w:pPr>
+        <w:tabs>
+          <w:tab w:val="num" w:pos="5760"/>
+        </w:tabs>
+        <w:ind w:left="5760" w:hanging="360"/>
+      </w:pPr>
+      <w:rPr>
+        <w:rFonts w:ascii="Wingdings" w:hAnsi="Wingdings" w:hint="default"/>
+        <w:sz w:val="20"/>
+      </w:rPr>
+    </w:lvl>
+    <w:lvl w:ilvl="8" w:tentative="1">
+      <w:start w:val="1"/>
+      <w:numFmt w:val="bullet"/>
+      <w:lvlText w:val=""/>
+      <w:lvlJc w:val="left"/>
+      <w:pPr>
+        <w:tabs>
+          <w:tab w:val="num" w:pos="6480"/>
+        </w:tabs>
+        <w:ind w:left="6480" w:hanging="360"/>
+      </w:pPr>
+      <w:rPr>
+        <w:rFonts w:ascii="Wingdings" w:hAnsi="Wingdings" w:hint="default"/>
+        <w:sz w:val="20"/>
+      </w:rPr>
+    </w:lvl>
+  </w:abstractNum>
+  <w:abstractNum w:abstractNumId="1" w15:restartNumberingAfterBreak="0">
+    <w:nsid w:val="097C7BB4"/>
+    <w:multiLevelType w:val="hybridMultilevel"/>
+    <w:tmpl w:val="1A0CB90E"/>
+    <w:lvl w:ilvl="0" w:tplc="18090001">
+      <w:start w:val="1"/>
+      <w:numFmt w:val="bullet"/>
+      <w:lvlText w:val=""/>
+      <w:lvlJc w:val="left"/>
+      <w:pPr>
+        <w:ind w:left="720" w:hanging="360"/>
+      </w:pPr>
+      <w:rPr>
+        <w:rFonts w:ascii="Symbol" w:hAnsi="Symbol" w:hint="default"/>
+      </w:rPr>
+    </w:lvl>
+    <w:lvl w:ilvl="1" w:tplc="18090003" w:tentative="1">
+      <w:start w:val="1"/>
+      <w:numFmt w:val="bullet"/>
+      <w:lvlText w:val="o"/>
+      <w:lvlJc w:val="left"/>
+      <w:pPr>
+        <w:ind w:left="1440" w:hanging="360"/>
+      </w:pPr>
+      <w:rPr>
+        <w:rFonts w:ascii="Courier New" w:hAnsi="Courier New" w:cs="Courier New" w:hint="default"/>
+      </w:rPr>
+    </w:lvl>
+    <w:lvl w:ilvl="2" w:tplc="18090005" w:tentative="1">
+      <w:start w:val="1"/>
+      <w:numFmt w:val="bullet"/>
+      <w:lvlText w:val=""/>
+      <w:lvlJc w:val="left"/>
+      <w:pPr>
+        <w:ind w:left="2160" w:hanging="360"/>
+      </w:pPr>
+      <w:rPr>
+        <w:rFonts w:ascii="Wingdings" w:hAnsi="Wingdings" w:hint="default"/>
+      </w:rPr>
+    </w:lvl>
+    <w:lvl w:ilvl="3" w:tplc="18090001" w:tentative="1">
+      <w:start w:val="1"/>
+      <w:numFmt w:val="bullet"/>
+      <w:lvlText w:val=""/>
+      <w:lvlJc w:val="left"/>
+      <w:pPr>
+        <w:ind w:left="2880" w:hanging="360"/>
+      </w:pPr>
+      <w:rPr>
+        <w:rFonts w:ascii="Symbol" w:hAnsi="Symbol" w:hint="default"/>
+      </w:rPr>
+    </w:lvl>
+    <w:lvl w:ilvl="4" w:tplc="18090003" w:tentative="1">
+      <w:start w:val="1"/>
+      <w:numFmt w:val="bullet"/>
+      <w:lvlText w:val="o"/>
+      <w:lvlJc w:val="left"/>
+      <w:pPr>
+        <w:ind w:left="3600" w:hanging="360"/>
+      </w:pPr>
+      <w:rPr>
+        <w:rFonts w:ascii="Courier New" w:hAnsi="Courier New" w:cs="Courier New" w:hint="default"/>
+      </w:rPr>
+    </w:lvl>
+    <w:lvl w:ilvl="5" w:tplc="18090005" w:tentative="1">
+      <w:start w:val="1"/>
+      <w:numFmt w:val="bullet"/>
+      <w:lvlText w:val=""/>
+      <w:lvlJc w:val="left"/>
+      <w:pPr>
+        <w:ind w:left="4320" w:hanging="360"/>
+      </w:pPr>
+      <w:rPr>
+        <w:rFonts w:ascii="Wingdings" w:hAnsi="Wingdings" w:hint="default"/>
+      </w:rPr>
+    </w:lvl>
+    <w:lvl w:ilvl="6" w:tplc="18090001" w:tentative="1">
+      <w:start w:val="1"/>
+      <w:numFmt w:val="bullet"/>
+      <w:lvlText w:val=""/>
+      <w:lvlJc w:val="left"/>
+      <w:pPr>
+        <w:ind w:left="5040" w:hanging="360"/>
+      </w:pPr>
+      <w:rPr>
+        <w:rFonts w:ascii="Symbol" w:hAnsi="Symbol" w:hint="default"/>
+      </w:rPr>
+    </w:lvl>
+    <w:lvl w:ilvl="7" w:tplc="18090003" w:tentative="1">
+      <w:start w:val="1"/>
+      <w:numFmt w:val="bullet"/>
+      <w:lvlText w:val="o"/>
+      <w:lvlJc w:val="left"/>
+      <w:pPr>
+        <w:ind w:left="5760" w:hanging="360"/>
+      </w:pPr>
+      <w:rPr>
+        <w:rFonts w:ascii="Courier New" w:hAnsi="Courier New" w:cs="Courier New" w:hint="default"/>
+      </w:rPr>
+    </w:lvl>
+    <w:lvl w:ilvl="8" w:tplc="18090005" w:tentative="1">
+      <w:start w:val="1"/>
+      <w:numFmt w:val="bullet"/>
+      <w:lvlText w:val=""/>
+      <w:lvlJc w:val="left"/>
+      <w:pPr>
+        <w:ind w:left="6480" w:hanging="360"/>
+      </w:pPr>
+      <w:rPr>
+        <w:rFonts w:ascii="Wingdings" w:hAnsi="Wingdings" w:hint="default"/>
+      </w:rPr>
+    </w:lvl>
+  </w:abstractNum>
+  <w:abstractNum w:abstractNumId="2" w15:restartNumberingAfterBreak="0">
+    <w:nsid w:val="14554198"/>
+    <w:multiLevelType w:val="hybridMultilevel"/>
+    <w:tmpl w:val="9D487BE0"/>
+    <w:lvl w:ilvl="0" w:tplc="18090001">
+      <w:start w:val="1"/>
+      <w:numFmt w:val="bullet"/>
+      <w:lvlText w:val=""/>
+      <w:lvlJc w:val="left"/>
+      <w:pPr>
+        <w:ind w:left="720" w:hanging="360"/>
+      </w:pPr>
+      <w:rPr>
+        <w:rFonts w:ascii="Symbol" w:hAnsi="Symbol" w:hint="default"/>
+      </w:rPr>
+    </w:lvl>
+    <w:lvl w:ilvl="1" w:tplc="18090003" w:tentative="1">
+      <w:start w:val="1"/>
+      <w:numFmt w:val="bullet"/>
+      <w:lvlText w:val="o"/>
+      <w:lvlJc w:val="left"/>
+      <w:pPr>
+        <w:ind w:left="1440" w:hanging="360"/>
+      </w:pPr>
+      <w:rPr>
+        <w:rFonts w:ascii="Courier New" w:hAnsi="Courier New" w:cs="Courier New" w:hint="default"/>
+      </w:rPr>
+    </w:lvl>
+    <w:lvl w:ilvl="2" w:tplc="18090005" w:tentative="1">
+      <w:start w:val="1"/>
+      <w:numFmt w:val="bullet"/>
+      <w:lvlText w:val=""/>
+      <w:lvlJc w:val="left"/>
+      <w:pPr>
+        <w:ind w:left="2160" w:hanging="360"/>
+      </w:pPr>
+      <w:rPr>
+        <w:rFonts w:ascii="Wingdings" w:hAnsi="Wingdings" w:hint="default"/>
+      </w:rPr>
+    </w:lvl>
+    <w:lvl w:ilvl="3" w:tplc="18090001" w:tentative="1">
+      <w:start w:val="1"/>
+      <w:numFmt w:val="bullet"/>
+      <w:lvlText w:val=""/>
+      <w:lvlJc w:val="left"/>
+      <w:pPr>
+        <w:ind w:left="2880" w:hanging="360"/>
+      </w:pPr>
+      <w:rPr>
+        <w:rFonts w:ascii="Symbol" w:hAnsi="Symbol" w:hint="default"/>
+      </w:rPr>
+    </w:lvl>
+    <w:lvl w:ilvl="4" w:tplc="18090003" w:tentative="1">
+      <w:start w:val="1"/>
+      <w:numFmt w:val="bullet"/>
+      <w:lvlText w:val="o"/>
+      <w:lvlJc w:val="left"/>
+      <w:pPr>
+        <w:ind w:left="3600" w:hanging="360"/>
+      </w:pPr>
+      <w:rPr>
+        <w:rFonts w:ascii="Courier New" w:hAnsi="Courier New" w:cs="Courier New" w:hint="default"/>
+      </w:rPr>
+    </w:lvl>
+    <w:lvl w:ilvl="5" w:tplc="18090005" w:tentative="1">
+      <w:start w:val="1"/>
+      <w:numFmt w:val="bullet"/>
+      <w:lvlText w:val=""/>
+      <w:lvlJc w:val="left"/>
+      <w:pPr>
+        <w:ind w:left="4320" w:hanging="360"/>
+      </w:pPr>
+      <w:rPr>
+        <w:rFonts w:ascii="Wingdings" w:hAnsi="Wingdings" w:hint="default"/>
+      </w:rPr>
+    </w:lvl>
+    <w:lvl w:ilvl="6" w:tplc="18090001" w:tentative="1">
+      <w:start w:val="1"/>
+      <w:numFmt w:val="bullet"/>
+      <w:lvlText w:val=""/>
+      <w:lvlJc w:val="left"/>
+      <w:pPr>
+        <w:ind w:left="5040" w:hanging="360"/>
+      </w:pPr>
+      <w:rPr>
+        <w:rFonts w:ascii="Symbol" w:hAnsi="Symbol" w:hint="default"/>
+      </w:rPr>
+    </w:lvl>
+    <w:lvl w:ilvl="7" w:tplc="18090003" w:tentative="1">
+      <w:start w:val="1"/>
+      <w:numFmt w:val="bullet"/>
+      <w:lvlText w:val="o"/>
+      <w:lvlJc w:val="left"/>
+      <w:pPr>
+        <w:ind w:left="5760" w:hanging="360"/>
+      </w:pPr>
+      <w:rPr>
+        <w:rFonts w:ascii="Courier New" w:hAnsi="Courier New" w:cs="Courier New" w:hint="default"/>
+      </w:rPr>
+    </w:lvl>
+    <w:lvl w:ilvl="8" w:tplc="18090005" w:tentative="1">
+      <w:start w:val="1"/>
+      <w:numFmt w:val="bullet"/>
+      <w:lvlText w:val=""/>
+      <w:lvlJc w:val="left"/>
+      <w:pPr>
+        <w:ind w:left="6480" w:hanging="360"/>
+      </w:pPr>
+      <w:rPr>
+        <w:rFonts w:ascii="Wingdings" w:hAnsi="Wingdings" w:hint="default"/>
+      </w:rPr>
+    </w:lvl>
+  </w:abstractNum>
+  <w:abstractNum w:abstractNumId="3" w15:restartNumberingAfterBreak="0">
+    <w:nsid w:val="1B107B77"/>
+    <w:multiLevelType w:val="multilevel"/>
+    <w:tmpl w:val="CDD27A46"/>
+    <w:lvl w:ilvl="0">
+      <w:start w:val="1"/>
+      <w:numFmt w:val="bullet"/>
+      <w:lvlText w:val=""/>
+      <w:lvlJc w:val="left"/>
+      <w:pPr>
+        <w:tabs>
+          <w:tab w:val="num" w:pos="720"/>
+        </w:tabs>
+        <w:ind w:left="720" w:hanging="360"/>
+      </w:pPr>
+      <w:rPr>
+        <w:rFonts w:ascii="Symbol" w:hAnsi="Symbol" w:hint="default"/>
+        <w:sz w:val="20"/>
+      </w:rPr>
+    </w:lvl>
+    <w:lvl w:ilvl="1" w:tentative="1">
+      <w:start w:val="1"/>
+      <w:numFmt w:val="bullet"/>
+      <w:lvlText w:val="o"/>
+      <w:lvlJc w:val="left"/>
+      <w:pPr>
+        <w:tabs>
+          <w:tab w:val="num" w:pos="1440"/>
+        </w:tabs>
+        <w:ind w:left="1440" w:hanging="360"/>
+      </w:pPr>
+      <w:rPr>
+        <w:rFonts w:ascii="Courier New" w:hAnsi="Courier New" w:hint="default"/>
+        <w:sz w:val="20"/>
+      </w:rPr>
+    </w:lvl>
+    <w:lvl w:ilvl="2" w:tentative="1">
+      <w:start w:val="1"/>
+      <w:numFmt w:val="bullet"/>
+      <w:lvlText w:val=""/>
+      <w:lvlJc w:val="left"/>
+      <w:pPr>
+        <w:tabs>
+          <w:tab w:val="num" w:pos="2160"/>
+        </w:tabs>
+        <w:ind w:left="2160" w:hanging="360"/>
+      </w:pPr>
+      <w:rPr>
+        <w:rFonts w:ascii="Wingdings" w:hAnsi="Wingdings" w:hint="default"/>
+        <w:sz w:val="20"/>
+      </w:rPr>
+    </w:lvl>
+    <w:lvl w:ilvl="3" w:tentative="1">
+      <w:start w:val="1"/>
+      <w:numFmt w:val="bullet"/>
+      <w:lvlText w:val=""/>
+      <w:lvlJc w:val="left"/>
+      <w:pPr>
+        <w:tabs>
+          <w:tab w:val="num" w:pos="2880"/>
+        </w:tabs>
+        <w:ind w:left="2880" w:hanging="360"/>
+      </w:pPr>
+      <w:rPr>
+        <w:rFonts w:ascii="Wingdings" w:hAnsi="Wingdings" w:hint="default"/>
+        <w:sz w:val="20"/>
+      </w:rPr>
+    </w:lvl>
+    <w:lvl w:ilvl="4" w:tentative="1">
+      <w:start w:val="1"/>
+      <w:numFmt w:val="bullet"/>
+      <w:lvlText w:val=""/>
+      <w:lvlJc w:val="left"/>
+      <w:pPr>
+        <w:tabs>
+          <w:tab w:val="num" w:pos="3600"/>
+        </w:tabs>
+        <w:ind w:left="3600" w:hanging="360"/>
+      </w:pPr>
+      <w:rPr>
+        <w:rFonts w:ascii="Wingdings" w:hAnsi="Wingdings" w:hint="default"/>
+        <w:sz w:val="20"/>
+      </w:rPr>
+    </w:lvl>
+    <w:lvl w:ilvl="5" w:tentative="1">
+      <w:start w:val="1"/>
+      <w:numFmt w:val="bullet"/>
+      <w:lvlText w:val=""/>
+      <w:lvlJc w:val="left"/>
+      <w:pPr>
+        <w:tabs>
+          <w:tab w:val="num" w:pos="4320"/>
+        </w:tabs>
+        <w:ind w:left="4320" w:hanging="360"/>
+      </w:pPr>
+      <w:rPr>
+        <w:rFonts w:ascii="Wingdings" w:hAnsi="Wingdings" w:hint="default"/>
+        <w:sz w:val="20"/>
+      </w:rPr>
+    </w:lvl>
+    <w:lvl w:ilvl="6" w:tentative="1">
+      <w:start w:val="1"/>
+      <w:numFmt w:val="bullet"/>
+      <w:lvlText w:val=""/>
+      <w:lvlJc w:val="left"/>
+      <w:pPr>
+        <w:tabs>
+          <w:tab w:val="num" w:pos="5040"/>
+        </w:tabs>
+        <w:ind w:left="5040" w:hanging="360"/>
+      </w:pPr>
+      <w:rPr>
+        <w:rFonts w:ascii="Wingdings" w:hAnsi="Wingdings" w:hint="default"/>
+        <w:sz w:val="20"/>
+      </w:rPr>
+    </w:lvl>
+    <w:lvl w:ilvl="7" w:tentative="1">
+      <w:start w:val="1"/>
+      <w:numFmt w:val="bullet"/>
+      <w:lvlText w:val=""/>
+      <w:lvlJc w:val="left"/>
+      <w:pPr>
+        <w:tabs>
+          <w:tab w:val="num" w:pos="5760"/>
+        </w:tabs>
+        <w:ind w:left="5760" w:hanging="360"/>
+      </w:pPr>
+      <w:rPr>
+        <w:rFonts w:ascii="Wingdings" w:hAnsi="Wingdings" w:hint="default"/>
+        <w:sz w:val="20"/>
+      </w:rPr>
+    </w:lvl>
+    <w:lvl w:ilvl="8" w:tentative="1">
+      <w:start w:val="1"/>
+      <w:numFmt w:val="bullet"/>
+      <w:lvlText w:val=""/>
+      <w:lvlJc w:val="left"/>
+      <w:pPr>
+        <w:tabs>
+          <w:tab w:val="num" w:pos="6480"/>
+        </w:tabs>
+        <w:ind w:left="6480" w:hanging="360"/>
+      </w:pPr>
+      <w:rPr>
+        <w:rFonts w:ascii="Wingdings" w:hAnsi="Wingdings" w:hint="default"/>
+        <w:sz w:val="20"/>
+      </w:rPr>
+    </w:lvl>
+  </w:abstractNum>
+  <w:abstractNum w:abstractNumId="4" w15:restartNumberingAfterBreak="0">
+    <w:nsid w:val="675573C9"/>
+    <w:multiLevelType w:val="multilevel"/>
+    <w:tmpl w:val="57D27894"/>
+    <w:lvl w:ilvl="0">
+      <w:start w:val="1"/>
+      <w:numFmt w:val="bullet"/>
+      <w:lvlText w:val=""/>
+      <w:lvlJc w:val="left"/>
+      <w:pPr>
+        <w:tabs>
+          <w:tab w:val="num" w:pos="720"/>
+        </w:tabs>
+        <w:ind w:left="720" w:hanging="360"/>
+      </w:pPr>
+      <w:rPr>
+        <w:rFonts w:ascii="Symbol" w:hAnsi="Symbol" w:hint="default"/>
+        <w:sz w:val="20"/>
+      </w:rPr>
+    </w:lvl>
+    <w:lvl w:ilvl="1">
+      <w:start w:val="1"/>
+      <w:numFmt w:val="bullet"/>
+      <w:lvlText w:val="o"/>
+      <w:lvlJc w:val="left"/>
+      <w:pPr>
+        <w:tabs>
+          <w:tab w:val="num" w:pos="1440"/>
+        </w:tabs>
+        <w:ind w:left="1440" w:hanging="360"/>
+      </w:pPr>
+      <w:rPr>
+        <w:rFonts w:ascii="Courier New" w:hAnsi="Courier New" w:hint="default"/>
+        <w:sz w:val="20"/>
+      </w:rPr>
+    </w:lvl>
+    <w:lvl w:ilvl="2" w:tentative="1">
+      <w:start w:val="1"/>
+      <w:numFmt w:val="bullet"/>
+      <w:lvlText w:val=""/>
+      <w:lvlJc w:val="left"/>
+      <w:pPr>
+        <w:tabs>
+          <w:tab w:val="num" w:pos="2160"/>
+        </w:tabs>
+        <w:ind w:left="2160" w:hanging="360"/>
+      </w:pPr>
+      <w:rPr>
+        <w:rFonts w:ascii="Wingdings" w:hAnsi="Wingdings" w:hint="default"/>
+        <w:sz w:val="20"/>
+      </w:rPr>
+    </w:lvl>
+    <w:lvl w:ilvl="3" w:tentative="1">
+      <w:start w:val="1"/>
+      <w:numFmt w:val="bullet"/>
+      <w:lvlText w:val=""/>
+      <w:lvlJc w:val="left"/>
+      <w:pPr>
+        <w:tabs>
+          <w:tab w:val="num" w:pos="2880"/>
+        </w:tabs>
+        <w:ind w:left="2880" w:hanging="360"/>
+      </w:pPr>
+      <w:rPr>
+        <w:rFonts w:ascii="Wingdings" w:hAnsi="Wingdings" w:hint="default"/>
+        <w:sz w:val="20"/>
+      </w:rPr>
+    </w:lvl>
+    <w:lvl w:ilvl="4" w:tentative="1">
+      <w:start w:val="1"/>
+      <w:numFmt w:val="bullet"/>
+      <w:lvlText w:val=""/>
+      <w:lvlJc w:val="left"/>
+      <w:pPr>
+        <w:tabs>
+          <w:tab w:val="num" w:pos="3600"/>
+        </w:tabs>
+        <w:ind w:left="3600" w:hanging="360"/>
+      </w:pPr>
+      <w:rPr>
+        <w:rFonts w:ascii="Wingdings" w:hAnsi="Wingdings" w:hint="default"/>
+        <w:sz w:val="20"/>
+      </w:rPr>
+    </w:lvl>
+    <w:lvl w:ilvl="5" w:tentative="1">
+      <w:start w:val="1"/>
+      <w:numFmt w:val="bullet"/>
+      <w:lvlText w:val=""/>
+      <w:lvlJc w:val="left"/>
+      <w:pPr>
+        <w:tabs>
+          <w:tab w:val="num" w:pos="4320"/>
+        </w:tabs>
+        <w:ind w:left="4320" w:hanging="360"/>
+      </w:pPr>
+      <w:rPr>
+        <w:rFonts w:ascii="Wingdings" w:hAnsi="Wingdings" w:hint="default"/>
+        <w:sz w:val="20"/>
+      </w:rPr>
+    </w:lvl>
+    <w:lvl w:ilvl="6" w:tentative="1">
+      <w:start w:val="1"/>
+      <w:numFmt w:val="bullet"/>
+      <w:lvlText w:val=""/>
+      <w:lvlJc w:val="left"/>
+      <w:pPr>
+        <w:tabs>
+          <w:tab w:val="num" w:pos="5040"/>
+        </w:tabs>
+        <w:ind w:left="5040" w:hanging="360"/>
+      </w:pPr>
+      <w:rPr>
+        <w:rFonts w:ascii="Wingdings" w:hAnsi="Wingdings" w:hint="default"/>
+        <w:sz w:val="20"/>
+      </w:rPr>
+    </w:lvl>
+    <w:lvl w:ilvl="7" w:tentative="1">
+      <w:start w:val="1"/>
+      <w:numFmt w:val="bullet"/>
+      <w:lvlText w:val=""/>
+      <w:lvlJc w:val="left"/>
+      <w:pPr>
+        <w:tabs>
+          <w:tab w:val="num" w:pos="5760"/>
+        </w:tabs>
+        <w:ind w:left="5760" w:hanging="360"/>
+      </w:pPr>
+      <w:rPr>
+        <w:rFonts w:ascii="Wingdings" w:hAnsi="Wingdings" w:hint="default"/>
+        <w:sz w:val="20"/>
+      </w:rPr>
+    </w:lvl>
+    <w:lvl w:ilvl="8" w:tentative="1">
+      <w:start w:val="1"/>
+      <w:numFmt w:val="bullet"/>
+      <w:lvlText w:val=""/>
+      <w:lvlJc w:val="left"/>
+      <w:pPr>
+        <w:tabs>
+          <w:tab w:val="num" w:pos="6480"/>
+        </w:tabs>
+        <w:ind w:left="6480" w:hanging="360"/>
+      </w:pPr>
+      <w:rPr>
+        <w:rFonts w:ascii="Wingdings" w:hAnsi="Wingdings" w:hint="default"/>
+        <w:sz w:val="20"/>
+      </w:rPr>
+    </w:lvl>
+  </w:abstractNum>
+  <w:abstractNum w:abstractNumId="5" w15:restartNumberingAfterBreak="0">
+    <w:nsid w:val="7A490A53"/>
+    <w:multiLevelType w:val="multilevel"/>
+    <w:tmpl w:val="9EA23756"/>
+    <w:lvl w:ilvl="0">
+      <w:start w:val="1"/>
+      <w:numFmt w:val="bullet"/>
+      <w:lvlText w:val=""/>
+      <w:lvlJc w:val="left"/>
+      <w:pPr>
+        <w:tabs>
+          <w:tab w:val="num" w:pos="720"/>
+        </w:tabs>
+        <w:ind w:left="720" w:hanging="360"/>
+      </w:pPr>
+      <w:rPr>
+        <w:rFonts w:ascii="Symbol" w:hAnsi="Symbol" w:hint="default"/>
+        <w:sz w:val="20"/>
+      </w:rPr>
+    </w:lvl>
+    <w:lvl w:ilvl="1" w:tentative="1">
+      <w:start w:val="1"/>
+      <w:numFmt w:val="bullet"/>
+      <w:lvlText w:val="o"/>
+      <w:lvlJc w:val="left"/>
+      <w:pPr>
+        <w:tabs>
+          <w:tab w:val="num" w:pos="1440"/>
+        </w:tabs>
+        <w:ind w:left="1440" w:hanging="360"/>
+      </w:pPr>
+      <w:rPr>
+        <w:rFonts w:ascii="Courier New" w:hAnsi="Courier New" w:hint="default"/>
+        <w:sz w:val="20"/>
+      </w:rPr>
+    </w:lvl>
+    <w:lvl w:ilvl="2" w:tentative="1">
+      <w:start w:val="1"/>
+      <w:numFmt w:val="bullet"/>
+      <w:lvlText w:val=""/>
+      <w:lvlJc w:val="left"/>
+      <w:pPr>
+        <w:tabs>
+          <w:tab w:val="num" w:pos="2160"/>
+        </w:tabs>
+        <w:ind w:left="2160" w:hanging="360"/>
+      </w:pPr>
+      <w:rPr>
+        <w:rFonts w:ascii="Wingdings" w:hAnsi="Wingdings" w:hint="default"/>
+        <w:sz w:val="20"/>
+      </w:rPr>
+    </w:lvl>
+    <w:lvl w:ilvl="3" w:tentative="1">
+      <w:start w:val="1"/>
+      <w:numFmt w:val="bullet"/>
+      <w:lvlText w:val=""/>
+      <w:lvlJc w:val="left"/>
+      <w:pPr>
+        <w:tabs>
+          <w:tab w:val="num" w:pos="2880"/>
+        </w:tabs>
+        <w:ind w:left="2880" w:hanging="360"/>
+      </w:pPr>
+      <w:rPr>
+        <w:rFonts w:ascii="Wingdings" w:hAnsi="Wingdings" w:hint="default"/>
+        <w:sz w:val="20"/>
+      </w:rPr>
+    </w:lvl>
+    <w:lvl w:ilvl="4" w:tentative="1">
+      <w:start w:val="1"/>
+      <w:numFmt w:val="bullet"/>
+      <w:lvlText w:val=""/>
+      <w:lvlJc w:val="left"/>
+      <w:pPr>
+        <w:tabs>
+          <w:tab w:val="num" w:pos="3600"/>
+        </w:tabs>
+        <w:ind w:left="3600" w:hanging="360"/>
+      </w:pPr>
+      <w:rPr>
+        <w:rFonts w:ascii="Wingdings" w:hAnsi="Wingdings" w:hint="default"/>
+        <w:sz w:val="20"/>
+      </w:rPr>
+    </w:lvl>
+    <w:lvl w:ilvl="5" w:tentative="1">
+      <w:start w:val="1"/>
+      <w:numFmt w:val="bullet"/>
+      <w:lvlText w:val=""/>
+      <w:lvlJc w:val="left"/>
+      <w:pPr>
+        <w:tabs>
+          <w:tab w:val="num" w:pos="4320"/>
+        </w:tabs>
+        <w:ind w:left="4320" w:hanging="360"/>
+      </w:pPr>
+      <w:rPr>
+        <w:rFonts w:ascii="Wingdings" w:hAnsi="Wingdings" w:hint="default"/>
+        <w:sz w:val="20"/>
+      </w:rPr>
+    </w:lvl>
+    <w:lvl w:ilvl="6" w:tentative="1">
+      <w:start w:val="1"/>
+      <w:numFmt w:val="bullet"/>
+      <w:lvlText w:val=""/>
+      <w:lvlJc w:val="left"/>
+      <w:pPr>
+        <w:tabs>
+          <w:tab w:val="num" w:pos="5040"/>
+        </w:tabs>
+        <w:ind w:left="5040" w:hanging="360"/>
+      </w:pPr>
+      <w:rPr>
+        <w:rFonts w:ascii="Wingdings" w:hAnsi="Wingdings" w:hint="default"/>
+        <w:sz w:val="20"/>
+      </w:rPr>
+    </w:lvl>
+    <w:lvl w:ilvl="7" w:tentative="1">
+      <w:start w:val="1"/>
+      <w:numFmt w:val="bullet"/>
+      <w:lvlText w:val=""/>
+      <w:lvlJc w:val="left"/>
+      <w:pPr>
+        <w:tabs>
+          <w:tab w:val="num" w:pos="5760"/>
+        </w:tabs>
+        <w:ind w:left="5760" w:hanging="360"/>
+      </w:pPr>
+      <w:rPr>
+        <w:rFonts w:ascii="Wingdings" w:hAnsi="Wingdings" w:hint="default"/>
+        <w:sz w:val="20"/>
+      </w:rPr>
+    </w:lvl>
+    <w:lvl w:ilvl="8" w:tentative="1">
+      <w:start w:val="1"/>
+      <w:numFmt w:val="bullet"/>
+      <w:lvlText w:val=""/>
+      <w:lvlJc w:val="left"/>
+      <w:pPr>
+        <w:tabs>
+          <w:tab w:val="num" w:pos="6480"/>
+        </w:tabs>
+        <w:ind w:left="6480" w:hanging="360"/>
+      </w:pPr>
+      <w:rPr>
+        <w:rFonts w:ascii="Wingdings" w:hAnsi="Wingdings" w:hint="default"/>
+        <w:sz w:val="20"/>
+      </w:rPr>
+    </w:lvl>
+  </w:abstractNum>
+  <w:num w:numId="1" w16cid:durableId="243073450">
+    <w:abstractNumId w:val="2"/>
+  </w:num>
+  <w:num w:numId="2" w16cid:durableId="800072569">
+    <w:abstractNumId w:val="1"/>
+  </w:num>
+  <w:num w:numId="3" w16cid:durableId="728696014">
+    <w:abstractNumId w:val="4"/>
+  </w:num>
+  <w:num w:numId="4" w16cid:durableId="1057824889">
+    <w:abstractNumId w:val="0"/>
+  </w:num>
+  <w:num w:numId="5" w16cid:durableId="716047706">
+    <w:abstractNumId w:val="5"/>
+  </w:num>
+  <w:num w:numId="6" w16cid:durableId="720325003">
+    <w:abstractNumId w:val="3"/>
+  </w:num>
+</w:numbering>
+</file>
+
+<file path=word/people.xml><?xml version="1.0" encoding="utf-8"?>
+<w15:people xmlns:wpc="http://schemas.microsoft.com/office/word/2010/wordprocessingCanvas" xmlns:cx="http://schemas.microsoft.com/office/drawing/2014/chartex" xmlns:cx1="http://schemas.microsoft.com/office/drawing/2015/9/8/chartex" xmlns:cx2="http://schemas.microsoft.com/office/drawing/2015/10/21/chartex" xmlns:cx3="http://schemas.microsoft.com/office/drawing/2016/5/9/chartex" xmlns:cx4="http://schemas.microsoft.com/office/drawing/2016/5/10/chartex" xmlns:cx5="http://schemas.microsoft.com/office/drawing/2016/5/11/chartex" xmlns:cx6="http://schemas.microsoft.com/office/drawing/2016/5/12/chartex" xmlns:cx7="http://schemas.microsoft.com/office/drawing/2016/5/13/chartex" xmlns:cx8="http://schemas.microsoft.com/office/drawing/2016/5/14/chartex" xmlns:mc="http://schemas.openxmlformats.org/markup-compatibility/2006" xmlns:aink="http://schemas.microsoft.com/office/drawing/2016/ink" xmlns:am3d="http://schemas.microsoft.com/office/drawing/2017/model3d" xmlns:o="urn:schemas-microsoft-com:office:office" xmlns:oel="http://schemas.microsoft.com/office/2019/extlst" xmlns:r="http://schemas.openxmlformats.org/officeDocument/2006/relationships" xmlns:m="http://schemas.openxmlformats.org/officeDocument/2006/math" xmlns:v="urn:schemas-microsoft-com:vml" xmlns:wp14="http://schemas.microsoft.com/office/word/2010/wordprocessingDrawing" xmlns:wp="http://schemas.openxmlformats.org/drawingml/2006/wordprocessingDrawing" xmlns:w10="urn:schemas-microsoft-com:office:word" xmlns:w="http://schemas.openxmlformats.org/wordprocessingml/2006/main" xmlns:w14="http://schemas.microsoft.com/office/word/2010/wordml" xmlns:w15="http://schemas.microsoft.com/office/word/2012/wordml" xmlns:w16cex="http://schemas.microsoft.com/office/word/2018/wordml/cex" xmlns:w16cid="http://schemas.microsoft.com/office/word/2016/wordml/cid" xmlns:w16="http://schemas.microsoft.com/office/word/2018/wordml" xmlns:w16du="http://schemas.microsoft.com/office/word/2023/wordml/word16du" xmlns:w16sdtdh="http://schemas.microsoft.com/office/word/2020/wordml/sdtdatahash" xmlns:w16sdtfl="http://schemas.microsoft.com/office/word/2024/wordml/sdtformatlock" xmlns:w16se="http://schemas.microsoft.com/office/word/2015/wordml/symex" xmlns:wpg="http://schemas.microsoft.com/office/word/2010/wordprocessingGroup" xmlns:wpi="http://schemas.microsoft.com/office/word/2010/wordprocessingInk" xmlns:wne="http://schemas.microsoft.com/office/word/2006/wordml" xmlns:wps="http://schemas.microsoft.com/office/word/2010/wordprocessingShape" mc:Ignorable="w14 w15 w16se w16cid w16 w16cex w16sdtdh w16sdtfl w16du wp14">
+  <w15:person w15:author="Sandy Navarro">
+    <w15:presenceInfo w15:providerId="Windows Live" w15:userId="7e0aabf53e259977"/>
+  </w15:person>
+</w15:people>
 </file>
 
 <file path=word/styles.xml><?xml version="1.0" encoding="utf-8"?>
@@ -18,17 +2865,15 @@
   <w:docDefaults>
     <w:rPrDefault>
       <w:rPr>
-        <w:rFonts w:asciiTheme="minorHAnsi" w:eastAsiaTheme="minorHAnsi" w:hAnsiTheme="minorHAnsi" w:cstheme="minorBidi"/>
-        <w:kern w:val="2"/>
-        <w:sz w:val="24"/>
-        <w:szCs w:val="24"/>
-        <w:lang w:val="es-MX" w:eastAsia="en-US" w:bidi="ar-SA"/>
-        <w14:ligatures w14:val="standardContextual"/>
+        <w:rFonts w:ascii="Calibri" w:eastAsia="Calibri" w:hAnsi="Calibri" w:cs="Calibri"/>
+        <w:sz w:val="22"/>
+        <w:szCs w:val="22"/>
+        <w:lang w:val="en-IE" w:eastAsia="en-IE" w:bidi="ar-SA"/>
       </w:rPr>
     </w:rPrDefault>
     <w:pPrDefault>
       <w:pPr>
-        <w:spacing w:after="160" w:line="278" w:lineRule="auto"/>
+        <w:spacing w:after="160" w:line="259" w:lineRule="auto"/>
       </w:pPr>
     </w:pPrDefault>
   </w:docDefaults>
@@ -413,70 +3258,69 @@
   <w:style w:type="paragraph" w:default="1" w:styleId="Normal">
     <w:name w:val="Normal"/>
     <w:qFormat/>
+    <w:rsid w:val="00E60722"/>
   </w:style>
   <w:style w:type="paragraph" w:styleId="Ttulo1">
     <w:name w:val="heading 1"/>
-    <w:basedOn w:val="Normal"/>
+    <w:basedOn w:val="Ttulo"/>
     <w:next w:val="Normal"/>
     <w:link w:val="Ttulo1Car"/>
     <w:uiPriority w:val="9"/>
     <w:qFormat/>
-    <w:rsid w:val="00C308E0"/>
+    <w:rsid w:val="00E60722"/>
     <w:pPr>
       <w:keepNext/>
       <w:keepLines/>
-      <w:spacing w:before="360" w:after="80"/>
+      <w:spacing w:before="360"/>
       <w:outlineLvl w:val="0"/>
     </w:pPr>
     <w:rPr>
-      <w:rFonts w:asciiTheme="majorHAnsi" w:eastAsiaTheme="majorEastAsia" w:hAnsiTheme="majorHAnsi" w:cstheme="majorBidi"/>
-      <w:color w:val="0F4761" w:themeColor="accent1" w:themeShade="BF"/>
+      <w:rFonts w:ascii="Calibri" w:hAnsi="Calibri"/>
+      <w:color w:val="3A3A3A" w:themeColor="background2" w:themeShade="40"/>
       <w:sz w:val="40"/>
       <w:szCs w:val="40"/>
     </w:rPr>
   </w:style>
   <w:style w:type="paragraph" w:styleId="Ttulo2">
     <w:name w:val="heading 2"/>
-    <w:basedOn w:val="Normal"/>
+    <w:basedOn w:val="Ttulo"/>
     <w:next w:val="Normal"/>
     <w:link w:val="Ttulo2Car"/>
     <w:uiPriority w:val="9"/>
-    <w:semiHidden/>
     <w:unhideWhenUsed/>
     <w:qFormat/>
-    <w:rsid w:val="00C308E0"/>
+    <w:rsid w:val="00E60722"/>
     <w:pPr>
       <w:keepNext/>
       <w:keepLines/>
-      <w:spacing w:before="160" w:after="80"/>
+      <w:spacing w:before="160"/>
       <w:outlineLvl w:val="1"/>
     </w:pPr>
     <w:rPr>
-      <w:rFonts w:asciiTheme="majorHAnsi" w:eastAsiaTheme="majorEastAsia" w:hAnsiTheme="majorHAnsi" w:cstheme="majorBidi"/>
-      <w:color w:val="0F4761" w:themeColor="accent1" w:themeShade="BF"/>
+      <w:rFonts w:ascii="Calibri" w:hAnsi="Calibri"/>
+      <w:color w:val="3A3A3A" w:themeColor="background2" w:themeShade="40"/>
       <w:sz w:val="32"/>
       <w:szCs w:val="32"/>
     </w:rPr>
   </w:style>
   <w:style w:type="paragraph" w:styleId="Ttulo3">
     <w:name w:val="heading 3"/>
-    <w:basedOn w:val="Normal"/>
+    <w:basedOn w:val="Ttulo"/>
     <w:next w:val="Normal"/>
     <w:link w:val="Ttulo3Car"/>
     <w:uiPriority w:val="9"/>
-    <w:semiHidden/>
     <w:unhideWhenUsed/>
     <w:qFormat/>
-    <w:rsid w:val="00C308E0"/>
+    <w:rsid w:val="00E60722"/>
     <w:pPr>
       <w:keepNext/>
       <w:keepLines/>
-      <w:spacing w:before="160" w:after="80"/>
+      <w:spacing w:before="160"/>
       <w:outlineLvl w:val="2"/>
     </w:pPr>
     <w:rPr>
-      <w:rFonts w:eastAsiaTheme="majorEastAsia" w:cstheme="majorBidi"/>
-      <w:color w:val="0F4761" w:themeColor="accent1" w:themeShade="BF"/>
+      <w:rFonts w:ascii="Calibri" w:hAnsi="Calibri"/>
+      <w:color w:val="3A3A3A" w:themeColor="background2" w:themeShade="40"/>
       <w:sz w:val="28"/>
       <w:szCs w:val="28"/>
     </w:rPr>
@@ -490,7 +3334,7 @@
     <w:semiHidden/>
     <w:unhideWhenUsed/>
     <w:qFormat/>
-    <w:rsid w:val="00C308E0"/>
+    <w:rsid w:val="00E60722"/>
     <w:pPr>
       <w:keepNext/>
       <w:keepLines/>
@@ -513,7 +3357,7 @@
     <w:semiHidden/>
     <w:unhideWhenUsed/>
     <w:qFormat/>
-    <w:rsid w:val="00C308E0"/>
+    <w:rsid w:val="00E60722"/>
     <w:pPr>
       <w:keepNext/>
       <w:keepLines/>
@@ -534,7 +3378,7 @@
     <w:semiHidden/>
     <w:unhideWhenUsed/>
     <w:qFormat/>
-    <w:rsid w:val="00C308E0"/>
+    <w:rsid w:val="00E60722"/>
     <w:pPr>
       <w:keepNext/>
       <w:keepLines/>
@@ -557,7 +3401,7 @@
     <w:semiHidden/>
     <w:unhideWhenUsed/>
     <w:qFormat/>
-    <w:rsid w:val="00C308E0"/>
+    <w:rsid w:val="00E60722"/>
     <w:pPr>
       <w:keepNext/>
       <w:keepLines/>
@@ -578,7 +3422,7 @@
     <w:semiHidden/>
     <w:unhideWhenUsed/>
     <w:qFormat/>
-    <w:rsid w:val="00C308E0"/>
+    <w:rsid w:val="00E60722"/>
     <w:pPr>
       <w:keepNext/>
       <w:keepLines/>
@@ -601,7 +3445,7 @@
     <w:semiHidden/>
     <w:unhideWhenUsed/>
     <w:qFormat/>
-    <w:rsid w:val="00C308E0"/>
+    <w:rsid w:val="00E60722"/>
     <w:pPr>
       <w:keepNext/>
       <w:keepLines/>
@@ -640,125 +3484,6 @@
     <w:semiHidden/>
     <w:unhideWhenUsed/>
   </w:style>
-  <w:style w:type="character" w:customStyle="1" w:styleId="Ttulo1Car">
-    <w:name w:val="Título 1 Car"/>
-    <w:basedOn w:val="Fuentedeprrafopredeter"/>
-    <w:link w:val="Ttulo1"/>
-    <w:uiPriority w:val="9"/>
-    <w:rsid w:val="00C308E0"/>
-    <w:rPr>
-      <w:rFonts w:asciiTheme="majorHAnsi" w:eastAsiaTheme="majorEastAsia" w:hAnsiTheme="majorHAnsi" w:cstheme="majorBidi"/>
-      <w:color w:val="0F4761" w:themeColor="accent1" w:themeShade="BF"/>
-      <w:sz w:val="40"/>
-      <w:szCs w:val="40"/>
-    </w:rPr>
-  </w:style>
-  <w:style w:type="character" w:customStyle="1" w:styleId="Ttulo2Car">
-    <w:name w:val="Título 2 Car"/>
-    <w:basedOn w:val="Fuentedeprrafopredeter"/>
-    <w:link w:val="Ttulo2"/>
-    <w:uiPriority w:val="9"/>
-    <w:semiHidden/>
-    <w:rsid w:val="00C308E0"/>
-    <w:rPr>
-      <w:rFonts w:asciiTheme="majorHAnsi" w:eastAsiaTheme="majorEastAsia" w:hAnsiTheme="majorHAnsi" w:cstheme="majorBidi"/>
-      <w:color w:val="0F4761" w:themeColor="accent1" w:themeShade="BF"/>
-      <w:sz w:val="32"/>
-      <w:szCs w:val="32"/>
-    </w:rPr>
-  </w:style>
-  <w:style w:type="character" w:customStyle="1" w:styleId="Ttulo3Car">
-    <w:name w:val="Título 3 Car"/>
-    <w:basedOn w:val="Fuentedeprrafopredeter"/>
-    <w:link w:val="Ttulo3"/>
-    <w:uiPriority w:val="9"/>
-    <w:semiHidden/>
-    <w:rsid w:val="00C308E0"/>
-    <w:rPr>
-      <w:rFonts w:eastAsiaTheme="majorEastAsia" w:cstheme="majorBidi"/>
-      <w:color w:val="0F4761" w:themeColor="accent1" w:themeShade="BF"/>
-      <w:sz w:val="28"/>
-      <w:szCs w:val="28"/>
-    </w:rPr>
-  </w:style>
-  <w:style w:type="character" w:customStyle="1" w:styleId="Ttulo4Car">
-    <w:name w:val="Título 4 Car"/>
-    <w:basedOn w:val="Fuentedeprrafopredeter"/>
-    <w:link w:val="Ttulo4"/>
-    <w:uiPriority w:val="9"/>
-    <w:semiHidden/>
-    <w:rsid w:val="00C308E0"/>
-    <w:rPr>
-      <w:rFonts w:eastAsiaTheme="majorEastAsia" w:cstheme="majorBidi"/>
-      <w:i/>
-      <w:iCs/>
-      <w:color w:val="0F4761" w:themeColor="accent1" w:themeShade="BF"/>
-    </w:rPr>
-  </w:style>
-  <w:style w:type="character" w:customStyle="1" w:styleId="Ttulo5Car">
-    <w:name w:val="Título 5 Car"/>
-    <w:basedOn w:val="Fuentedeprrafopredeter"/>
-    <w:link w:val="Ttulo5"/>
-    <w:uiPriority w:val="9"/>
-    <w:semiHidden/>
-    <w:rsid w:val="00C308E0"/>
-    <w:rPr>
-      <w:rFonts w:eastAsiaTheme="majorEastAsia" w:cstheme="majorBidi"/>
-      <w:color w:val="0F4761" w:themeColor="accent1" w:themeShade="BF"/>
-    </w:rPr>
-  </w:style>
-  <w:style w:type="character" w:customStyle="1" w:styleId="Ttulo6Car">
-    <w:name w:val="Título 6 Car"/>
-    <w:basedOn w:val="Fuentedeprrafopredeter"/>
-    <w:link w:val="Ttulo6"/>
-    <w:uiPriority w:val="9"/>
-    <w:semiHidden/>
-    <w:rsid w:val="00C308E0"/>
-    <w:rPr>
-      <w:rFonts w:eastAsiaTheme="majorEastAsia" w:cstheme="majorBidi"/>
-      <w:i/>
-      <w:iCs/>
-      <w:color w:val="595959" w:themeColor="text1" w:themeTint="A6"/>
-    </w:rPr>
-  </w:style>
-  <w:style w:type="character" w:customStyle="1" w:styleId="Ttulo7Car">
-    <w:name w:val="Título 7 Car"/>
-    <w:basedOn w:val="Fuentedeprrafopredeter"/>
-    <w:link w:val="Ttulo7"/>
-    <w:uiPriority w:val="9"/>
-    <w:semiHidden/>
-    <w:rsid w:val="00C308E0"/>
-    <w:rPr>
-      <w:rFonts w:eastAsiaTheme="majorEastAsia" w:cstheme="majorBidi"/>
-      <w:color w:val="595959" w:themeColor="text1" w:themeTint="A6"/>
-    </w:rPr>
-  </w:style>
-  <w:style w:type="character" w:customStyle="1" w:styleId="Ttulo8Car">
-    <w:name w:val="Título 8 Car"/>
-    <w:basedOn w:val="Fuentedeprrafopredeter"/>
-    <w:link w:val="Ttulo8"/>
-    <w:uiPriority w:val="9"/>
-    <w:semiHidden/>
-    <w:rsid w:val="00C308E0"/>
-    <w:rPr>
-      <w:rFonts w:eastAsiaTheme="majorEastAsia" w:cstheme="majorBidi"/>
-      <w:i/>
-      <w:iCs/>
-      <w:color w:val="272727" w:themeColor="text1" w:themeTint="D8"/>
-    </w:rPr>
-  </w:style>
-  <w:style w:type="character" w:customStyle="1" w:styleId="Ttulo9Car">
-    <w:name w:val="Título 9 Car"/>
-    <w:basedOn w:val="Fuentedeprrafopredeter"/>
-    <w:link w:val="Ttulo9"/>
-    <w:uiPriority w:val="9"/>
-    <w:semiHidden/>
-    <w:rsid w:val="00C308E0"/>
-    <w:rPr>
-      <w:rFonts w:eastAsiaTheme="majorEastAsia" w:cstheme="majorBidi"/>
-      <w:color w:val="272727" w:themeColor="text1" w:themeTint="D8"/>
-    </w:rPr>
-  </w:style>
   <w:style w:type="paragraph" w:styleId="Ttulo">
     <w:name w:val="Title"/>
     <w:basedOn w:val="Normal"/>
@@ -766,7 +3491,7 @@
     <w:link w:val="TtuloCar"/>
     <w:uiPriority w:val="10"/>
     <w:qFormat/>
-    <w:rsid w:val="00C308E0"/>
+    <w:rsid w:val="00E60722"/>
     <w:pPr>
       <w:spacing w:after="80" w:line="240" w:lineRule="auto"/>
       <w:contextualSpacing/>
@@ -779,12 +3504,135 @@
       <w:szCs w:val="56"/>
     </w:rPr>
   </w:style>
+  <w:style w:type="character" w:customStyle="1" w:styleId="Ttulo1Car">
+    <w:name w:val="Título 1 Car"/>
+    <w:basedOn w:val="Fuentedeprrafopredeter"/>
+    <w:link w:val="Ttulo1"/>
+    <w:uiPriority w:val="9"/>
+    <w:rsid w:val="00E61EDD"/>
+    <w:rPr>
+      <w:rFonts w:ascii="Calibri" w:eastAsiaTheme="majorEastAsia" w:hAnsi="Calibri" w:cstheme="majorBidi"/>
+      <w:color w:val="3A3A3A" w:themeColor="background2" w:themeShade="40"/>
+      <w:spacing w:val="-10"/>
+      <w:kern w:val="28"/>
+      <w:sz w:val="40"/>
+      <w:szCs w:val="40"/>
+    </w:rPr>
+  </w:style>
+  <w:style w:type="character" w:customStyle="1" w:styleId="Ttulo2Car">
+    <w:name w:val="Título 2 Car"/>
+    <w:basedOn w:val="Fuentedeprrafopredeter"/>
+    <w:link w:val="Ttulo2"/>
+    <w:uiPriority w:val="9"/>
+    <w:rsid w:val="00E61EDD"/>
+    <w:rPr>
+      <w:rFonts w:ascii="Calibri" w:eastAsiaTheme="majorEastAsia" w:hAnsi="Calibri" w:cstheme="majorBidi"/>
+      <w:color w:val="3A3A3A" w:themeColor="background2" w:themeShade="40"/>
+      <w:spacing w:val="-10"/>
+      <w:kern w:val="28"/>
+      <w:sz w:val="32"/>
+      <w:szCs w:val="32"/>
+    </w:rPr>
+  </w:style>
+  <w:style w:type="character" w:customStyle="1" w:styleId="Ttulo3Car">
+    <w:name w:val="Título 3 Car"/>
+    <w:basedOn w:val="Fuentedeprrafopredeter"/>
+    <w:link w:val="Ttulo3"/>
+    <w:uiPriority w:val="9"/>
+    <w:rsid w:val="00E61EDD"/>
+    <w:rPr>
+      <w:rFonts w:ascii="Calibri" w:eastAsiaTheme="majorEastAsia" w:hAnsi="Calibri" w:cstheme="majorBidi"/>
+      <w:color w:val="3A3A3A" w:themeColor="background2" w:themeShade="40"/>
+      <w:spacing w:val="-10"/>
+      <w:kern w:val="28"/>
+      <w:sz w:val="28"/>
+      <w:szCs w:val="28"/>
+    </w:rPr>
+  </w:style>
+  <w:style w:type="character" w:customStyle="1" w:styleId="Ttulo4Car">
+    <w:name w:val="Título 4 Car"/>
+    <w:basedOn w:val="Fuentedeprrafopredeter"/>
+    <w:link w:val="Ttulo4"/>
+    <w:uiPriority w:val="9"/>
+    <w:semiHidden/>
+    <w:rsid w:val="00E60722"/>
+    <w:rPr>
+      <w:rFonts w:eastAsiaTheme="majorEastAsia" w:cstheme="majorBidi"/>
+      <w:i/>
+      <w:iCs/>
+      <w:color w:val="0F4761" w:themeColor="accent1" w:themeShade="BF"/>
+    </w:rPr>
+  </w:style>
+  <w:style w:type="character" w:customStyle="1" w:styleId="Ttulo5Car">
+    <w:name w:val="Título 5 Car"/>
+    <w:basedOn w:val="Fuentedeprrafopredeter"/>
+    <w:link w:val="Ttulo5"/>
+    <w:uiPriority w:val="9"/>
+    <w:semiHidden/>
+    <w:rsid w:val="00E60722"/>
+    <w:rPr>
+      <w:rFonts w:eastAsiaTheme="majorEastAsia" w:cstheme="majorBidi"/>
+      <w:color w:val="0F4761" w:themeColor="accent1" w:themeShade="BF"/>
+    </w:rPr>
+  </w:style>
+  <w:style w:type="character" w:customStyle="1" w:styleId="Ttulo6Car">
+    <w:name w:val="Título 6 Car"/>
+    <w:basedOn w:val="Fuentedeprrafopredeter"/>
+    <w:link w:val="Ttulo6"/>
+    <w:uiPriority w:val="9"/>
+    <w:semiHidden/>
+    <w:rsid w:val="00E60722"/>
+    <w:rPr>
+      <w:rFonts w:eastAsiaTheme="majorEastAsia" w:cstheme="majorBidi"/>
+      <w:i/>
+      <w:iCs/>
+      <w:color w:val="595959" w:themeColor="text1" w:themeTint="A6"/>
+    </w:rPr>
+  </w:style>
+  <w:style w:type="character" w:customStyle="1" w:styleId="Ttulo7Car">
+    <w:name w:val="Título 7 Car"/>
+    <w:basedOn w:val="Fuentedeprrafopredeter"/>
+    <w:link w:val="Ttulo7"/>
+    <w:uiPriority w:val="9"/>
+    <w:semiHidden/>
+    <w:rsid w:val="00E60722"/>
+    <w:rPr>
+      <w:rFonts w:eastAsiaTheme="majorEastAsia" w:cstheme="majorBidi"/>
+      <w:color w:val="595959" w:themeColor="text1" w:themeTint="A6"/>
+    </w:rPr>
+  </w:style>
+  <w:style w:type="character" w:customStyle="1" w:styleId="Ttulo8Car">
+    <w:name w:val="Título 8 Car"/>
+    <w:basedOn w:val="Fuentedeprrafopredeter"/>
+    <w:link w:val="Ttulo8"/>
+    <w:uiPriority w:val="9"/>
+    <w:semiHidden/>
+    <w:rsid w:val="00E60722"/>
+    <w:rPr>
+      <w:rFonts w:eastAsiaTheme="majorEastAsia" w:cstheme="majorBidi"/>
+      <w:i/>
+      <w:iCs/>
+      <w:color w:val="272727" w:themeColor="text1" w:themeTint="D8"/>
+    </w:rPr>
+  </w:style>
+  <w:style w:type="character" w:customStyle="1" w:styleId="Ttulo9Car">
+    <w:name w:val="Título 9 Car"/>
+    <w:basedOn w:val="Fuentedeprrafopredeter"/>
+    <w:link w:val="Ttulo9"/>
+    <w:uiPriority w:val="9"/>
+    <w:semiHidden/>
+    <w:rsid w:val="00E60722"/>
+    <w:rPr>
+      <w:rFonts w:eastAsiaTheme="majorEastAsia" w:cstheme="majorBidi"/>
+      <w:color w:val="272727" w:themeColor="text1" w:themeTint="D8"/>
+    </w:rPr>
+  </w:style>
   <w:style w:type="character" w:customStyle="1" w:styleId="TtuloCar">
     <w:name w:val="Título Car"/>
     <w:basedOn w:val="Fuentedeprrafopredeter"/>
     <w:link w:val="Ttulo"/>
     <w:uiPriority w:val="10"/>
-    <w:rsid w:val="00C308E0"/>
+    <w:rsid w:val="00E60722"/>
     <w:rPr>
       <w:rFonts w:asciiTheme="majorHAnsi" w:eastAsiaTheme="majorEastAsia" w:hAnsiTheme="majorHAnsi" w:cstheme="majorBidi"/>
       <w:spacing w:val="-10"/>
@@ -800,12 +3648,18 @@
     <w:link w:val="SubttuloCar"/>
     <w:uiPriority w:val="11"/>
     <w:qFormat/>
-    <w:rsid w:val="00C308E0"/>
-    <w:pPr>
-      <w:numPr>
-        <w:ilvl w:val="1"/>
-      </w:numPr>
-    </w:pPr>
+    <w:rPr>
+      <w:color w:val="595959"/>
+      <w:sz w:val="28"/>
+      <w:szCs w:val="28"/>
+    </w:rPr>
+  </w:style>
+  <w:style w:type="character" w:customStyle="1" w:styleId="SubttuloCar">
+    <w:name w:val="Subtítulo Car"/>
+    <w:basedOn w:val="Fuentedeprrafopredeter"/>
+    <w:link w:val="Subttulo"/>
+    <w:uiPriority w:val="11"/>
+    <w:rsid w:val="00E60722"/>
     <w:rPr>
       <w:rFonts w:eastAsiaTheme="majorEastAsia" w:cstheme="majorBidi"/>
       <w:color w:val="595959" w:themeColor="text1" w:themeTint="A6"/>
@@ -814,20 +3668,6 @@
       <w:szCs w:val="28"/>
     </w:rPr>
   </w:style>
-  <w:style w:type="character" w:customStyle="1" w:styleId="SubttuloCar">
-    <w:name w:val="Subtítulo Car"/>
-    <w:basedOn w:val="Fuentedeprrafopredeter"/>
-    <w:link w:val="Subttulo"/>
-    <w:uiPriority w:val="11"/>
-    <w:rsid w:val="00C308E0"/>
-    <w:rPr>
-      <w:rFonts w:eastAsiaTheme="majorEastAsia" w:cstheme="majorBidi"/>
-      <w:color w:val="595959" w:themeColor="text1" w:themeTint="A6"/>
-      <w:spacing w:val="15"/>
-      <w:sz w:val="28"/>
-      <w:szCs w:val="28"/>
-    </w:rPr>
-  </w:style>
   <w:style w:type="paragraph" w:styleId="Cita">
     <w:name w:val="Quote"/>
     <w:basedOn w:val="Normal"/>
@@ -835,7 +3675,7 @@
     <w:link w:val="CitaCar"/>
     <w:uiPriority w:val="29"/>
     <w:qFormat/>
-    <w:rsid w:val="00C308E0"/>
+    <w:rsid w:val="00E60722"/>
     <w:pPr>
       <w:spacing w:before="160"/>
       <w:jc w:val="center"/>
@@ -851,7 +3691,7 @@
     <w:basedOn w:val="Fuentedeprrafopredeter"/>
     <w:link w:val="Cita"/>
     <w:uiPriority w:val="29"/>
-    <w:rsid w:val="00C308E0"/>
+    <w:rsid w:val="00E60722"/>
     <w:rPr>
       <w:i/>
       <w:iCs/>
@@ -863,7 +3703,7 @@
     <w:basedOn w:val="Normal"/>
     <w:uiPriority w:val="34"/>
     <w:qFormat/>
-    <w:rsid w:val="00C308E0"/>
+    <w:rsid w:val="00E60722"/>
     <w:pPr>
       <w:ind w:left="720"/>
       <w:contextualSpacing/>
@@ -874,7 +3714,7 @@
     <w:basedOn w:val="Fuentedeprrafopredeter"/>
     <w:uiPriority w:val="21"/>
     <w:qFormat/>
-    <w:rsid w:val="00C308E0"/>
+    <w:rsid w:val="00E60722"/>
     <w:rPr>
       <w:i/>
       <w:iCs/>
@@ -888,7 +3728,7 @@
     <w:link w:val="CitadestacadaCar"/>
     <w:uiPriority w:val="30"/>
     <w:qFormat/>
-    <w:rsid w:val="00C308E0"/>
+    <w:rsid w:val="00E60722"/>
     <w:pPr>
       <w:pBdr>
         <w:top w:val="single" w:sz="4" w:space="10" w:color="0F4761" w:themeColor="accent1" w:themeShade="BF"/>
@@ -909,7 +3749,7 @@
     <w:basedOn w:val="Fuentedeprrafopredeter"/>
     <w:link w:val="Citadestacada"/>
     <w:uiPriority w:val="30"/>
-    <w:rsid w:val="00C308E0"/>
+    <w:rsid w:val="00E60722"/>
     <w:rPr>
       <w:i/>
       <w:iCs/>
@@ -921,7 +3761,7 @@
     <w:basedOn w:val="Fuentedeprrafopredeter"/>
     <w:uiPriority w:val="32"/>
     <w:qFormat/>
-    <w:rsid w:val="00C308E0"/>
+    <w:rsid w:val="00E60722"/>
     <w:rPr>
       <w:b/>
       <w:bCs/>
@@ -930,11 +3770,211 @@
       <w:spacing w:val="5"/>
     </w:rPr>
   </w:style>
+  <w:style w:type="paragraph" w:styleId="Encabezado">
+    <w:name w:val="header"/>
+    <w:basedOn w:val="Normal"/>
+    <w:link w:val="EncabezadoCar"/>
+    <w:uiPriority w:val="99"/>
+    <w:unhideWhenUsed/>
+    <w:rsid w:val="00E60722"/>
+    <w:pPr>
+      <w:tabs>
+        <w:tab w:val="center" w:pos="4513"/>
+        <w:tab w:val="right" w:pos="9026"/>
+      </w:tabs>
+      <w:spacing w:after="0" w:line="240" w:lineRule="auto"/>
+    </w:pPr>
+  </w:style>
+  <w:style w:type="character" w:customStyle="1" w:styleId="EncabezadoCar">
+    <w:name w:val="Encabezado Car"/>
+    <w:basedOn w:val="Fuentedeprrafopredeter"/>
+    <w:link w:val="Encabezado"/>
+    <w:uiPriority w:val="99"/>
+    <w:rsid w:val="00E60722"/>
+  </w:style>
+  <w:style w:type="paragraph" w:styleId="Piedepgina">
+    <w:name w:val="footer"/>
+    <w:basedOn w:val="Normal"/>
+    <w:link w:val="PiedepginaCar"/>
+    <w:uiPriority w:val="99"/>
+    <w:unhideWhenUsed/>
+    <w:rsid w:val="00E60722"/>
+    <w:pPr>
+      <w:tabs>
+        <w:tab w:val="center" w:pos="4513"/>
+        <w:tab w:val="right" w:pos="9026"/>
+      </w:tabs>
+      <w:spacing w:after="0" w:line="240" w:lineRule="auto"/>
+    </w:pPr>
+  </w:style>
+  <w:style w:type="character" w:customStyle="1" w:styleId="PiedepginaCar">
+    <w:name w:val="Pie de página Car"/>
+    <w:basedOn w:val="Fuentedeprrafopredeter"/>
+    <w:link w:val="Piedepgina"/>
+    <w:uiPriority w:val="99"/>
+    <w:rsid w:val="00E60722"/>
+  </w:style>
+  <w:style w:type="character" w:styleId="Referenciasutil">
+    <w:name w:val="Subtle Reference"/>
+    <w:basedOn w:val="Fuentedeprrafopredeter"/>
+    <w:uiPriority w:val="31"/>
+    <w:qFormat/>
+    <w:rsid w:val="00E60722"/>
+    <w:rPr>
+      <w:smallCaps/>
+      <w:color w:val="5A5A5A" w:themeColor="text1" w:themeTint="A5"/>
+    </w:rPr>
+  </w:style>
+  <w:style w:type="paragraph" w:styleId="TtuloTDC">
+    <w:name w:val="TOC Heading"/>
+    <w:basedOn w:val="Ttulo1"/>
+    <w:next w:val="Normal"/>
+    <w:uiPriority w:val="39"/>
+    <w:unhideWhenUsed/>
+    <w:qFormat/>
+    <w:rsid w:val="00E60722"/>
+    <w:pPr>
+      <w:spacing w:before="240" w:after="0"/>
+      <w:outlineLvl w:val="9"/>
+    </w:pPr>
+    <w:rPr>
+      <w:rFonts w:asciiTheme="majorHAnsi" w:hAnsiTheme="majorHAnsi"/>
+      <w:color w:val="0F4761" w:themeColor="accent1" w:themeShade="BF"/>
+      <w:kern w:val="0"/>
+      <w:sz w:val="32"/>
+      <w:szCs w:val="32"/>
+      <w:lang w:val="en-US"/>
+    </w:rPr>
+  </w:style>
+  <w:style w:type="paragraph" w:styleId="TDC1">
+    <w:name w:val="toc 1"/>
+    <w:basedOn w:val="Normal"/>
+    <w:next w:val="Normal"/>
+    <w:autoRedefine/>
+    <w:uiPriority w:val="39"/>
+    <w:unhideWhenUsed/>
+    <w:rsid w:val="00E60722"/>
+    <w:pPr>
+      <w:spacing w:after="100"/>
+    </w:pPr>
+  </w:style>
+  <w:style w:type="paragraph" w:styleId="TDC2">
+    <w:name w:val="toc 2"/>
+    <w:basedOn w:val="Normal"/>
+    <w:next w:val="Normal"/>
+    <w:autoRedefine/>
+    <w:uiPriority w:val="39"/>
+    <w:unhideWhenUsed/>
+    <w:rsid w:val="00E60722"/>
+    <w:pPr>
+      <w:spacing w:after="100"/>
+      <w:ind w:left="220"/>
+    </w:pPr>
+  </w:style>
+  <w:style w:type="paragraph" w:styleId="TDC3">
+    <w:name w:val="toc 3"/>
+    <w:basedOn w:val="Normal"/>
+    <w:next w:val="Normal"/>
+    <w:autoRedefine/>
+    <w:uiPriority w:val="39"/>
+    <w:unhideWhenUsed/>
+    <w:rsid w:val="00E60722"/>
+    <w:pPr>
+      <w:spacing w:after="100"/>
+      <w:ind w:left="440"/>
+    </w:pPr>
+  </w:style>
+  <w:style w:type="character" w:styleId="Hipervnculo">
+    <w:name w:val="Hyperlink"/>
+    <w:basedOn w:val="Fuentedeprrafopredeter"/>
+    <w:uiPriority w:val="99"/>
+    <w:unhideWhenUsed/>
+    <w:rsid w:val="00E60722"/>
+    <w:rPr>
+      <w:color w:val="467886" w:themeColor="hyperlink"/>
+      <w:u w:val="single"/>
+    </w:rPr>
+  </w:style>
+  <w:style w:type="paragraph" w:styleId="Sinespaciado">
+    <w:name w:val="No Spacing"/>
+    <w:link w:val="SinespaciadoCar"/>
+    <w:uiPriority w:val="1"/>
+    <w:qFormat/>
+    <w:rsid w:val="00E60722"/>
+    <w:pPr>
+      <w:spacing w:after="0" w:line="240" w:lineRule="auto"/>
+    </w:pPr>
+  </w:style>
+  <w:style w:type="character" w:customStyle="1" w:styleId="SinespaciadoCar">
+    <w:name w:val="Sin espaciado Car"/>
+    <w:basedOn w:val="Fuentedeprrafopredeter"/>
+    <w:link w:val="Sinespaciado"/>
+    <w:uiPriority w:val="1"/>
+    <w:rsid w:val="00590C88"/>
+    <w:rPr>
+      <w:rFonts w:ascii="Calibri" w:hAnsi="Calibri"/>
+    </w:rPr>
+  </w:style>
+  <w:style w:type="table" w:styleId="Tablaconcuadrcula">
+    <w:name w:val="Table Grid"/>
+    <w:basedOn w:val="Tablanormal"/>
+    <w:uiPriority w:val="39"/>
+    <w:rsid w:val="00A57C25"/>
+    <w:pPr>
+      <w:spacing w:after="0" w:line="240" w:lineRule="auto"/>
+    </w:pPr>
+    <w:tblPr>
+      <w:tblBorders>
+        <w:top w:val="single" w:sz="4" w:space="0" w:color="auto"/>
+        <w:left w:val="single" w:sz="4" w:space="0" w:color="auto"/>
+        <w:bottom w:val="single" w:sz="4" w:space="0" w:color="auto"/>
+        <w:right w:val="single" w:sz="4" w:space="0" w:color="auto"/>
+        <w:insideH w:val="single" w:sz="4" w:space="0" w:color="auto"/>
+        <w:insideV w:val="single" w:sz="4" w:space="0" w:color="auto"/>
+      </w:tblBorders>
+    </w:tblPr>
+  </w:style>
+  <w:style w:type="paragraph" w:styleId="NormalWeb">
+    <w:name w:val="Normal (Web)"/>
+    <w:basedOn w:val="Normal"/>
+    <w:uiPriority w:val="99"/>
+    <w:semiHidden/>
+    <w:unhideWhenUsed/>
+    <w:rsid w:val="00E95F9A"/>
+    <w:pPr>
+      <w:spacing w:before="100" w:beforeAutospacing="1" w:after="100" w:afterAutospacing="1" w:line="240" w:lineRule="auto"/>
+    </w:pPr>
+    <w:rPr>
+      <w:rFonts w:ascii="Times New Roman" w:eastAsia="Times New Roman" w:hAnsi="Times New Roman" w:cs="Times New Roman"/>
+      <w:sz w:val="24"/>
+      <w:szCs w:val="24"/>
+    </w:rPr>
+  </w:style>
+  <w:style w:type="table" w:customStyle="1" w:styleId="a">
+    <w:basedOn w:val="Tablanormal"/>
+    <w:pPr>
+      <w:spacing w:after="0" w:line="240" w:lineRule="auto"/>
+    </w:pPr>
+    <w:tblPr>
+      <w:tblStyleRowBandSize w:val="1"/>
+      <w:tblStyleColBandSize w:val="1"/>
+    </w:tblPr>
+  </w:style>
+  <w:style w:type="paragraph" w:styleId="Revisin">
+    <w:name w:val="Revision"/>
+    <w:hidden/>
+    <w:uiPriority w:val="99"/>
+    <w:semiHidden/>
+    <w:rsid w:val="00A034FB"/>
+    <w:pPr>
+      <w:spacing w:after="0" w:line="240" w:lineRule="auto"/>
+    </w:pPr>
+  </w:style>
 </w:styles>
 </file>
 
 <file path=word/theme/theme1.xml><?xml version="1.0" encoding="utf-8"?>
-<a:theme xmlns:a="http://schemas.openxmlformats.org/drawingml/2006/main" name="Tema de Office">
+<a:theme xmlns:a="http://schemas.openxmlformats.org/drawingml/2006/main" name="Office Theme">
   <a:themeElements>
     <a:clrScheme name="Office">
       <a:dk1>
@@ -1031,7 +4071,7 @@
         <a:latin typeface="Aptos" panose="02110004020202020204"/>
         <a:ea typeface=""/>
         <a:cs typeface=""/>
-        <a:font script="Jpan" typeface="游明朝"/>
+        <a:font script="Jpan" typeface="游ゴシック"/>
         <a:font script="Hang" typeface="맑은 고딕"/>
         <a:font script="Hans" typeface="等线"/>
         <a:font script="Hant" typeface="新細明體"/>
@@ -1139,6 +4179,13 @@
         </a:gradFill>
       </a:fillStyleLst>
       <a:lnStyleLst>
+        <a:ln w="6350" cap="flat" cmpd="sng" algn="ctr">
+          <a:solidFill>
+            <a:schemeClr val="phClr"/>
+          </a:solidFill>
+          <a:prstDash val="solid"/>
+          <a:miter lim="800000"/>
+        </a:ln>
         <a:ln w="12700" cap="flat" cmpd="sng" algn="ctr">
           <a:solidFill>
             <a:schemeClr val="phClr"/>
@@ -1147,13 +4194,6 @@
           <a:miter lim="800000"/>
         </a:ln>
         <a:ln w="19050" cap="flat" cmpd="sng" algn="ctr">
-          <a:solidFill>
-            <a:schemeClr val="phClr"/>
-          </a:solidFill>
-          <a:prstDash val="solid"/>
-          <a:miter lim="800000"/>
-        </a:ln>
-        <a:ln w="25400" cap="flat" cmpd="sng" algn="ctr">
           <a:solidFill>
             <a:schemeClr val="phClr"/>
           </a:solidFill>
@@ -1218,32 +4258,242 @@
       </a:bgFillStyleLst>
     </a:fmtScheme>
   </a:themeElements>
-  <a:objectDefaults>
-    <a:lnDef>
-      <a:spPr/>
-      <a:bodyPr/>
-      <a:lstStyle/>
-      <a:style>
-        <a:lnRef idx="2">
-          <a:schemeClr val="accent1"/>
-        </a:lnRef>
-        <a:fillRef idx="0">
-          <a:schemeClr val="accent1"/>
-        </a:fillRef>
-        <a:effectRef idx="1">
-          <a:schemeClr val="accent1"/>
-        </a:effectRef>
-        <a:fontRef idx="minor">
-          <a:schemeClr val="tx1"/>
-        </a:fontRef>
-      </a:style>
-    </a:lnDef>
-  </a:objectDefaults>
+  <a:objectDefaults/>
   <a:extraClrSchemeLst/>
   <a:extLst>
     <a:ext uri="{05A4C25C-085E-4340-85A3-A5531E510DB2}">
-      <thm15:themeFamily xmlns:thm15="http://schemas.microsoft.com/office/thememl/2012/main" name="Office Theme" id="{2E142A2C-CD16-42D6-873A-C26D2A0506FA}" vid="{1BDDFF52-6CD6-40A5-AB3C-68EB2F1E4D0A}"/>
+      <thm15:themeFamily xmlns:thm15="http://schemas.microsoft.com/office/thememl/2012/main" name="Office Theme" id="{62F939B6-93AF-4DB8-9C6B-D6C7DFDC589F}" vid="{4A3C46E8-61CC-4603-A589-7422A47A8E4A}"/>
     </a:ext>
   </a:extLst>
 </a:theme>
+</file>
+
+<file path=customXml/item1.xml><?xml version="1.0" encoding="utf-8"?>
+<b:Sources xmlns:b="http://schemas.openxmlformats.org/officeDocument/2006/bibliography" xmlns="http://schemas.openxmlformats.org/officeDocument/2006/bibliography" SelectedStyle="\APASixthEditionOfficeOnline.xsl" StyleName="APA" Version="6"/>
+</file>
+
+<file path=customXml/item2.xml><?xml version="1.0" encoding="utf-8"?>
+<ct:contentTypeSchema xmlns:ct="http://schemas.microsoft.com/office/2006/metadata/contentType" xmlns:ma="http://schemas.microsoft.com/office/2006/metadata/properties/metaAttributes" ct:_="" ma:_="" ma:contentTypeName="Document" ma:contentTypeID="0x01010091CA7052A48FB44E8BAE44044031FC77" ma:contentTypeVersion="5" ma:contentTypeDescription="Create a new document." ma:contentTypeScope="" ma:versionID="72110da391d7bf7bbbd9879cda66318c">
+  <xsd:schema xmlns:xsd="http://www.w3.org/2001/XMLSchema" xmlns:xs="http://www.w3.org/2001/XMLSchema" xmlns:p="http://schemas.microsoft.com/office/2006/metadata/properties" xmlns:ns3="b16a9495-4dfd-42d3-807b-98cb11f03b43" targetNamespace="http://schemas.microsoft.com/office/2006/metadata/properties" ma:root="true" ma:fieldsID="65d4c4ab10123b5e2192ffab3149626d" ns3:_="">
+    <xsd:import namespace="b16a9495-4dfd-42d3-807b-98cb11f03b43"/>
+    <xsd:element name="properties">
+      <xsd:complexType>
+        <xsd:sequence>
+          <xsd:element name="documentManagement">
+            <xsd:complexType>
+              <xsd:all>
+                <xsd:element ref="ns3:MediaServiceMetadata" minOccurs="0"/>
+                <xsd:element ref="ns3:MediaServiceFastMetadata" minOccurs="0"/>
+                <xsd:element ref="ns3:MediaServiceSearchProperties" minOccurs="0"/>
+                <xsd:element ref="ns3:MediaServiceObjectDetectorVersions" minOccurs="0"/>
+                <xsd:element ref="ns3:_activity" minOccurs="0"/>
+              </xsd:all>
+            </xsd:complexType>
+          </xsd:element>
+        </xsd:sequence>
+      </xsd:complexType>
+    </xsd:element>
+  </xsd:schema>
+  <xsd:schema xmlns:xsd="http://www.w3.org/2001/XMLSchema" xmlns:xs="http://www.w3.org/2001/XMLSchema" xmlns:dms="http://schemas.microsoft.com/office/2006/documentManagement/types" xmlns:pc="http://schemas.microsoft.com/office/infopath/2007/PartnerControls" targetNamespace="b16a9495-4dfd-42d3-807b-98cb11f03b43" elementFormDefault="qualified">
+    <xsd:import namespace="http://schemas.microsoft.com/office/2006/documentManagement/types"/>
+    <xsd:import namespace="http://schemas.microsoft.com/office/infopath/2007/PartnerControls"/>
+    <xsd:element name="MediaServiceMetadata" ma:index="8" nillable="true" ma:displayName="MediaServiceMetadata" ma:hidden="true" ma:internalName="MediaServiceMetadata" ma:readOnly="true">
+      <xsd:simpleType>
+        <xsd:restriction base="dms:Note"/>
+      </xsd:simpleType>
+    </xsd:element>
+    <xsd:element name="MediaServiceFastMetadata" ma:index="9" nillable="true" ma:displayName="MediaServiceFastMetadata" ma:hidden="true" ma:internalName="MediaServiceFastMetadata" ma:readOnly="true">
+      <xsd:simpleType>
+        <xsd:restriction base="dms:Note"/>
+      </xsd:simpleType>
+    </xsd:element>
+    <xsd:element name="MediaServiceSearchProperties" ma:index="10" nillable="true" ma:displayName="MediaServiceSearchProperties" ma:hidden="true" ma:internalName="MediaServiceSearchProperties" ma:readOnly="true">
+      <xsd:simpleType>
+        <xsd:restriction base="dms:Note"/>
+      </xsd:simpleType>
+    </xsd:element>
+    <xsd:element name="MediaServiceObjectDetectorVersions" ma:index="11" nillable="true" ma:displayName="MediaServiceObjectDetectorVersions" ma:hidden="true" ma:indexed="true" ma:internalName="MediaServiceObjectDetectorVersions" ma:readOnly="true">
+      <xsd:simpleType>
+        <xsd:restriction base="dms:Text"/>
+      </xsd:simpleType>
+    </xsd:element>
+    <xsd:element name="_activity" ma:index="12" nillable="true" ma:displayName="_activity" ma:hidden="true" ma:internalName="_activity">
+      <xsd:simpleType>
+        <xsd:restriction base="dms:Note"/>
+      </xsd:simpleType>
+    </xsd:element>
+  </xsd:schema>
+  <xsd:schema xmlns="http://schemas.openxmlformats.org/package/2006/metadata/core-properties" xmlns:xsd="http://www.w3.org/2001/XMLSchema" xmlns:xsi="http://www.w3.org/2001/XMLSchema-instance" xmlns:dc="http://purl.org/dc/elements/1.1/" xmlns:dcterms="http://purl.org/dc/terms/" xmlns:odoc="http://schemas.microsoft.com/internal/obd" targetNamespace="http://schemas.openxmlformats.org/package/2006/metadata/core-properties" elementFormDefault="qualified" attributeFormDefault="unqualified" blockDefault="#all">
+    <xsd:import namespace="http://purl.org/dc/elements/1.1/" schemaLocation="http://dublincore.org/schemas/xmls/qdc/2003/04/02/dc.xsd"/>
+    <xsd:import namespace="http://purl.org/dc/terms/" schemaLocation="http://dublincore.org/schemas/xmls/qdc/2003/04/02/dcterms.xsd"/>
+    <xsd:element name="coreProperties" type="CT_coreProperties"/>
+    <xsd:complexType name="CT_coreProperties">
+      <xsd:all>
+        <xsd:element ref="dc:creator" minOccurs="0" maxOccurs="1"/>
+        <xsd:element ref="dcterms:created" minOccurs="0" maxOccurs="1"/>
+        <xsd:element ref="dc:identifier" minOccurs="0" maxOccurs="1"/>
+        <xsd:element name="contentType" minOccurs="0" maxOccurs="1" type="xsd:string" ma:index="0" ma:displayName="Content Type"/>
+        <xsd:element ref="dc:title" minOccurs="0" maxOccurs="1" ma:index="4" ma:displayName="Title"/>
+        <xsd:element ref="dc:subject" minOccurs="0" maxOccurs="1"/>
+        <xsd:element ref="dc:description" minOccurs="0" maxOccurs="1"/>
+        <xsd:element name="keywords" minOccurs="0" maxOccurs="1" type="xsd:string"/>
+        <xsd:element ref="dc:language" minOccurs="0" maxOccurs="1"/>
+        <xsd:element name="category" minOccurs="0" maxOccurs="1" type="xsd:string"/>
+        <xsd:element name="version" minOccurs="0" maxOccurs="1" type="xsd:string"/>
+        <xsd:element name="revision" minOccurs="0" maxOccurs="1" type="xsd:string">
+          <xsd:annotation>
+            <xsd:documentation>
+                        This value indicates the number of saves or revisions. The application is responsible for updating this value after each revision.
+                    </xsd:documentation>
+          </xsd:annotation>
+        </xsd:element>
+        <xsd:element name="lastModifiedBy" minOccurs="0" maxOccurs="1" type="xsd:string"/>
+        <xsd:element ref="dcterms:modified" minOccurs="0" maxOccurs="1"/>
+        <xsd:element name="contentStatus" minOccurs="0" maxOccurs="1" type="xsd:string"/>
+      </xsd:all>
+    </xsd:complexType>
+  </xsd:schema>
+  <xs:schema xmlns:pc="http://schemas.microsoft.com/office/infopath/2007/PartnerControls" xmlns:xs="http://www.w3.org/2001/XMLSchema" targetNamespace="http://schemas.microsoft.com/office/infopath/2007/PartnerControls" elementFormDefault="qualified" attributeFormDefault="unqualified">
+    <xs:element name="Person">
+      <xs:complexType>
+        <xs:sequence>
+          <xs:element ref="pc:DisplayName" minOccurs="0"/>
+          <xs:element ref="pc:AccountId" minOccurs="0"/>
+          <xs:element ref="pc:AccountType" minOccurs="0"/>
+        </xs:sequence>
+      </xs:complexType>
+    </xs:element>
+    <xs:element name="DisplayName" type="xs:string"/>
+    <xs:element name="AccountId" type="xs:string"/>
+    <xs:element name="AccountType" type="xs:string"/>
+    <xs:element name="BDCAssociatedEntity">
+      <xs:complexType>
+        <xs:sequence>
+          <xs:element ref="pc:BDCEntity" minOccurs="0" maxOccurs="unbounded"/>
+        </xs:sequence>
+        <xs:attribute ref="pc:EntityNamespace"/>
+        <xs:attribute ref="pc:EntityName"/>
+        <xs:attribute ref="pc:SystemInstanceName"/>
+        <xs:attribute ref="pc:AssociationName"/>
+      </xs:complexType>
+    </xs:element>
+    <xs:attribute name="EntityNamespace" type="xs:string"/>
+    <xs:attribute name="EntityName" type="xs:string"/>
+    <xs:attribute name="SystemInstanceName" type="xs:string"/>
+    <xs:attribute name="AssociationName" type="xs:string"/>
+    <xs:element name="BDCEntity">
+      <xs:complexType>
+        <xs:sequence>
+          <xs:element ref="pc:EntityDisplayName" minOccurs="0"/>
+          <xs:element ref="pc:EntityInstanceReference" minOccurs="0"/>
+          <xs:element ref="pc:EntityId1" minOccurs="0"/>
+          <xs:element ref="pc:EntityId2" minOccurs="0"/>
+          <xs:element ref="pc:EntityId3" minOccurs="0"/>
+          <xs:element ref="pc:EntityId4" minOccurs="0"/>
+          <xs:element ref="pc:EntityId5" minOccurs="0"/>
+        </xs:sequence>
+      </xs:complexType>
+    </xs:element>
+    <xs:element name="EntityDisplayName" type="xs:string"/>
+    <xs:element name="EntityInstanceReference" type="xs:string"/>
+    <xs:element name="EntityId1" type="xs:string"/>
+    <xs:element name="EntityId2" type="xs:string"/>
+    <xs:element name="EntityId3" type="xs:string"/>
+    <xs:element name="EntityId4" type="xs:string"/>
+    <xs:element name="EntityId5" type="xs:string"/>
+    <xs:element name="Terms">
+      <xs:complexType>
+        <xs:sequence>
+          <xs:element ref="pc:TermInfo" minOccurs="0" maxOccurs="unbounded"/>
+        </xs:sequence>
+      </xs:complexType>
+    </xs:element>
+    <xs:element name="TermInfo">
+      <xs:complexType>
+        <xs:sequence>
+          <xs:element ref="pc:TermName" minOccurs="0"/>
+          <xs:element ref="pc:TermId" minOccurs="0"/>
+        </xs:sequence>
+      </xs:complexType>
+    </xs:element>
+    <xs:element name="TermName" type="xs:string"/>
+    <xs:element name="TermId" type="xs:string"/>
+  </xs:schema>
+</ct:contentTypeSchema>
+</file>
+
+<file path=customXml/item3.xml><?xml version="1.0" encoding="utf-8"?>
+<go:gDocsCustomXmlDataStorage xmlns:go="http://customooxmlschemas.google.com/" xmlns:r="http://schemas.openxmlformats.org/officeDocument/2006/relationships" uri="GoogleDocsCustomDataVersion2">
+  <go:docsCustomData xmlns:go="http://customooxmlschemas.google.com/" roundtripDataSignature="AMtx7miehlgh2pzFvkmpnhkVaeODs3Wnuw==">CgMxLjAyCGguZ2pkZ3hzMgloLjMwajB6bGwyCWguMWZvYjl0ZTIJaC4zem55c2g3MgloLjJldDkycDAyDmgua2ZranMzcndsMmMxOAByITF6bEVRVXYyWkdtTjZWemdfYk5uaGpmb0x1c2hhYUo3dw==</go:docsCustomData>
+</go:gDocsCustomXmlDataStorage>
+</file>
+
+<file path=customXml/item4.xml><?xml version="1.0" encoding="utf-8"?>
+<p:properties xmlns:p="http://schemas.microsoft.com/office/2006/metadata/properties" xmlns:xsi="http://www.w3.org/2001/XMLSchema-instance" xmlns:pc="http://schemas.microsoft.com/office/infopath/2007/PartnerControls">
+  <documentManagement>
+    <_activity xmlns="b16a9495-4dfd-42d3-807b-98cb11f03b43" xsi:nil="true"/>
+  </documentManagement>
+</p:properties>
+</file>
+
+<file path=customXml/item5.xml><?xml version="1.0" encoding="utf-8"?>
+<?mso-contentType ?>
+<FormTemplates xmlns="http://schemas.microsoft.com/sharepoint/v3/contenttype/forms">
+  <Display>DocumentLibraryForm</Display>
+  <Edit>DocumentLibraryForm</Edit>
+  <New>DocumentLibraryForm</New>
+</FormTemplates>
+</file>
+
+<file path=customXml/itemProps1.xml><?xml version="1.0" encoding="utf-8"?>
+<ds:datastoreItem xmlns:ds="http://schemas.openxmlformats.org/officeDocument/2006/customXml" ds:itemID="{A5C61161-19E4-4D42-A5DA-EC591AFE0A7D}">
+  <ds:schemaRefs>
+    <ds:schemaRef ds:uri="http://schemas.openxmlformats.org/officeDocument/2006/bibliography"/>
+  </ds:schemaRefs>
+</ds:datastoreItem>
+</file>
+
+<file path=customXml/itemProps2.xml><?xml version="1.0" encoding="utf-8"?>
+<ds:datastoreItem xmlns:ds="http://schemas.openxmlformats.org/officeDocument/2006/customXml" ds:itemID="{1CD39011-2B34-4226-8638-59B13D86301D}">
+  <ds:schemaRefs>
+    <ds:schemaRef ds:uri="http://schemas.microsoft.com/office/2006/metadata/contentType"/>
+    <ds:schemaRef ds:uri="http://schemas.microsoft.com/office/2006/metadata/properties/metaAttributes"/>
+    <ds:schemaRef ds:uri="http://www.w3.org/2001/XMLSchema"/>
+    <ds:schemaRef ds:uri="http://schemas.microsoft.com/office/2006/metadata/properties"/>
+    <ds:schemaRef ds:uri="b16a9495-4dfd-42d3-807b-98cb11f03b43"/>
+    <ds:schemaRef ds:uri="http://schemas.microsoft.com/office/2006/documentManagement/types"/>
+    <ds:schemaRef ds:uri="http://schemas.microsoft.com/office/infopath/2007/PartnerControls"/>
+    <ds:schemaRef ds:uri="http://schemas.openxmlformats.org/package/2006/metadata/core-properties"/>
+    <ds:schemaRef ds:uri="http://purl.org/dc/elements/1.1/"/>
+    <ds:schemaRef ds:uri="http://purl.org/dc/terms/"/>
+    <ds:schemaRef ds:uri="http://schemas.microsoft.com/internal/obd"/>
+  </ds:schemaRefs>
+</ds:datastoreItem>
+</file>
+
+<file path=customXml/itemProps3.xml><?xml version="1.0" encoding="utf-8"?>
+<ds:datastoreItem xmlns:ds="http://schemas.openxmlformats.org/officeDocument/2006/customXml" ds:itemID="{11111111-1234-1234-1234-123412341234}">
+  <ds:schemaRefs>
+    <ds:schemaRef ds:uri="http://customooxmlschemas.google.com/"/>
+    <ds:schemaRef ds:uri="http://schemas.openxmlformats.org/officeDocument/2006/relationships"/>
+  </ds:schemaRefs>
+</ds:datastoreItem>
+</file>
+
+<file path=customXml/itemProps4.xml><?xml version="1.0" encoding="utf-8"?>
+<ds:datastoreItem xmlns:ds="http://schemas.openxmlformats.org/officeDocument/2006/customXml" ds:itemID="{D51EB97A-8C7A-4EE1-A3AD-E57FDBFA6BEE}">
+  <ds:schemaRefs>
+    <ds:schemaRef ds:uri="http://schemas.microsoft.com/office/2006/metadata/properties"/>
+    <ds:schemaRef ds:uri="http://schemas.microsoft.com/office/infopath/2007/PartnerControls"/>
+    <ds:schemaRef ds:uri="b16a9495-4dfd-42d3-807b-98cb11f03b43"/>
+  </ds:schemaRefs>
+</ds:datastoreItem>
+</file>
+
+<file path=customXml/itemProps5.xml><?xml version="1.0" encoding="utf-8"?>
+<ds:datastoreItem xmlns:ds="http://schemas.openxmlformats.org/officeDocument/2006/customXml" ds:itemID="{AD64260C-1345-4C21-A804-B9FBE7B91489}">
+  <ds:schemaRefs>
+    <ds:schemaRef ds:uri="http://schemas.microsoft.com/sharepoint/v3/contenttype/forms"/>
+  </ds:schemaRefs>
+</ds:datastoreItem>
 </file>
--- a/2026413_Statistics_v1.docx
+++ b/2026413_Statistics_v1.docx
@@ -736,7 +736,6 @@
                 <w:szCs w:val="32"/>
               </w:rPr>
             </w:pPr>
-            <w:proofErr w:type="spellStart"/>
             <w:ins w:id="22" w:author="Sandy Navarro" w:date="2026-10-04T22:12:00Z" w16du:dateUtc="2026-10-04T21:12:00Z">
               <w:r>
                 <w:rPr>
@@ -745,17 +744,7 @@
                   <w:sz w:val="32"/>
                   <w:szCs w:val="32"/>
                 </w:rPr>
-                <w:t>Taufique</w:t>
-              </w:r>
-              <w:proofErr w:type="spellEnd"/>
-              <w:r>
-                <w:rPr>
-                  <w:i/>
-                  <w:color w:val="156082"/>
-                  <w:sz w:val="32"/>
-                  <w:szCs w:val="32"/>
-                </w:rPr>
-                <w:t xml:space="preserve"> Ahmed</w:t>
+                <w:t>Taufique Ahmed</w:t>
               </w:r>
             </w:ins>
           </w:p>
@@ -1170,7 +1159,6 @@
           </w:rPr>
           <w:t xml:space="preserve">c I have chosen and whether any relevant datasets are available too, and </w:t>
         </w:r>
-        <w:proofErr w:type="spellStart"/>
         <w:r>
           <w:rPr>
             <w:b/>
@@ -1178,17 +1166,7 @@
             <w:sz w:val="28"/>
             <w:szCs w:val="28"/>
           </w:rPr>
-          <w:t>DeepL</w:t>
-        </w:r>
-        <w:proofErr w:type="spellEnd"/>
-        <w:r>
-          <w:rPr>
-            <w:b/>
-            <w:bCs/>
-            <w:sz w:val="28"/>
-            <w:szCs w:val="28"/>
-          </w:rPr>
-          <w:t xml:space="preserve"> Translator </w:t>
+          <w:t xml:space="preserve">DeepL Translator </w:t>
         </w:r>
         <w:r>
           <w:rPr>
@@ -1330,23 +1308,7 @@
                                 <w:color w:val="000000"/>
                                 <w:sz w:val="28"/>
                               </w:rPr>
-                              <w:t xml:space="preserve">By submitting this assessment, I confirm that I have read the CCT policy on academic misconduct and understand the implications of submitting work that is not my own or does not appropriately reference material </w:t>
-                            </w:r>
-                            <w:proofErr w:type="gramStart"/>
-                            <w:r>
-                              <w:rPr>
-                                <w:color w:val="000000"/>
-                                <w:sz w:val="28"/>
-                              </w:rPr>
-                              <w:t>taken</w:t>
-                            </w:r>
-                            <w:proofErr w:type="gramEnd"/>
-                            <w:r>
-                              <w:rPr>
-                                <w:color w:val="000000"/>
-                                <w:sz w:val="28"/>
-                              </w:rPr>
-                              <w:t xml:space="preserve"> from a third party or other source. </w:t>
+                              <w:t xml:space="preserve">By submitting this assessment, I confirm that I have read the CCT policy on academic misconduct and understand the implications of submitting work that is not my own or does not appropriately reference material taken from a third party or other source. </w:t>
                             </w:r>
                           </w:p>
                           <w:p>
@@ -1676,276 +1638,2881 @@
     <w:p>
       <w:pPr>
         <w:rPr>
-          <w:ins w:id="85" w:author="Sandy Navarro" w:date="2026-10-29T22:19:00Z" w16du:dateUtc="2026-10-29T22:19:00Z"/>
-        </w:rPr>
-        <w:pPrChange w:id="86" w:author="Sandy Navarro" w:date="2026-10-29T22:24:00Z" w16du:dateUtc="2026-10-29T22:24:00Z">
+          <w:ins w:id="85" w:author="Sandy Navarro" w:date="2026-11-01T21:55:00Z" w16du:dateUtc="2026-11-01T21:55:00Z"/>
+        </w:rPr>
+      </w:pPr>
+      <w:ins w:id="86" w:author="Sandy Navarro" w:date="2026-10-29T22:17:00Z" w16du:dateUtc="2026-10-29T22:17:00Z">
+        <w:r>
+          <w:t xml:space="preserve">The results will help to show how these statistical methods can be applied and whether they are suitable for the variables </w:t>
+        </w:r>
+      </w:ins>
+      <w:ins w:id="87" w:author="Sandy Navarro" w:date="2026-10-29T22:18:00Z" w16du:dateUtc="2026-10-29T22:18:00Z">
+        <w:r>
+          <w:t>selected. The limitations of the data and the methods used will also be discussed.</w:t>
+        </w:r>
+      </w:ins>
+    </w:p>
+    <w:p>
+      <w:pPr>
+        <w:rPr>
+          <w:ins w:id="88" w:author="Sandy Navarro" w:date="2026-11-01T21:55:00Z" w16du:dateUtc="2026-11-01T21:55:00Z"/>
+        </w:rPr>
+      </w:pPr>
+    </w:p>
+    <w:p>
+      <w:pPr>
+        <w:rPr>
+          <w:ins w:id="89" w:author="Sandy Navarro" w:date="2026-10-29T22:19:00Z" w16du:dateUtc="2026-10-29T22:19:00Z"/>
+        </w:rPr>
+        <w:pPrChange w:id="90" w:author="Sandy Navarro" w:date="2026-10-29T22:24:00Z" w16du:dateUtc="2026-10-29T22:24:00Z">
           <w:pPr>
             <w:pStyle w:val="Ttulo1"/>
           </w:pPr>
         </w:pPrChange>
       </w:pPr>
-      <w:ins w:id="87" w:author="Sandy Navarro" w:date="2026-10-29T22:17:00Z" w16du:dateUtc="2026-10-29T22:17:00Z">
-        <w:r>
-          <w:t xml:space="preserve">The results will help to show how these statistical methods can be applied and whether they are suitable for the variables </w:t>
-        </w:r>
-      </w:ins>
-      <w:ins w:id="88" w:author="Sandy Navarro" w:date="2026-10-29T22:18:00Z" w16du:dateUtc="2026-10-29T22:18:00Z">
-        <w:r>
-          <w:t>selected. The limitations of the data and the methods used will also be discussed.</w:t>
-        </w:r>
-        <w:r>
-          <w:br w:type="page"/>
-        </w:r>
-      </w:ins>
-      <w:ins w:id="89" w:author="Sandy Navarro" w:date="2026-10-29T22:19:00Z" w16du:dateUtc="2026-10-29T22:19:00Z">
+      <w:ins w:id="91" w:author="Sandy Navarro" w:date="2026-10-29T22:19:00Z" w16du:dateUtc="2026-10-29T22:19:00Z">
+        <w:r>
+          <w:rPr>
+            <w:rStyle w:val="Ttulo1Car"/>
+            <w:rPrChange w:id="92" w:author="Sandy Navarro" w:date="2026-11-01T19:38:00Z" w16du:dateUtc="2026-11-01T19:38:00Z">
+              <w:rPr/>
+            </w:rPrChange>
+          </w:rPr>
+          <w:t>Data description</w:t>
+        </w:r>
+      </w:ins>
+      <w:ins w:id="93" w:author="Sandy Navarro" w:date="2026-11-01T19:38:00Z" w16du:dateUtc="2026-11-01T19:38:00Z">
+        <w:r>
+          <w:rPr>
+            <w:rStyle w:val="Ttulo1Car"/>
+            <w:rPrChange w:id="94" w:author="Sandy Navarro" w:date="2026-11-01T19:38:00Z" w16du:dateUtc="2026-11-01T19:38:00Z">
+              <w:rPr/>
+            </w:rPrChange>
+          </w:rPr>
+          <w:t xml:space="preserve"> and preparation</w:t>
+        </w:r>
+      </w:ins>
+    </w:p>
+    <w:p>
+      <w:pPr>
+        <w:rPr>
+          <w:ins w:id="95" w:author="Sandy Navarro" w:date="2026-11-01T19:39:00Z" w16du:dateUtc="2026-11-01T19:39:00Z"/>
+        </w:rPr>
+      </w:pPr>
+      <w:ins w:id="96" w:author="Sandy Navarro" w:date="2026-11-01T19:38:00Z" w16du:dateUtc="2026-11-01T19:38:00Z">
+        <w:r>
+          <w:t>the dataset was obtained from the UK Gover</w:t>
+        </w:r>
+      </w:ins>
+      <w:ins w:id="97" w:author="Sandy Navarro" w:date="2026-11-01T19:39:00Z" w16du:dateUtc="2026-11-01T19:39:00Z">
+        <w:r>
+          <w:t xml:space="preserve">nment website (GOV.UK, 2024). </w:t>
+        </w:r>
+      </w:ins>
+      <w:ins w:id="98" w:author="Sandy Navarro" w:date="2026-11-01T21:05:00Z" w16du:dateUtc="2026-11-01T21:05:00Z">
+        <w:r>
+          <w:t>I</w:t>
+        </w:r>
+      </w:ins>
+      <w:ins w:id="99" w:author="Sandy Navarro" w:date="2026-11-01T19:39:00Z" w16du:dateUtc="2026-11-01T19:39:00Z">
+        <w:r>
+          <w:t xml:space="preserve">t </w:t>
+        </w:r>
+      </w:ins>
+      <w:ins w:id="100" w:author="Sandy Navarro" w:date="2026-11-01T21:05:00Z" w16du:dateUtc="2026-11-01T21:05:00Z">
+        <w:r>
+          <w:t>contains</w:t>
+        </w:r>
+      </w:ins>
+      <w:ins w:id="101" w:author="Sandy Navarro" w:date="2026-11-01T19:39:00Z" w16du:dateUtc="2026-11-01T19:39:00Z">
+        <w:r>
+          <w:t xml:space="preserve"> information about restaurant </w:t>
+        </w:r>
+      </w:ins>
+      <w:ins w:id="102" w:author="Sandy Navarro" w:date="2026-11-01T21:05:00Z" w16du:dateUtc="2026-11-01T21:05:00Z">
+        <w:r>
+          <w:t>market</w:t>
+        </w:r>
+      </w:ins>
+      <w:ins w:id="103" w:author="Sandy Navarro" w:date="2026-11-01T19:39:00Z" w16du:dateUtc="2026-11-01T19:39:00Z">
+        <w:r>
+          <w:t xml:space="preserve"> activity and different geographical areas.</w:t>
+        </w:r>
+      </w:ins>
+    </w:p>
+    <w:p>
+      <w:pPr>
+        <w:rPr>
+          <w:ins w:id="104" w:author="Sandy Navarro" w:date="2026-11-01T19:41:00Z" w16du:dateUtc="2026-11-01T19:41:00Z"/>
+        </w:rPr>
+      </w:pPr>
+      <w:ins w:id="105" w:author="Sandy Navarro" w:date="2026-11-01T19:39:00Z" w16du:dateUtc="2026-11-01T19:39:00Z">
+        <w:r>
+          <w:t xml:space="preserve">After importing the CSV </w:t>
+        </w:r>
+      </w:ins>
+      <w:ins w:id="106" w:author="Sandy Navarro" w:date="2026-11-01T19:40:00Z" w16du:dateUtc="2026-11-01T19:40:00Z">
+        <w:r>
+          <w:t xml:space="preserve">file into Python using Pandas, the dataset </w:t>
+        </w:r>
+      </w:ins>
+      <w:ins w:id="107" w:author="Sandy Navarro" w:date="2026-11-01T19:41:00Z" w16du:dateUtc="2026-11-01T19:41:00Z">
+        <w:r>
+          <w:t>contained</w:t>
+        </w:r>
+      </w:ins>
+      <w:ins w:id="108" w:author="Sandy Navarro" w:date="2026-11-01T19:40:00Z" w16du:dateUtc="2026-11-01T19:40:00Z">
+        <w:r>
+          <w:t xml:space="preserve"> 566,303 rows and 8 columns. The variables include cardholder location, cluster group</w:t>
+        </w:r>
+      </w:ins>
+      <w:ins w:id="109" w:author="Sandy Navarro" w:date="2026-11-01T19:41:00Z" w16du:dateUtc="2026-11-01T19:41:00Z">
+        <w:r>
+          <w:t>, month, market category and three numerical market indices.</w:t>
+        </w:r>
+      </w:ins>
+    </w:p>
+    <w:p>
+      <w:pPr>
+        <w:rPr>
+          <w:ins w:id="110" w:author="Sandy Navarro" w:date="2026-11-01T19:43:00Z" w16du:dateUtc="2026-11-01T19:43:00Z"/>
+        </w:rPr>
+      </w:pPr>
+      <w:ins w:id="111" w:author="Sandy Navarro" w:date="2026-11-01T19:41:00Z" w16du:dateUtc="2026-11-01T19:41:00Z">
+        <w:r>
+          <w:t>The dataset contains a combination of categorical and numerical variables. For examp</w:t>
+        </w:r>
+      </w:ins>
+      <w:ins w:id="112" w:author="Sandy Navarro" w:date="2026-11-01T19:42:00Z" w16du:dateUtc="2026-11-01T19:42:00Z">
+        <w:r>
+          <w:t>le, cardholder location and market category are categorical variables, w</w:t>
+        </w:r>
+      </w:ins>
+      <w:ins w:id="113" w:author="Sandy Navarro" w:date="2026-11-01T19:43:00Z" w16du:dateUtc="2026-11-01T19:43:00Z">
+        <w:r>
+          <w:t>h</w:t>
+        </w:r>
+      </w:ins>
+      <w:ins w:id="114" w:author="Sandy Navarro" w:date="2026-11-01T19:42:00Z" w16du:dateUtc="2026-11-01T19:42:00Z">
+        <w:r>
+          <w:t xml:space="preserve">ile </w:t>
+        </w:r>
+      </w:ins>
+      <w:ins w:id="115" w:author="Sandy Navarro" w:date="2026-11-01T19:43:00Z" w16du:dateUtc="2026-11-01T19:43:00Z">
+        <w:r>
+          <w:t>market</w:t>
+        </w:r>
+      </w:ins>
+      <w:ins w:id="116" w:author="Sandy Navarro" w:date="2026-11-01T19:42:00Z" w16du:dateUtc="2026-11-01T19:42:00Z">
+        <w:r>
+          <w:t xml:space="preserve"> </w:t>
+        </w:r>
+      </w:ins>
+      <w:ins w:id="117" w:author="Sandy Navarro" w:date="2026-11-01T19:43:00Z" w16du:dateUtc="2026-11-01T19:43:00Z">
+        <w:r>
+          <w:t>spend</w:t>
+        </w:r>
+      </w:ins>
+      <w:ins w:id="118" w:author="Sandy Navarro" w:date="2026-11-01T19:42:00Z" w16du:dateUtc="2026-11-01T19:42:00Z">
+        <w:r>
+          <w:t xml:space="preserve"> index, market transactions index and </w:t>
+        </w:r>
+      </w:ins>
+      <w:ins w:id="119" w:author="Sandy Navarro" w:date="2026-11-01T19:43:00Z" w16du:dateUtc="2026-11-01T19:43:00Z">
+        <w:r>
+          <w:t>market cardholder index are numerical variables.</w:t>
+        </w:r>
+      </w:ins>
+    </w:p>
+    <w:p>
+      <w:pPr>
+        <w:rPr>
+          <w:ins w:id="120" w:author="Sandy Navarro" w:date="2026-11-01T21:56:00Z" w16du:dateUtc="2026-11-01T21:56:00Z"/>
+        </w:rPr>
+      </w:pPr>
+      <w:ins w:id="121" w:author="Sandy Navarro" w:date="2026-11-01T19:43:00Z" w16du:dateUtc="2026-11-01T19:43:00Z">
+        <w:r>
+          <w:t xml:space="preserve">The initial data inspection was </w:t>
+        </w:r>
+      </w:ins>
+      <w:ins w:id="122" w:author="Sandy Navarro" w:date="2026-11-01T19:48:00Z" w16du:dateUtc="2026-11-01T19:48:00Z">
+        <w:r>
+          <w:t>carried out</w:t>
+        </w:r>
+      </w:ins>
+      <w:ins w:id="123" w:author="Sandy Navarro" w:date="2026-11-01T19:43:00Z" w16du:dateUtc="2026-11-01T19:43:00Z">
+        <w:r>
+          <w:t xml:space="preserve"> using Python functions such as </w:t>
+        </w:r>
+      </w:ins>
+      <w:ins w:id="124" w:author="Sandy Navarro" w:date="2026-11-01T19:44:00Z" w16du:dateUtc="2026-11-01T19:44:00Z">
+        <w:r>
+          <w:t>head(), tail(), shape(), and info().</w:t>
+        </w:r>
+      </w:ins>
+    </w:p>
+    <w:p>
+      <w:pPr>
+        <w:rPr>
+          <w:ins w:id="125" w:author="Sandy Navarro" w:date="2026-11-01T19:44:00Z" w16du:dateUtc="2026-11-01T19:44:00Z"/>
+        </w:rPr>
+      </w:pPr>
+      <w:ins w:id="126" w:author="Sandy Navarro" w:date="2026-11-01T21:57:00Z" w16du:dateUtc="2026-11-01T21:57:00Z">
+        <w:r>
+          <w:drawing>
+            <wp:inline distT="0" distB="0" distL="0" distR="0" wp14:anchorId="13966061" wp14:editId="361BDC3A">
+              <wp:extent cx="5731510" cy="3290570"/>
+              <wp:effectExtent l="0" t="0" r="2540" b="5080"/>
+              <wp:docPr id="1126248768" name="Imagen 1"/>
+              <wp:cNvGraphicFramePr>
+                <a:graphicFrameLocks xmlns:a="http://schemas.openxmlformats.org/drawingml/2006/main" noChangeAspect="1"/>
+              </wp:cNvGraphicFramePr>
+              <a:graphic xmlns:a="http://schemas.openxmlformats.org/drawingml/2006/main">
+                <a:graphicData uri="http://schemas.openxmlformats.org/drawingml/2006/picture">
+                  <pic:pic xmlns:pic="http://schemas.openxmlformats.org/drawingml/2006/picture">
+                    <pic:nvPicPr>
+                      <pic:cNvPr id="1126248768" name=""/>
+                      <pic:cNvPicPr/>
+                    </pic:nvPicPr>
+                    <pic:blipFill>
+                      <a:blip r:embed="rId13"/>
+                      <a:stretch>
+                        <a:fillRect/>
+                      </a:stretch>
+                    </pic:blipFill>
+                    <pic:spPr>
+                      <a:xfrm>
+                        <a:off x="0" y="0"/>
+                        <a:ext cx="5731510" cy="3290570"/>
+                      </a:xfrm>
+                      <a:prstGeom prst="rect">
+                        <a:avLst/>
+                      </a:prstGeom>
+                    </pic:spPr>
+                  </pic:pic>
+                </a:graphicData>
+              </a:graphic>
+            </wp:inline>
+          </w:drawing>
+        </w:r>
+      </w:ins>
+    </w:p>
+    <w:p>
+      <w:pPr>
+        <w:rPr>
+          <w:ins w:id="127" w:author="Sandy Navarro" w:date="2026-11-01T21:57:00Z" w16du:dateUtc="2026-11-01T21:57:00Z"/>
+        </w:rPr>
+      </w:pPr>
+      <w:ins w:id="128" w:author="Sandy Navarro" w:date="2026-11-01T21:57:00Z" w16du:dateUtc="2026-11-01T21:57:00Z">
         <w:r>
           <w:lastRenderedPageBreak/>
-          <w:t>Data description.</w:t>
-        </w:r>
-      </w:ins>
-    </w:p>
-    <w:p>
-      <w:pPr>
-        <w:rPr>
-          <w:ins w:id="90" w:author="Sandy Navarro" w:date="2026-10-29T22:19:00Z" w16du:dateUtc="2026-10-29T22:19:00Z"/>
-          <w:b/>
-          <w:bCs/>
-        </w:rPr>
-      </w:pPr>
-      <w:ins w:id="91" w:author="Sandy Navarro" w:date="2026-10-29T22:19:00Z" w16du:dateUtc="2026-10-29T22:19:00Z">
+          <w:drawing>
+            <wp:inline distT="0" distB="0" distL="0" distR="0" wp14:anchorId="36AA3CB0" wp14:editId="3BE6EA34">
+              <wp:extent cx="4940554" cy="2502029"/>
+              <wp:effectExtent l="0" t="0" r="0" b="0"/>
+              <wp:docPr id="1188757892" name="Imagen 1"/>
+              <wp:cNvGraphicFramePr>
+                <a:graphicFrameLocks xmlns:a="http://schemas.openxmlformats.org/drawingml/2006/main" noChangeAspect="1"/>
+              </wp:cNvGraphicFramePr>
+              <a:graphic xmlns:a="http://schemas.openxmlformats.org/drawingml/2006/main">
+                <a:graphicData uri="http://schemas.openxmlformats.org/drawingml/2006/picture">
+                  <pic:pic xmlns:pic="http://schemas.openxmlformats.org/drawingml/2006/picture">
+                    <pic:nvPicPr>
+                      <pic:cNvPr id="1188757892" name=""/>
+                      <pic:cNvPicPr/>
+                    </pic:nvPicPr>
+                    <pic:blipFill>
+                      <a:blip r:embed="rId14"/>
+                      <a:stretch>
+                        <a:fillRect/>
+                      </a:stretch>
+                    </pic:blipFill>
+                    <pic:spPr>
+                      <a:xfrm>
+                        <a:off x="0" y="0"/>
+                        <a:ext cx="4940554" cy="2502029"/>
+                      </a:xfrm>
+                      <a:prstGeom prst="rect">
+                        <a:avLst/>
+                      </a:prstGeom>
+                    </pic:spPr>
+                  </pic:pic>
+                </a:graphicData>
+              </a:graphic>
+            </wp:inline>
+          </w:drawing>
+        </w:r>
+      </w:ins>
+    </w:p>
+    <w:p>
+      <w:pPr>
+        <w:rPr>
+          <w:ins w:id="129" w:author="Sandy Navarro" w:date="2026-11-01T19:44:00Z" w16du:dateUtc="2026-11-01T19:44:00Z"/>
+        </w:rPr>
+      </w:pPr>
+      <w:ins w:id="130" w:author="Sandy Navarro" w:date="2026-11-01T19:47:00Z" w16du:dateUtc="2026-11-01T19:47:00Z">
+        <w:r>
+          <w:t>These functions</w:t>
+        </w:r>
+      </w:ins>
+      <w:ins w:id="131" w:author="Sandy Navarro" w:date="2026-11-01T19:44:00Z" w16du:dateUtc="2026-11-01T19:44:00Z">
+        <w:r>
+          <w:t xml:space="preserve"> help me understand the </w:t>
+        </w:r>
+      </w:ins>
+      <w:ins w:id="132" w:author="Sandy Navarro" w:date="2026-11-01T19:48:00Z" w16du:dateUtc="2026-11-01T19:48:00Z">
+        <w:r>
+          <w:t>structure</w:t>
+        </w:r>
+      </w:ins>
+      <w:ins w:id="133" w:author="Sandy Navarro" w:date="2026-11-01T19:44:00Z" w16du:dateUtc="2026-11-01T19:44:00Z">
+        <w:r>
+          <w:t xml:space="preserve"> of the dataset and check the data types.</w:t>
+        </w:r>
+      </w:ins>
+    </w:p>
+    <w:p>
+      <w:pPr>
+        <w:rPr>
+          <w:ins w:id="134" w:author="Sandy Navarro" w:date="2026-11-01T21:57:00Z" w16du:dateUtc="2026-11-01T21:57:00Z"/>
+        </w:rPr>
+      </w:pPr>
+      <w:ins w:id="135" w:author="Sandy Navarro" w:date="2026-11-01T19:44:00Z" w16du:dateUtc="2026-11-01T19:44:00Z">
+        <w:r>
+          <w:t xml:space="preserve">I </w:t>
+        </w:r>
+      </w:ins>
+      <w:ins w:id="136" w:author="Sandy Navarro" w:date="2026-11-01T19:45:00Z" w16du:dateUtc="2026-11-01T19:45:00Z">
+        <w:r>
+          <w:t>also checked for missing values using isnull().sum(). The results showed that there were no missing values in any of the columns.</w:t>
+        </w:r>
+      </w:ins>
+    </w:p>
+    <w:p>
+      <w:pPr>
+        <w:rPr>
+          <w:ins w:id="137" w:author="Sandy Navarro" w:date="2026-11-01T19:45:00Z" w16du:dateUtc="2026-11-01T19:45:00Z"/>
+        </w:rPr>
+      </w:pPr>
+      <w:ins w:id="138" w:author="Sandy Navarro" w:date="2026-11-01T21:58:00Z" w16du:dateUtc="2026-11-01T21:58:00Z">
+        <w:r>
+          <w:drawing>
+            <wp:inline distT="0" distB="0" distL="0" distR="0" wp14:anchorId="71246F97" wp14:editId="6B8B59D0">
+              <wp:extent cx="5731510" cy="3590290"/>
+              <wp:effectExtent l="0" t="0" r="2540" b="0"/>
+              <wp:docPr id="950246084" name="Imagen 1"/>
+              <wp:cNvGraphicFramePr>
+                <a:graphicFrameLocks xmlns:a="http://schemas.openxmlformats.org/drawingml/2006/main" noChangeAspect="1"/>
+              </wp:cNvGraphicFramePr>
+              <a:graphic xmlns:a="http://schemas.openxmlformats.org/drawingml/2006/main">
+                <a:graphicData uri="http://schemas.openxmlformats.org/drawingml/2006/picture">
+                  <pic:pic xmlns:pic="http://schemas.openxmlformats.org/drawingml/2006/picture">
+                    <pic:nvPicPr>
+                      <pic:cNvPr id="950246084" name=""/>
+                      <pic:cNvPicPr/>
+                    </pic:nvPicPr>
+                    <pic:blipFill>
+                      <a:blip r:embed="rId15"/>
+                      <a:stretch>
+                        <a:fillRect/>
+                      </a:stretch>
+                    </pic:blipFill>
+                    <pic:spPr>
+                      <a:xfrm>
+                        <a:off x="0" y="0"/>
+                        <a:ext cx="5731510" cy="3590290"/>
+                      </a:xfrm>
+                      <a:prstGeom prst="rect">
+                        <a:avLst/>
+                      </a:prstGeom>
+                    </pic:spPr>
+                  </pic:pic>
+                </a:graphicData>
+              </a:graphic>
+            </wp:inline>
+          </w:drawing>
+        </w:r>
+      </w:ins>
+    </w:p>
+    <w:p>
+      <w:pPr>
+        <w:rPr>
+          <w:ins w:id="139" w:author="Sandy Navarro" w:date="2026-11-01T19:46:00Z" w16du:dateUtc="2026-11-01T19:46:00Z"/>
+        </w:rPr>
+      </w:pPr>
+      <w:ins w:id="140" w:author="Sandy Navarro" w:date="2026-11-01T19:45:00Z" w16du:dateUtc="2026-11-01T19:45:00Z">
+        <w:r>
+          <w:t>The three numerical variables were</w:t>
+        </w:r>
+      </w:ins>
+      <w:ins w:id="141" w:author="Sandy Navarro" w:date="2026-11-01T19:46:00Z" w16du:dateUtc="2026-11-01T19:46:00Z">
+        <w:r>
+          <w:t xml:space="preserve"> selected for the main descripted analysis because their provided information about different aspects of restaurant market activity.</w:t>
+        </w:r>
+      </w:ins>
+    </w:p>
+    <w:p>
+      <w:pPr>
+        <w:pStyle w:val="Ttulo1"/>
+        <w:rPr>
+          <w:ins w:id="142" w:author="Sandy Navarro" w:date="2026-11-01T19:43:00Z" w16du:dateUtc="2026-11-01T19:43:00Z"/>
+        </w:rPr>
+        <w:pPrChange w:id="143" w:author="Sandy Navarro" w:date="2026-11-01T19:47:00Z" w16du:dateUtc="2026-11-01T19:47:00Z">
+          <w:pPr/>
+        </w:pPrChange>
+      </w:pPr>
+      <w:ins w:id="144" w:author="Sandy Navarro" w:date="2026-11-01T19:46:00Z" w16du:dateUtc="2026-11-01T19:46:00Z">
+        <w:r>
+          <w:t xml:space="preserve">Descriptive </w:t>
+        </w:r>
+      </w:ins>
+      <w:ins w:id="145" w:author="Sandy Navarro" w:date="2026-11-01T19:47:00Z" w16du:dateUtc="2026-11-01T19:47:00Z">
+        <w:r>
+          <w:t>statistical</w:t>
+        </w:r>
+      </w:ins>
+      <w:ins w:id="146" w:author="Sandy Navarro" w:date="2026-11-01T19:46:00Z" w16du:dateUtc="2026-11-01T19:46:00Z">
+        <w:r>
+          <w:t xml:space="preserve"> a</w:t>
+        </w:r>
+      </w:ins>
+      <w:ins w:id="147" w:author="Sandy Navarro" w:date="2026-11-01T19:47:00Z" w16du:dateUtc="2026-11-01T19:47:00Z">
+        <w:r>
+          <w:t>nalysis.</w:t>
+        </w:r>
+      </w:ins>
+      <w:ins w:id="148" w:author="Sandy Navarro" w:date="2026-11-01T19:44:00Z" w16du:dateUtc="2026-11-01T19:44:00Z">
+        <w:r>
+          <w:t xml:space="preserve"> </w:t>
+        </w:r>
+      </w:ins>
+    </w:p>
+    <w:p>
+      <w:pPr>
+        <w:rPr>
+          <w:ins w:id="149" w:author="Sandy Navarro" w:date="2026-11-01T19:50:00Z" w16du:dateUtc="2026-11-01T19:50:00Z"/>
+        </w:rPr>
+      </w:pPr>
+      <w:ins w:id="150" w:author="Sandy Navarro" w:date="2026-11-01T19:49:00Z" w16du:dateUtc="2026-11-01T19:49:00Z">
+        <w:r>
+          <w:t>Descriptive statistics were calculated for the three numerical variables using Python and Pandas. The analysis included the mean, media</w:t>
+        </w:r>
+      </w:ins>
+      <w:ins w:id="151" w:author="Sandy Navarro" w:date="2026-11-01T19:51:00Z" w16du:dateUtc="2026-11-01T19:51:00Z">
+        <w:r>
+          <w:t>n</w:t>
+        </w:r>
+      </w:ins>
+      <w:ins w:id="152" w:author="Sandy Navarro" w:date="2026-11-01T19:49:00Z" w16du:dateUtc="2026-11-01T19:49:00Z">
+        <w:r>
+          <w:t>, mode, minimum, maximum, range, var</w:t>
+        </w:r>
+      </w:ins>
+      <w:ins w:id="153" w:author="Sandy Navarro" w:date="2026-11-01T19:50:00Z" w16du:dateUtc="2026-11-01T19:50:00Z">
+        <w:r>
+          <w:t>iance, standard deviation and percentiles.</w:t>
+        </w:r>
+      </w:ins>
+    </w:p>
+    <w:p>
+      <w:pPr>
+        <w:rPr>
+          <w:ins w:id="154" w:author="Sandy Navarro" w:date="2026-11-01T19:52:00Z" w16du:dateUtc="2026-11-01T19:52:00Z"/>
+        </w:rPr>
+      </w:pPr>
+      <w:ins w:id="155" w:author="Sandy Navarro" w:date="2026-11-01T19:50:00Z" w16du:dateUtc="2026-11-01T19:50:00Z">
+        <w:r>
+          <w:rPr>
+            <w:b/>
+            <w:bCs/>
+            <w:rPrChange w:id="156" w:author="Sandy Navarro" w:date="2026-11-01T19:50:00Z" w16du:dateUtc="2026-11-01T19:50:00Z">
+              <w:rPr/>
+            </w:rPrChange>
+          </w:rPr>
+          <w:lastRenderedPageBreak/>
+          <w:t xml:space="preserve">Market </w:t>
+        </w:r>
+      </w:ins>
+      <w:ins w:id="157" w:author="Sandy Navarro" w:date="2026-11-01T19:55:00Z" w16du:dateUtc="2026-11-01T19:55:00Z">
         <w:r>
           <w:rPr>
             <w:b/>
             <w:bCs/>
           </w:rPr>
-          <w:t>Data source.</w:t>
-        </w:r>
-      </w:ins>
-    </w:p>
-    <w:p>
-      <w:pPr>
-        <w:rPr>
-          <w:ins w:id="92" w:author="Sandy Navarro" w:date="2026-10-29T22:22:00Z" w16du:dateUtc="2026-10-29T22:22:00Z"/>
-        </w:rPr>
-      </w:pPr>
-      <w:ins w:id="93" w:author="Sandy Navarro" w:date="2026-10-29T22:19:00Z" w16du:dateUtc="2026-10-29T22:19:00Z">
-        <w:r>
-          <w:t>The data set used in this project is calle</w:t>
-        </w:r>
-      </w:ins>
-      <w:ins w:id="94" w:author="Sandy Navarro" w:date="2026-10-29T22:20:00Z" w16du:dateUtc="2026-10-29T22:20:00Z">
-        <w:r>
-          <w:t xml:space="preserve">d </w:t>
+          <w:t>S</w:t>
+        </w:r>
+      </w:ins>
+      <w:ins w:id="158" w:author="Sandy Navarro" w:date="2026-11-01T19:50:00Z" w16du:dateUtc="2026-11-01T19:50:00Z">
+        <w:r>
+          <w:rPr>
+            <w:b/>
+            <w:bCs/>
+            <w:rPrChange w:id="159" w:author="Sandy Navarro" w:date="2026-11-01T19:50:00Z" w16du:dateUtc="2026-11-01T19:50:00Z">
+              <w:rPr/>
+            </w:rPrChange>
+          </w:rPr>
+          <w:t>pend index</w:t>
+        </w:r>
+        <w:r>
+          <w:rPr>
+            <w:b/>
+            <w:bCs/>
+          </w:rPr>
+          <w:t xml:space="preserve"> </w:t>
+        </w:r>
+      </w:ins>
+      <w:ins w:id="160" w:author="Sandy Navarro" w:date="2026-11-01T19:51:00Z" w16du:dateUtc="2026-11-01T19:51:00Z">
+        <w:r>
+          <w:br/>
+          <w:t xml:space="preserve">The market spend index had a mean of 1189.89 and a median of 439.28. The difference between these two values suggest that the data </w:t>
+        </w:r>
+      </w:ins>
+      <w:ins w:id="161" w:author="Sandy Navarro" w:date="2026-11-01T19:52:00Z" w16du:dateUtc="2026-11-01T19:52:00Z">
+        <w:r>
+          <w:t>are not evenly distributed.</w:t>
+        </w:r>
+      </w:ins>
+    </w:p>
+    <w:p>
+      <w:pPr>
+        <w:rPr>
+          <w:ins w:id="162" w:author="Sandy Navarro" w:date="2026-11-01T19:53:00Z" w16du:dateUtc="2026-11-01T19:53:00Z"/>
+        </w:rPr>
+      </w:pPr>
+      <w:ins w:id="163" w:author="Sandy Navarro" w:date="2026-11-01T19:52:00Z" w16du:dateUtc="2026-11-01T19:52:00Z">
+        <w:r>
+          <w:t xml:space="preserve">The minimum value was approximately 0.04, while the maximum was 15,406.06. The standard deviation was 1887.55, showing a high level of variation between </w:t>
+        </w:r>
+      </w:ins>
+      <w:ins w:id="164" w:author="Sandy Navarro" w:date="2026-11-01T19:53:00Z" w16du:dateUtc="2026-11-01T19:53:00Z">
+        <w:r>
+          <w:t>geographical locations.</w:t>
+        </w:r>
+      </w:ins>
+    </w:p>
+    <w:p>
+      <w:pPr>
+        <w:rPr>
+          <w:ins w:id="165" w:author="Sandy Navarro" w:date="2026-11-01T19:53:00Z" w16du:dateUtc="2026-11-01T19:53:00Z"/>
+        </w:rPr>
+      </w:pPr>
+      <w:ins w:id="166" w:author="Sandy Navarro" w:date="2026-11-01T19:53:00Z" w16du:dateUtc="2026-11-01T19:53:00Z">
+        <w:r>
+          <w:t xml:space="preserve">The histogram showed a strong positive skew. Most of the observations were concentrated around lower values, while the smaller number of locations had much higher values. </w:t>
+        </w:r>
+      </w:ins>
+    </w:p>
+    <w:p>
+      <w:pPr>
+        <w:rPr>
+          <w:ins w:id="167" w:author="Sandy Navarro" w:date="2026-11-01T21:58:00Z" w16du:dateUtc="2026-11-01T21:58:00Z"/>
+        </w:rPr>
+      </w:pPr>
+      <w:ins w:id="168" w:author="Sandy Navarro" w:date="2026-11-01T19:53:00Z" w16du:dateUtc="2026-11-01T19:53:00Z">
+        <w:r>
+          <w:t>The boxplot also sho</w:t>
+        </w:r>
+      </w:ins>
+      <w:ins w:id="169" w:author="Sandy Navarro" w:date="2026-11-01T19:54:00Z" w16du:dateUtc="2026-11-01T19:54:00Z">
+        <w:r>
+          <w:t>wed many outliers above the upper range. These results suggest that spending activity is very different between geographical areas.</w:t>
+        </w:r>
+      </w:ins>
+    </w:p>
+    <w:p>
+      <w:pPr>
+        <w:rPr>
+          <w:ins w:id="170" w:author="Sandy Navarro" w:date="2026-11-01T19:54:00Z" w16du:dateUtc="2026-11-01T19:54:00Z"/>
+        </w:rPr>
+      </w:pPr>
+      <w:ins w:id="171" w:author="Sandy Navarro" w:date="2026-11-01T21:59:00Z" w16du:dateUtc="2026-11-01T21:59:00Z">
+        <w:r>
+          <w:drawing>
+            <wp:inline distT="0" distB="0" distL="0" distR="0" wp14:anchorId="46ED603C" wp14:editId="1986456F">
+              <wp:extent cx="5731510" cy="5358130"/>
+              <wp:effectExtent l="0" t="0" r="2540" b="0"/>
+              <wp:docPr id="2024628452" name="Imagen 1"/>
+              <wp:cNvGraphicFramePr>
+                <a:graphicFrameLocks xmlns:a="http://schemas.openxmlformats.org/drawingml/2006/main" noChangeAspect="1"/>
+              </wp:cNvGraphicFramePr>
+              <a:graphic xmlns:a="http://schemas.openxmlformats.org/drawingml/2006/main">
+                <a:graphicData uri="http://schemas.openxmlformats.org/drawingml/2006/picture">
+                  <pic:pic xmlns:pic="http://schemas.openxmlformats.org/drawingml/2006/picture">
+                    <pic:nvPicPr>
+                      <pic:cNvPr id="2024628452" name=""/>
+                      <pic:cNvPicPr/>
+                    </pic:nvPicPr>
+                    <pic:blipFill>
+                      <a:blip r:embed="rId16"/>
+                      <a:stretch>
+                        <a:fillRect/>
+                      </a:stretch>
+                    </pic:blipFill>
+                    <pic:spPr>
+                      <a:xfrm>
+                        <a:off x="0" y="0"/>
+                        <a:ext cx="5731510" cy="5358130"/>
+                      </a:xfrm>
+                      <a:prstGeom prst="rect">
+                        <a:avLst/>
+                      </a:prstGeom>
+                    </pic:spPr>
+                  </pic:pic>
+                </a:graphicData>
+              </a:graphic>
+            </wp:inline>
+          </w:drawing>
+        </w:r>
+      </w:ins>
+    </w:p>
+    <w:p>
+      <w:pPr>
+        <w:rPr>
+          <w:ins w:id="172" w:author="Sandy Navarro" w:date="2026-11-01T19:55:00Z" w16du:dateUtc="2026-11-01T19:55:00Z"/>
+        </w:rPr>
+      </w:pPr>
+      <w:ins w:id="173" w:author="Sandy Navarro" w:date="2026-11-01T19:54:00Z" w16du:dateUtc="2026-11-01T19:54:00Z">
+        <w:r>
+          <w:rPr>
+            <w:b/>
+            <w:bCs/>
+          </w:rPr>
+          <w:t xml:space="preserve">Market Transaction Index </w:t>
+        </w:r>
+      </w:ins>
+      <w:ins w:id="174" w:author="Sandy Navarro" w:date="2026-11-01T19:55:00Z" w16du:dateUtc="2026-11-01T19:55:00Z">
+        <w:r>
+          <w:rPr>
+            <w:b/>
+            <w:bCs/>
+          </w:rPr>
+          <w:br/>
+        </w:r>
+        <w:r>
+          <w:t>The market transaction index had a mean of approximately 1260.17 and a standard deviation of 2103.53.</w:t>
+        </w:r>
+      </w:ins>
+    </w:p>
+    <w:p>
+      <w:pPr>
+        <w:rPr>
+          <w:ins w:id="175" w:author="Sandy Navarro" w:date="2026-11-01T19:56:00Z" w16du:dateUtc="2026-11-01T19:56:00Z"/>
+        </w:rPr>
+      </w:pPr>
+      <w:ins w:id="176" w:author="Sandy Navarro" w:date="2026-11-01T19:55:00Z" w16du:dateUtc="2026-11-01T19:55:00Z">
+        <w:r>
+          <w:t>The histogram showed a similar pattern to the market spend index, with most values concentr</w:t>
+        </w:r>
+      </w:ins>
+      <w:ins w:id="177" w:author="Sandy Navarro" w:date="2026-11-01T19:56:00Z" w16du:dateUtc="2026-11-01T19:56:00Z">
+        <w:r>
+          <w:t xml:space="preserve">ated towards the lower end and a long tail towards higher values. </w:t>
+        </w:r>
+      </w:ins>
+    </w:p>
+    <w:p>
+      <w:pPr>
+        <w:rPr>
+          <w:ins w:id="178" w:author="Sandy Navarro" w:date="2026-11-01T19:57:00Z" w16du:dateUtc="2026-11-01T19:57:00Z"/>
+        </w:rPr>
+      </w:pPr>
+      <w:ins w:id="179" w:author="Sandy Navarro" w:date="2026-11-01T19:56:00Z" w16du:dateUtc="2026-11-01T19:56:00Z">
+        <w:r>
+          <w:lastRenderedPageBreak/>
+          <w:t>This suggests that the number of restaurant transactions is not equally distributed across geographical locations. Some areas have much higher transaction</w:t>
+        </w:r>
+      </w:ins>
+      <w:ins w:id="180" w:author="Sandy Navarro" w:date="2026-11-01T19:57:00Z" w16du:dateUtc="2026-11-01T19:57:00Z">
+        <w:r>
+          <w:t xml:space="preserve"> activity than others. </w:t>
+        </w:r>
+      </w:ins>
+    </w:p>
+    <w:p>
+      <w:pPr>
+        <w:rPr>
+          <w:ins w:id="181" w:author="Sandy Navarro" w:date="2026-11-01T21:59:00Z" w16du:dateUtc="2026-11-01T21:59:00Z"/>
+        </w:rPr>
+      </w:pPr>
+      <w:ins w:id="182" w:author="Sandy Navarro" w:date="2026-11-01T19:57:00Z" w16du:dateUtc="2026-11-01T19:57:00Z">
+        <w:r>
+          <w:t xml:space="preserve">The boxplot also showed several outliers, which supports the observation that there are large differences between locations. </w:t>
+        </w:r>
+      </w:ins>
+    </w:p>
+    <w:p>
+      <w:pPr>
+        <w:rPr>
+          <w:ins w:id="183" w:author="Sandy Navarro" w:date="2026-11-01T19:57:00Z" w16du:dateUtc="2026-11-01T19:57:00Z"/>
+        </w:rPr>
+      </w:pPr>
+      <w:ins w:id="184" w:author="Sandy Navarro" w:date="2026-11-01T21:59:00Z" w16du:dateUtc="2026-11-01T21:59:00Z">
+        <w:r>
+          <w:drawing>
+            <wp:inline distT="0" distB="0" distL="0" distR="0" wp14:anchorId="3F4296E7" wp14:editId="633214AC">
+              <wp:extent cx="5731510" cy="5614035"/>
+              <wp:effectExtent l="0" t="0" r="2540" b="5715"/>
+              <wp:docPr id="2134232206" name="Imagen 1"/>
+              <wp:cNvGraphicFramePr>
+                <a:graphicFrameLocks xmlns:a="http://schemas.openxmlformats.org/drawingml/2006/main" noChangeAspect="1"/>
+              </wp:cNvGraphicFramePr>
+              <a:graphic xmlns:a="http://schemas.openxmlformats.org/drawingml/2006/main">
+                <a:graphicData uri="http://schemas.openxmlformats.org/drawingml/2006/picture">
+                  <pic:pic xmlns:pic="http://schemas.openxmlformats.org/drawingml/2006/picture">
+                    <pic:nvPicPr>
+                      <pic:cNvPr id="2134232206" name=""/>
+                      <pic:cNvPicPr/>
+                    </pic:nvPicPr>
+                    <pic:blipFill>
+                      <a:blip r:embed="rId17"/>
+                      <a:stretch>
+                        <a:fillRect/>
+                      </a:stretch>
+                    </pic:blipFill>
+                    <pic:spPr>
+                      <a:xfrm>
+                        <a:off x="0" y="0"/>
+                        <a:ext cx="5731510" cy="5614035"/>
+                      </a:xfrm>
+                      <a:prstGeom prst="rect">
+                        <a:avLst/>
+                      </a:prstGeom>
+                    </pic:spPr>
+                  </pic:pic>
+                </a:graphicData>
+              </a:graphic>
+            </wp:inline>
+          </w:drawing>
+        </w:r>
+      </w:ins>
+    </w:p>
+    <w:p>
+      <w:pPr>
+        <w:rPr>
+          <w:ins w:id="185" w:author="Sandy Navarro" w:date="2026-11-01T19:58:00Z" w16du:dateUtc="2026-11-01T19:58:00Z"/>
+        </w:rPr>
+      </w:pPr>
+      <w:ins w:id="186" w:author="Sandy Navarro" w:date="2026-11-01T19:57:00Z" w16du:dateUtc="2026-11-01T19:57:00Z">
+        <w:r>
+          <w:rPr>
+            <w:b/>
+            <w:bCs/>
+          </w:rPr>
+          <w:t>Market Cardholder Index</w:t>
+        </w:r>
+        <w:r>
+          <w:rPr>
+            <w:b/>
+            <w:bCs/>
+          </w:rPr>
+          <w:br/>
+        </w:r>
+      </w:ins>
+      <w:ins w:id="187" w:author="Sandy Navarro" w:date="2026-11-01T19:58:00Z" w16du:dateUtc="2026-11-01T19:58:00Z">
+        <w:r>
+          <w:t>The market cardholder index had a mean of approximately 1623.64 and a standard deviation of 2727.66.</w:t>
+        </w:r>
+      </w:ins>
+    </w:p>
+    <w:p>
+      <w:pPr>
+        <w:rPr>
+          <w:ins w:id="188" w:author="Sandy Navarro" w:date="2026-11-01T20:00:00Z" w16du:dateUtc="2026-11-01T20:00:00Z"/>
+        </w:rPr>
+      </w:pPr>
+      <w:ins w:id="189" w:author="Sandy Navarro" w:date="2026-11-01T19:58:00Z" w16du:dateUtc="2026-11-01T19:58:00Z">
+        <w:r>
+          <w:t>I</w:t>
+        </w:r>
+      </w:ins>
+      <w:ins w:id="190" w:author="Sandy Navarro" w:date="2026-11-01T19:59:00Z" w16du:dateUtc="2026-11-01T19:59:00Z">
+        <w:r>
+          <w:t>ts histogram also showed a positive skew, with a large concentration of observations at lower values and fewer observations at higher level</w:t>
+        </w:r>
+      </w:ins>
+      <w:ins w:id="191" w:author="Sandy Navarro" w:date="2026-11-01T20:00:00Z" w16du:dateUtc="2026-11-01T20:00:00Z">
+        <w:r>
+          <w:t>s.</w:t>
+        </w:r>
+      </w:ins>
+    </w:p>
+    <w:p>
+      <w:pPr>
+        <w:rPr>
+          <w:ins w:id="192" w:author="Sandy Navarro" w:date="2026-11-01T20:01:00Z" w16du:dateUtc="2026-11-01T20:01:00Z"/>
+        </w:rPr>
+      </w:pPr>
+      <w:ins w:id="193" w:author="Sandy Navarro" w:date="2026-11-01T20:00:00Z" w16du:dateUtc="2026-11-01T20:00:00Z">
+        <w:r>
+          <w:t>The boxplot showed a considerable number of outliers. This suggests that customer activity varies s</w:t>
+        </w:r>
+      </w:ins>
+      <w:ins w:id="194" w:author="Sandy Navarro" w:date="2026-11-01T20:01:00Z" w16du:dateUtc="2026-11-01T20:01:00Z">
+        <w:r>
+          <w:t xml:space="preserve">ignificantly between geographical locations. </w:t>
+        </w:r>
+      </w:ins>
+    </w:p>
+    <w:p>
+      <w:pPr>
+        <w:rPr>
+          <w:ins w:id="195" w:author="Sandy Navarro" w:date="2026-11-01T20:03:00Z" w16du:dateUtc="2026-11-01T20:03:00Z"/>
+        </w:rPr>
+      </w:pPr>
+      <w:ins w:id="196" w:author="Sandy Navarro" w:date="2026-11-01T20:01:00Z" w16du:dateUtc="2026-11-01T20:01:00Z">
+        <w:r>
+          <w:rPr>
+            <w:b/>
+            <w:bCs/>
+            <w:rPrChange w:id="197" w:author="Sandy Navarro" w:date="2026-11-01T20:01:00Z" w16du:dateUtc="2026-11-01T20:01:00Z">
+              <w:rPr/>
+            </w:rPrChange>
+          </w:rPr>
+          <w:t xml:space="preserve">Comparison </w:t>
+        </w:r>
+        <w:r>
+          <w:rPr>
+            <w:b/>
+            <w:bCs/>
+          </w:rPr>
+          <w:t>of t</w:t>
+        </w:r>
+        <w:r>
+          <w:rPr>
+            <w:b/>
+            <w:bCs/>
+            <w:rPrChange w:id="198" w:author="Sandy Navarro" w:date="2026-11-01T20:01:00Z" w16du:dateUtc="2026-11-01T20:01:00Z">
+              <w:rPr/>
+            </w:rPrChange>
+          </w:rPr>
+          <w:t xml:space="preserve">he </w:t>
+        </w:r>
+        <w:r>
+          <w:rPr>
+            <w:b/>
+            <w:bCs/>
+          </w:rPr>
+          <w:t>T</w:t>
+        </w:r>
+        <w:r>
+          <w:rPr>
+            <w:b/>
+            <w:bCs/>
+            <w:rPrChange w:id="199" w:author="Sandy Navarro" w:date="2026-11-01T20:01:00Z" w16du:dateUtc="2026-11-01T20:01:00Z">
+              <w:rPr/>
+            </w:rPrChange>
+          </w:rPr>
+          <w:t xml:space="preserve">hree </w:t>
+        </w:r>
+        <w:r>
+          <w:rPr>
+            <w:b/>
+            <w:bCs/>
+          </w:rPr>
+          <w:t>V</w:t>
+        </w:r>
+        <w:r>
+          <w:rPr>
+            <w:b/>
+            <w:bCs/>
+            <w:rPrChange w:id="200" w:author="Sandy Navarro" w:date="2026-11-01T20:01:00Z" w16du:dateUtc="2026-11-01T20:01:00Z">
+              <w:rPr/>
+            </w:rPrChange>
+          </w:rPr>
+          <w:t>ariables</w:t>
+        </w:r>
+        <w:r>
+          <w:rPr>
+            <w:b/>
+            <w:bCs/>
+          </w:rPr>
+          <w:br/>
+        </w:r>
+      </w:ins>
+      <w:ins w:id="201" w:author="Sandy Navarro" w:date="2026-11-01T20:02:00Z" w16du:dateUtc="2026-11-01T20:02:00Z">
+        <w:r>
+          <w:t>Overall, the three numerical variables showed similar patterns. Their distributions positively skewed, and all three contained several high val</w:t>
+        </w:r>
+      </w:ins>
+      <w:ins w:id="202" w:author="Sandy Navarro" w:date="2026-11-01T20:03:00Z" w16du:dateUtc="2026-11-01T20:03:00Z">
+        <w:r>
+          <w:t xml:space="preserve">ues and outliers. </w:t>
+        </w:r>
+      </w:ins>
+    </w:p>
+    <w:p>
+      <w:pPr>
+        <w:rPr>
+          <w:ins w:id="203" w:author="Sandy Navarro" w:date="2026-11-01T20:03:00Z" w16du:dateUtc="2026-11-01T20:03:00Z"/>
+        </w:rPr>
+      </w:pPr>
+      <w:ins w:id="204" w:author="Sandy Navarro" w:date="2026-11-01T20:03:00Z" w16du:dateUtc="2026-11-01T20:03:00Z">
+        <w:r>
+          <w:lastRenderedPageBreak/>
+          <w:t xml:space="preserve">The results suggest that restaurant market activity is not evenly distributed across the UK. Some geographical areas have considerably higher spending, transaction and cardholder indices than others. </w:t>
+        </w:r>
+      </w:ins>
+    </w:p>
+    <w:p>
+      <w:pPr>
+        <w:rPr>
+          <w:ins w:id="205" w:author="Sandy Navarro" w:date="2026-11-01T22:00:00Z" w16du:dateUtc="2026-11-01T22:00:00Z"/>
+        </w:rPr>
+      </w:pPr>
+      <w:ins w:id="206" w:author="Sandy Navarro" w:date="2026-11-01T20:04:00Z" w16du:dateUtc="2026-11-01T20:04:00Z">
+        <w:r>
+          <w:t xml:space="preserve">The graphs were useful because they made </w:t>
+        </w:r>
+      </w:ins>
+      <w:ins w:id="207" w:author="Sandy Navarro" w:date="2026-11-01T20:05:00Z" w16du:dateUtc="2026-11-01T20:05:00Z">
+        <w:r>
+          <w:t>these differences</w:t>
+        </w:r>
+      </w:ins>
+      <w:ins w:id="208" w:author="Sandy Navarro" w:date="2026-11-01T20:04:00Z" w16du:dateUtc="2026-11-01T20:04:00Z">
+        <w:r>
+          <w:t xml:space="preserve"> easier to identify.</w:t>
+        </w:r>
+      </w:ins>
+    </w:p>
+    <w:p>
+      <w:pPr>
+        <w:rPr>
+          <w:ins w:id="209" w:author="Sandy Navarro" w:date="2026-11-01T20:04:00Z" w16du:dateUtc="2026-11-01T20:04:00Z"/>
+        </w:rPr>
+      </w:pPr>
+      <w:ins w:id="210" w:author="Sandy Navarro" w:date="2026-11-01T22:00:00Z" w16du:dateUtc="2026-11-01T22:00:00Z">
+        <w:r>
+          <w:drawing>
+            <wp:inline distT="0" distB="0" distL="0" distR="0" wp14:anchorId="3A1AD0B2" wp14:editId="0CA3B96A">
+              <wp:extent cx="5731510" cy="5636260"/>
+              <wp:effectExtent l="0" t="0" r="2540" b="2540"/>
+              <wp:docPr id="1914214798" name="Imagen 1"/>
+              <wp:cNvGraphicFramePr>
+                <a:graphicFrameLocks xmlns:a="http://schemas.openxmlformats.org/drawingml/2006/main" noChangeAspect="1"/>
+              </wp:cNvGraphicFramePr>
+              <a:graphic xmlns:a="http://schemas.openxmlformats.org/drawingml/2006/main">
+                <a:graphicData uri="http://schemas.openxmlformats.org/drawingml/2006/picture">
+                  <pic:pic xmlns:pic="http://schemas.openxmlformats.org/drawingml/2006/picture">
+                    <pic:nvPicPr>
+                      <pic:cNvPr id="1914214798" name=""/>
+                      <pic:cNvPicPr/>
+                    </pic:nvPicPr>
+                    <pic:blipFill>
+                      <a:blip r:embed="rId18"/>
+                      <a:stretch>
+                        <a:fillRect/>
+                      </a:stretch>
+                    </pic:blipFill>
+                    <pic:spPr>
+                      <a:xfrm>
+                        <a:off x="0" y="0"/>
+                        <a:ext cx="5731510" cy="5636260"/>
+                      </a:xfrm>
+                      <a:prstGeom prst="rect">
+                        <a:avLst/>
+                      </a:prstGeom>
+                    </pic:spPr>
+                  </pic:pic>
+                </a:graphicData>
+              </a:graphic>
+            </wp:inline>
+          </w:drawing>
+        </w:r>
+      </w:ins>
+    </w:p>
+    <w:p>
+      <w:pPr>
+        <w:pStyle w:val="Ttulo1"/>
+        <w:rPr>
+          <w:ins w:id="211" w:author="Sandy Navarro" w:date="2026-11-01T20:05:00Z" w16du:dateUtc="2026-11-01T20:05:00Z"/>
+        </w:rPr>
+      </w:pPr>
+      <w:ins w:id="212" w:author="Sandy Navarro" w:date="2026-11-01T20:04:00Z" w16du:dateUtc="2026-11-01T20:04:00Z">
+        <w:r>
+          <w:t>Normal</w:t>
+        </w:r>
+        <w:r>
+          <w:t xml:space="preserve"> </w:t>
+        </w:r>
+      </w:ins>
+      <w:ins w:id="213" w:author="Sandy Navarro" w:date="2026-11-01T20:16:00Z" w16du:dateUtc="2026-11-01T20:16:00Z">
+        <w:r>
+          <w:t>D</w:t>
+        </w:r>
+      </w:ins>
+      <w:ins w:id="214" w:author="Sandy Navarro" w:date="2026-11-01T20:04:00Z" w16du:dateUtc="2026-11-01T20:04:00Z">
+        <w:r>
+          <w:t>istr</w:t>
+        </w:r>
+      </w:ins>
+      <w:ins w:id="215" w:author="Sandy Navarro" w:date="2026-11-01T20:05:00Z" w16du:dateUtc="2026-11-01T20:05:00Z">
+        <w:r>
+          <w:t>ibution</w:t>
+        </w:r>
+      </w:ins>
+      <w:ins w:id="216" w:author="Sandy Navarro" w:date="2026-11-01T20:04:00Z" w16du:dateUtc="2026-11-01T20:04:00Z">
+        <w:r>
+          <w:t xml:space="preserve">. </w:t>
+        </w:r>
+      </w:ins>
+    </w:p>
+    <w:p>
+      <w:pPr>
+        <w:rPr>
+          <w:ins w:id="217" w:author="Sandy Navarro" w:date="2026-11-01T20:05:00Z" w16du:dateUtc="2026-11-01T20:05:00Z"/>
+        </w:rPr>
+      </w:pPr>
+      <w:ins w:id="218" w:author="Sandy Navarro" w:date="2026-11-01T20:05:00Z" w16du:dateUtc="2026-11-01T20:05:00Z">
+        <w:r>
+          <w:t xml:space="preserve">The normal distribution was studied using histograms, the mean, standard deviation and empirical rule. </w:t>
+        </w:r>
+      </w:ins>
+    </w:p>
+    <w:p>
+      <w:pPr>
+        <w:rPr>
+          <w:ins w:id="219" w:author="Sandy Navarro" w:date="2026-11-01T20:07:00Z" w16du:dateUtc="2026-11-01T20:07:00Z"/>
+        </w:rPr>
+      </w:pPr>
+      <w:ins w:id="220" w:author="Sandy Navarro" w:date="2026-11-01T20:05:00Z" w16du:dateUtc="2026-11-01T20:05:00Z">
+        <w:r>
+          <w:t>The empirical states that in a normal distribution, approximately 68</w:t>
+        </w:r>
+      </w:ins>
+      <w:ins w:id="221" w:author="Sandy Navarro" w:date="2026-11-01T20:10:00Z" w16du:dateUtc="2026-11-01T20:10:00Z">
+        <w:r>
+          <w:t xml:space="preserve">% </w:t>
+        </w:r>
+      </w:ins>
+      <w:ins w:id="222" w:author="Sandy Navarro" w:date="2026-11-01T20:05:00Z" w16du:dateUtc="2026-11-01T20:05:00Z">
+        <w:r>
+          <w:t xml:space="preserve">of observations should fall within one </w:t>
+        </w:r>
+      </w:ins>
+      <w:ins w:id="223" w:author="Sandy Navarro" w:date="2026-11-01T20:06:00Z" w16du:dateUtc="2026-11-01T20:06:00Z">
+        <w:r>
+          <w:t>standard deviation of the mean, 95</w:t>
+        </w:r>
+      </w:ins>
+      <w:ins w:id="224" w:author="Sandy Navarro" w:date="2026-11-01T20:09:00Z" w16du:dateUtc="2026-11-01T20:09:00Z">
+        <w:r>
+          <w:t xml:space="preserve">% </w:t>
+        </w:r>
+      </w:ins>
+      <w:ins w:id="225" w:author="Sandy Navarro" w:date="2026-11-01T20:06:00Z" w16du:dateUtc="2026-11-01T20:06:00Z">
+        <w:r>
+          <w:t>within two standard deviations and 99.7</w:t>
+        </w:r>
+      </w:ins>
+      <w:ins w:id="226" w:author="Sandy Navarro" w:date="2026-11-01T20:10:00Z" w16du:dateUtc="2026-11-01T20:10:00Z">
+        <w:r>
+          <w:t xml:space="preserve">% </w:t>
+        </w:r>
+      </w:ins>
+      <w:ins w:id="227" w:author="Sandy Navarro" w:date="2026-11-01T20:06:00Z" w16du:dateUtc="2026-11-01T20:06:00Z">
+        <w:r>
+          <w:t xml:space="preserve">within three standard deviations. </w:t>
+        </w:r>
+      </w:ins>
+    </w:p>
+    <w:p>
+      <w:pPr>
+        <w:rPr>
+          <w:ins w:id="228" w:author="Sandy Navarro" w:date="2026-11-01T20:07:00Z" w16du:dateUtc="2026-11-01T20:07:00Z"/>
+        </w:rPr>
+      </w:pPr>
+      <w:ins w:id="229" w:author="Sandy Navarro" w:date="2026-11-01T20:07:00Z" w16du:dateUtc="2026-11-01T20:07:00Z">
+        <w:r>
+          <w:t>Python was used to calculate the percentage of observations between these ranges for each numerical variable.</w:t>
+        </w:r>
+      </w:ins>
+    </w:p>
+    <w:p>
+      <w:pPr>
+        <w:rPr>
+          <w:ins w:id="230" w:author="Sandy Navarro" w:date="2026-11-01T20:08:00Z" w16du:dateUtc="2026-11-01T20:08:00Z"/>
+        </w:rPr>
+      </w:pPr>
+      <w:ins w:id="231" w:author="Sandy Navarro" w:date="2026-11-01T20:07:00Z" w16du:dateUtc="2026-11-01T20:07:00Z">
+        <w:r>
+          <w:lastRenderedPageBreak/>
+          <w:t>For the market spent index, the results were approximately 88.45</w:t>
+        </w:r>
+      </w:ins>
+      <w:ins w:id="232" w:author="Sandy Navarro" w:date="2026-11-01T20:09:00Z" w16du:dateUtc="2026-11-01T20:09:00Z">
+        <w:r>
+          <w:t>%</w:t>
+        </w:r>
+      </w:ins>
+      <w:ins w:id="233" w:author="Sandy Navarro" w:date="2026-11-01T20:07:00Z" w16du:dateUtc="2026-11-01T20:07:00Z">
+        <w:r>
+          <w:t>, 93.67</w:t>
+        </w:r>
+      </w:ins>
+      <w:ins w:id="234" w:author="Sandy Navarro" w:date="2026-11-01T20:09:00Z" w16du:dateUtc="2026-11-01T20:09:00Z">
+        <w:r>
+          <w:t xml:space="preserve">% </w:t>
+        </w:r>
+      </w:ins>
+      <w:ins w:id="235" w:author="Sandy Navarro" w:date="2026-11-01T20:07:00Z" w16du:dateUtc="2026-11-01T20:07:00Z">
+        <w:r>
+          <w:t>and 97.07</w:t>
+        </w:r>
+      </w:ins>
+      <w:ins w:id="236" w:author="Sandy Navarro" w:date="2026-11-01T20:09:00Z" w16du:dateUtc="2026-11-01T20:09:00Z">
+        <w:r>
+          <w:t>%</w:t>
+        </w:r>
+      </w:ins>
+      <w:ins w:id="237" w:author="Sandy Navarro" w:date="2026-11-01T20:08:00Z" w16du:dateUtc="2026-11-01T20:08:00Z">
+        <w:r>
+          <w:t>.</w:t>
+        </w:r>
+      </w:ins>
+    </w:p>
+    <w:p>
+      <w:pPr>
+        <w:rPr>
+          <w:ins w:id="238" w:author="Sandy Navarro" w:date="2026-11-01T20:08:00Z" w16du:dateUtc="2026-11-01T20:08:00Z"/>
+        </w:rPr>
+      </w:pPr>
+      <w:ins w:id="239" w:author="Sandy Navarro" w:date="2026-11-01T20:08:00Z" w16du:dateUtc="2026-11-01T20:08:00Z">
+        <w:r>
+          <w:t xml:space="preserve">For the market transactions index, the results were approximately 88.89 percent, 93.92 </w:t>
+        </w:r>
+      </w:ins>
+      <w:ins w:id="240" w:author="Sandy Navarro" w:date="2026-11-01T20:09:00Z" w16du:dateUtc="2026-11-01T20:09:00Z">
+        <w:r>
+          <w:t xml:space="preserve">% </w:t>
+        </w:r>
+      </w:ins>
+      <w:ins w:id="241" w:author="Sandy Navarro" w:date="2026-11-01T20:08:00Z" w16du:dateUtc="2026-11-01T20:08:00Z">
+        <w:r>
+          <w:t>and 96.86</w:t>
+        </w:r>
+      </w:ins>
+      <w:ins w:id="242" w:author="Sandy Navarro" w:date="2026-11-01T20:09:00Z" w16du:dateUtc="2026-11-01T20:09:00Z">
+        <w:r>
+          <w:t>%</w:t>
+        </w:r>
+      </w:ins>
+      <w:ins w:id="243" w:author="Sandy Navarro" w:date="2026-11-01T20:08:00Z" w16du:dateUtc="2026-11-01T20:08:00Z">
+        <w:r>
+          <w:t>.</w:t>
+        </w:r>
+      </w:ins>
+    </w:p>
+    <w:p>
+      <w:pPr>
+        <w:rPr>
+          <w:ins w:id="244" w:author="Sandy Navarro" w:date="2026-11-01T20:14:00Z" w16du:dateUtc="2026-11-01T20:14:00Z"/>
+        </w:rPr>
+      </w:pPr>
+      <w:ins w:id="245" w:author="Sandy Navarro" w:date="2026-11-01T20:08:00Z" w16du:dateUtc="2026-11-01T20:08:00Z">
+        <w:r>
+          <w:t xml:space="preserve">Finally, for the market cardholder index, the percentages were approximately </w:t>
+        </w:r>
+      </w:ins>
+      <w:ins w:id="246" w:author="Sandy Navarro" w:date="2026-11-01T20:09:00Z" w16du:dateUtc="2026-11-01T20:09:00Z">
+        <w:r>
+          <w:t>89.03</w:t>
+        </w:r>
+        <w:r>
+          <w:t>%</w:t>
+        </w:r>
+        <w:r>
+          <w:t>, 93.68</w:t>
+        </w:r>
+        <w:r>
+          <w:t>%</w:t>
+        </w:r>
+      </w:ins>
+      <w:ins w:id="247" w:author="Sandy Navarro" w:date="2026-11-01T20:10:00Z" w16du:dateUtc="2026-11-01T20:10:00Z">
+        <w:r>
+          <w:t xml:space="preserve"> and 97.</w:t>
+        </w:r>
+      </w:ins>
+      <w:ins w:id="248" w:author="Sandy Navarro" w:date="2026-11-01T20:11:00Z" w16du:dateUtc="2026-11-01T20:11:00Z">
+        <w:r>
+          <w:t>19%</w:t>
+        </w:r>
+      </w:ins>
+      <w:ins w:id="249" w:author="Sandy Navarro" w:date="2026-11-01T20:14:00Z" w16du:dateUtc="2026-11-01T20:14:00Z">
+        <w:r>
+          <w:t>.</w:t>
+        </w:r>
+      </w:ins>
+    </w:p>
+    <w:p>
+      <w:pPr>
+        <w:rPr>
+          <w:ins w:id="250" w:author="Sandy Navarro" w:date="2026-11-01T20:15:00Z" w16du:dateUtc="2026-11-01T20:15:00Z"/>
+        </w:rPr>
+      </w:pPr>
+      <w:ins w:id="251" w:author="Sandy Navarro" w:date="2026-11-01T20:14:00Z" w16du:dateUtc="2026-11-01T20:14:00Z">
+        <w:r>
+          <w:t xml:space="preserve">These results are different from the percentages expected under a normal distribution. The histograms also showed positive skewness rather than a symmetrical </w:t>
+        </w:r>
+      </w:ins>
+      <w:ins w:id="252" w:author="Sandy Navarro" w:date="2026-11-01T20:15:00Z" w16du:dateUtc="2026-11-01T20:15:00Z">
+        <w:r>
+          <w:t xml:space="preserve">bell-shaped curve. </w:t>
+        </w:r>
+      </w:ins>
+    </w:p>
+    <w:p>
+      <w:pPr>
+        <w:rPr>
+          <w:ins w:id="253" w:author="Sandy Navarro" w:date="2026-11-01T20:15:00Z" w16du:dateUtc="2026-11-01T20:15:00Z"/>
+        </w:rPr>
+      </w:pPr>
+      <w:ins w:id="254" w:author="Sandy Navarro" w:date="2026-11-01T20:15:00Z" w16du:dateUtc="2026-11-01T20:15:00Z">
+        <w:r>
+          <w:t>Therefore, the three variables do not appear to follow a normal distribution closely.</w:t>
+        </w:r>
+      </w:ins>
+    </w:p>
+    <w:p>
+      <w:pPr>
+        <w:rPr>
+          <w:ins w:id="255" w:author="Sandy Navarro" w:date="2026-11-01T21:07:00Z" w16du:dateUtc="2026-11-01T21:07:00Z"/>
+        </w:rPr>
+      </w:pPr>
+      <w:ins w:id="256" w:author="Sandy Navarro" w:date="2026-11-01T20:15:00Z" w16du:dateUtc="2026-11-01T20:15:00Z">
+        <w:r>
+          <w:t>This analysis was useful because it showed that even when a dataset contains many o</w:t>
+        </w:r>
+      </w:ins>
+      <w:ins w:id="257" w:author="Sandy Navarro" w:date="2026-11-01T20:16:00Z" w16du:dateUtc="2026-11-01T20:16:00Z">
+        <w:r>
+          <w:t xml:space="preserve">bservations, its numerical variables do not automatically follow a normal distribution. </w:t>
+        </w:r>
+      </w:ins>
+    </w:p>
+    <w:p>
+      <w:pPr>
+        <w:rPr>
+          <w:ins w:id="258" w:author="Sandy Navarro" w:date="2026-11-01T21:07:00Z" w16du:dateUtc="2026-11-01T21:07:00Z"/>
+        </w:rPr>
+      </w:pPr>
+      <w:ins w:id="259" w:author="Sandy Navarro" w:date="2026-11-01T21:16:00Z" w16du:dateUtc="2026-11-01T21:16:00Z">
+        <w:r>
+          <w:rPr>
+            <w:noProof/>
+          </w:rPr>
+          <w:drawing>
+            <wp:anchor distT="0" distB="0" distL="114300" distR="114300" simplePos="0" relativeHeight="251660800" behindDoc="0" locked="0" layoutInCell="1" allowOverlap="1" wp14:anchorId="7EC97391" wp14:editId="5DC52D17">
+              <wp:simplePos x="0" y="0"/>
+              <wp:positionH relativeFrom="margin">
+                <wp:align>left</wp:align>
+              </wp:positionH>
+              <wp:positionV relativeFrom="paragraph">
+                <wp:posOffset>3475551</wp:posOffset>
+              </wp:positionV>
+              <wp:extent cx="3408045" cy="2597150"/>
+              <wp:effectExtent l="0" t="0" r="1905" b="0"/>
+              <wp:wrapThrough wrapText="bothSides">
+                <wp:wrapPolygon edited="0">
+                  <wp:start x="0" y="0"/>
+                  <wp:lineTo x="0" y="21389"/>
+                  <wp:lineTo x="21491" y="21389"/>
+                  <wp:lineTo x="21491" y="0"/>
+                  <wp:lineTo x="0" y="0"/>
+                </wp:wrapPolygon>
+              </wp:wrapThrough>
+              <wp:docPr id="1743019230" name="Imagen 6"/>
+              <wp:cNvGraphicFramePr>
+                <a:graphicFrameLocks xmlns:a="http://schemas.openxmlformats.org/drawingml/2006/main" noChangeAspect="1"/>
+              </wp:cNvGraphicFramePr>
+              <a:graphic xmlns:a="http://schemas.openxmlformats.org/drawingml/2006/main">
+                <a:graphicData uri="http://schemas.openxmlformats.org/drawingml/2006/picture">
+                  <pic:pic xmlns:pic="http://schemas.openxmlformats.org/drawingml/2006/picture">
+                    <pic:nvPicPr>
+                      <pic:cNvPr id="1743019230" name="Imagen 1743019230"/>
+                      <pic:cNvPicPr/>
+                    </pic:nvPicPr>
+                    <pic:blipFill>
+                      <a:blip r:embed="rId19">
+                        <a:extLst>
+                          <a:ext uri="{28A0092B-C50C-407E-A947-70E740481C1C}">
+                            <a14:useLocalDpi xmlns:a14="http://schemas.microsoft.com/office/drawing/2010/main" val="0"/>
+                          </a:ext>
+                        </a:extLst>
+                      </a:blip>
+                      <a:stretch>
+                        <a:fillRect/>
+                      </a:stretch>
+                    </pic:blipFill>
+                    <pic:spPr>
+                      <a:xfrm>
+                        <a:off x="0" y="0"/>
+                        <a:ext cx="3408045" cy="2597150"/>
+                      </a:xfrm>
+                      <a:prstGeom prst="rect">
+                        <a:avLst/>
+                      </a:prstGeom>
+                    </pic:spPr>
+                  </pic:pic>
+                </a:graphicData>
+              </a:graphic>
+              <wp14:sizeRelH relativeFrom="page">
+                <wp14:pctWidth>0</wp14:pctWidth>
+              </wp14:sizeRelH>
+              <wp14:sizeRelV relativeFrom="page">
+                <wp14:pctHeight>0</wp14:pctHeight>
+              </wp14:sizeRelV>
+            </wp:anchor>
+          </w:drawing>
+        </w:r>
+        <w:r>
+          <w:rPr>
+            <w:noProof/>
+          </w:rPr>
+          <w:drawing>
+            <wp:anchor distT="0" distB="0" distL="114300" distR="114300" simplePos="0" relativeHeight="251659776" behindDoc="0" locked="0" layoutInCell="1" allowOverlap="1" wp14:anchorId="5C6C29DE" wp14:editId="13BC1E56">
+              <wp:simplePos x="0" y="0"/>
+              <wp:positionH relativeFrom="column">
+                <wp:posOffset>-80889</wp:posOffset>
+              </wp:positionH>
+              <wp:positionV relativeFrom="paragraph">
+                <wp:posOffset>296056</wp:posOffset>
+              </wp:positionV>
+              <wp:extent cx="3454400" cy="2560320"/>
+              <wp:effectExtent l="0" t="0" r="0" b="0"/>
+              <wp:wrapThrough wrapText="bothSides">
+                <wp:wrapPolygon edited="0">
+                  <wp:start x="0" y="0"/>
+                  <wp:lineTo x="0" y="21375"/>
+                  <wp:lineTo x="21441" y="21375"/>
+                  <wp:lineTo x="21441" y="0"/>
+                  <wp:lineTo x="0" y="0"/>
+                </wp:wrapPolygon>
+              </wp:wrapThrough>
+              <wp:docPr id="1820952177" name="Imagen 5"/>
+              <wp:cNvGraphicFramePr>
+                <a:graphicFrameLocks xmlns:a="http://schemas.openxmlformats.org/drawingml/2006/main" noChangeAspect="1"/>
+              </wp:cNvGraphicFramePr>
+              <a:graphic xmlns:a="http://schemas.openxmlformats.org/drawingml/2006/main">
+                <a:graphicData uri="http://schemas.openxmlformats.org/drawingml/2006/picture">
+                  <pic:pic xmlns:pic="http://schemas.openxmlformats.org/drawingml/2006/picture">
+                    <pic:nvPicPr>
+                      <pic:cNvPr id="1820952177" name="Imagen 1820952177"/>
+                      <pic:cNvPicPr/>
+                    </pic:nvPicPr>
+                    <pic:blipFill>
+                      <a:blip r:embed="rId20">
+                        <a:extLst>
+                          <a:ext uri="{28A0092B-C50C-407E-A947-70E740481C1C}">
+                            <a14:useLocalDpi xmlns:a14="http://schemas.microsoft.com/office/drawing/2010/main" val="0"/>
+                          </a:ext>
+                        </a:extLst>
+                      </a:blip>
+                      <a:stretch>
+                        <a:fillRect/>
+                      </a:stretch>
+                    </pic:blipFill>
+                    <pic:spPr>
+                      <a:xfrm>
+                        <a:off x="0" y="0"/>
+                        <a:ext cx="3454400" cy="2560320"/>
+                      </a:xfrm>
+                      <a:prstGeom prst="rect">
+                        <a:avLst/>
+                      </a:prstGeom>
+                    </pic:spPr>
+                  </pic:pic>
+                </a:graphicData>
+              </a:graphic>
+              <wp14:sizeRelH relativeFrom="page">
+                <wp14:pctWidth>0</wp14:pctWidth>
+              </wp14:sizeRelH>
+              <wp14:sizeRelV relativeFrom="page">
+                <wp14:pctHeight>0</wp14:pctHeight>
+              </wp14:sizeRelV>
+            </wp:anchor>
+          </w:drawing>
+        </w:r>
+      </w:ins>
+      <w:ins w:id="260" w:author="Sandy Navarro" w:date="2026-11-01T21:07:00Z" w16du:dateUtc="2026-11-01T21:07:00Z">
+        <w:r>
+          <w:br w:type="page"/>
+        </w:r>
+      </w:ins>
+    </w:p>
+    <w:p>
+      <w:pPr>
+        <w:rPr>
+          <w:ins w:id="261" w:author="Sandy Navarro" w:date="2026-11-01T20:16:00Z" w16du:dateUtc="2026-11-01T20:16:00Z"/>
+        </w:rPr>
+      </w:pPr>
+      <w:ins w:id="262" w:author="Sandy Navarro" w:date="2026-11-01T21:16:00Z" w16du:dateUtc="2026-11-01T21:16:00Z">
+        <w:r>
+          <w:rPr>
+            <w:noProof/>
+          </w:rPr>
+          <w:lastRenderedPageBreak/>
+          <w:drawing>
+            <wp:anchor distT="0" distB="0" distL="114300" distR="114300" simplePos="0" relativeHeight="251661824" behindDoc="0" locked="0" layoutInCell="1" allowOverlap="1" wp14:anchorId="596D0117" wp14:editId="3AC90713">
+              <wp:simplePos x="0" y="0"/>
+              <wp:positionH relativeFrom="margin">
+                <wp:align>left</wp:align>
+              </wp:positionH>
+              <wp:positionV relativeFrom="paragraph">
+                <wp:posOffset>144829</wp:posOffset>
+              </wp:positionV>
+              <wp:extent cx="3403600" cy="2515870"/>
+              <wp:effectExtent l="0" t="0" r="6350" b="0"/>
+              <wp:wrapThrough wrapText="bothSides">
+                <wp:wrapPolygon edited="0">
+                  <wp:start x="0" y="0"/>
+                  <wp:lineTo x="0" y="21426"/>
+                  <wp:lineTo x="21519" y="21426"/>
+                  <wp:lineTo x="21519" y="0"/>
+                  <wp:lineTo x="0" y="0"/>
+                </wp:wrapPolygon>
+              </wp:wrapThrough>
+              <wp:docPr id="1472123386" name="Imagen 7"/>
+              <wp:cNvGraphicFramePr>
+                <a:graphicFrameLocks xmlns:a="http://schemas.openxmlformats.org/drawingml/2006/main" noChangeAspect="1"/>
+              </wp:cNvGraphicFramePr>
+              <a:graphic xmlns:a="http://schemas.openxmlformats.org/drawingml/2006/main">
+                <a:graphicData uri="http://schemas.openxmlformats.org/drawingml/2006/picture">
+                  <pic:pic xmlns:pic="http://schemas.openxmlformats.org/drawingml/2006/picture">
+                    <pic:nvPicPr>
+                      <pic:cNvPr id="1472123386" name="Imagen 1472123386"/>
+                      <pic:cNvPicPr/>
+                    </pic:nvPicPr>
+                    <pic:blipFill>
+                      <a:blip r:embed="rId21">
+                        <a:extLst>
+                          <a:ext uri="{28A0092B-C50C-407E-A947-70E740481C1C}">
+                            <a14:useLocalDpi xmlns:a14="http://schemas.microsoft.com/office/drawing/2010/main" val="0"/>
+                          </a:ext>
+                        </a:extLst>
+                      </a:blip>
+                      <a:stretch>
+                        <a:fillRect/>
+                      </a:stretch>
+                    </pic:blipFill>
+                    <pic:spPr>
+                      <a:xfrm>
+                        <a:off x="0" y="0"/>
+                        <a:ext cx="3403600" cy="2515870"/>
+                      </a:xfrm>
+                      <a:prstGeom prst="rect">
+                        <a:avLst/>
+                      </a:prstGeom>
+                    </pic:spPr>
+                  </pic:pic>
+                </a:graphicData>
+              </a:graphic>
+              <wp14:sizeRelH relativeFrom="page">
+                <wp14:pctWidth>0</wp14:pctWidth>
+              </wp14:sizeRelH>
+              <wp14:sizeRelV relativeFrom="page">
+                <wp14:pctHeight>0</wp14:pctHeight>
+              </wp14:sizeRelV>
+            </wp:anchor>
+          </w:drawing>
+        </w:r>
+      </w:ins>
+    </w:p>
+    <w:p>
+      <w:pPr>
+        <w:pStyle w:val="Ttulo1"/>
+        <w:rPr>
+          <w:ins w:id="263" w:author="Sandy Navarro" w:date="2026-11-01T21:17:00Z" w16du:dateUtc="2026-11-01T21:17:00Z"/>
+        </w:rPr>
+      </w:pPr>
+    </w:p>
+    <w:p>
+      <w:pPr>
+        <w:pStyle w:val="Ttulo1"/>
+        <w:rPr>
+          <w:ins w:id="264" w:author="Sandy Navarro" w:date="2026-11-01T21:17:00Z" w16du:dateUtc="2026-11-01T21:17:00Z"/>
+        </w:rPr>
+      </w:pPr>
+    </w:p>
+    <w:p>
+      <w:pPr>
+        <w:pStyle w:val="Ttulo1"/>
+        <w:rPr>
+          <w:ins w:id="265" w:author="Sandy Navarro" w:date="2026-11-01T21:17:00Z" w16du:dateUtc="2026-11-01T21:17:00Z"/>
+        </w:rPr>
+      </w:pPr>
+    </w:p>
+    <w:p>
+      <w:pPr>
+        <w:pStyle w:val="Ttulo1"/>
+        <w:rPr>
+          <w:ins w:id="266" w:author="Sandy Navarro" w:date="2026-11-01T21:17:00Z" w16du:dateUtc="2026-11-01T21:17:00Z"/>
+        </w:rPr>
+      </w:pPr>
+    </w:p>
+    <w:p>
+      <w:pPr>
+        <w:pStyle w:val="Ttulo1"/>
+        <w:rPr>
+          <w:ins w:id="267" w:author="Sandy Navarro" w:date="2026-11-01T21:17:00Z" w16du:dateUtc="2026-11-01T21:17:00Z"/>
+        </w:rPr>
+      </w:pPr>
+    </w:p>
+    <w:p>
+      <w:pPr>
+        <w:pStyle w:val="Ttulo1"/>
+        <w:rPr>
+          <w:ins w:id="268" w:author="Sandy Navarro" w:date="2026-11-01T21:17:00Z" w16du:dateUtc="2026-11-01T21:17:00Z"/>
+        </w:rPr>
+      </w:pPr>
+    </w:p>
+    <w:p>
+      <w:pPr>
+        <w:pStyle w:val="Ttulo1"/>
+        <w:rPr>
+          <w:ins w:id="269" w:author="Sandy Navarro" w:date="2026-11-01T21:17:00Z" w16du:dateUtc="2026-11-01T21:17:00Z"/>
+        </w:rPr>
+      </w:pPr>
+    </w:p>
+    <w:p>
+      <w:pPr>
+        <w:pStyle w:val="Ttulo1"/>
+        <w:rPr>
+          <w:ins w:id="270" w:author="Sandy Navarro" w:date="2026-11-01T21:17:00Z" w16du:dateUtc="2026-11-01T21:17:00Z"/>
+        </w:rPr>
+      </w:pPr>
+    </w:p>
+    <w:p>
+      <w:pPr>
+        <w:rPr>
+          <w:ins w:id="271" w:author="Sandy Navarro" w:date="2026-11-01T20:18:00Z" w16du:dateUtc="2026-11-01T20:18:00Z"/>
+          <w:rFonts w:eastAsiaTheme="majorEastAsia" w:cstheme="majorBidi"/>
+          <w:color w:val="3A3A3A" w:themeColor="background2" w:themeShade="40"/>
+          <w:spacing w:val="-10"/>
+          <w:kern w:val="28"/>
+          <w:sz w:val="40"/>
+          <w:szCs w:val="40"/>
+          <w:rPrChange w:id="272" w:author="Sandy Navarro" w:date="2026-11-01T22:01:00Z" w16du:dateUtc="2026-11-01T22:01:00Z">
+            <w:rPr>
+              <w:ins w:id="273" w:author="Sandy Navarro" w:date="2026-11-01T20:18:00Z" w16du:dateUtc="2026-11-01T20:18:00Z"/>
+              <w:sz w:val="22"/>
+              <w:szCs w:val="22"/>
+            </w:rPr>
+          </w:rPrChange>
+        </w:rPr>
+        <w:pPrChange w:id="274" w:author="Sandy Navarro" w:date="2026-11-01T22:01:00Z" w16du:dateUtc="2026-11-01T22:01:00Z">
+          <w:pPr>
+            <w:pStyle w:val="Ttulo1"/>
+          </w:pPr>
+        </w:pPrChange>
+      </w:pPr>
+      <w:ins w:id="275" w:author="Sandy Navarro" w:date="2026-11-01T20:16:00Z" w16du:dateUtc="2026-11-01T20:16:00Z">
+        <w:r>
+          <w:rPr>
+            <w:rStyle w:val="Ttulo1Car"/>
+            <w:rPrChange w:id="276" w:author="Sandy Navarro" w:date="2026-11-01T22:01:00Z" w16du:dateUtc="2026-11-01T22:01:00Z">
+              <w:rPr/>
+            </w:rPrChange>
+          </w:rPr>
+          <w:t xml:space="preserve">Binomial Distribution. </w:t>
+        </w:r>
+        <w:r>
+          <w:rPr>
+            <w:rStyle w:val="Ttulo1Car"/>
+            <w:rPrChange w:id="277" w:author="Sandy Navarro" w:date="2026-11-01T22:01:00Z" w16du:dateUtc="2026-11-01T22:01:00Z">
+              <w:rPr/>
+            </w:rPrChange>
+          </w:rPr>
+          <w:br/>
+        </w:r>
+      </w:ins>
+      <w:ins w:id="278" w:author="Sandy Navarro" w:date="2026-11-01T20:17:00Z" w16du:dateUtc="2026-11-01T20:17:00Z">
+        <w:r>
+          <w:t>The binomial distribution was used to study the probability of geographical locations having a market spend index ab</w:t>
+        </w:r>
+      </w:ins>
+      <w:ins w:id="279" w:author="Sandy Navarro" w:date="2026-11-01T20:18:00Z" w16du:dateUtc="2026-11-01T20:18:00Z">
+        <w:r>
+          <w:t>ove the median.</w:t>
+        </w:r>
+      </w:ins>
+    </w:p>
+    <w:p>
+      <w:pPr>
+        <w:rPr>
+          <w:ins w:id="280" w:author="Sandy Navarro" w:date="2026-11-01T20:19:00Z" w16du:dateUtc="2026-11-01T20:19:00Z"/>
+        </w:rPr>
+      </w:pPr>
+      <w:ins w:id="281" w:author="Sandy Navarro" w:date="2026-11-01T20:18:00Z" w16du:dateUtc="2026-11-01T20:18:00Z">
+        <w:r>
+          <w:t xml:space="preserve">For this analysis, I selected June 2024 from the dataset. </w:t>
+        </w:r>
+      </w:ins>
+      <w:ins w:id="282" w:author="Sandy Navarro" w:date="2026-11-01T20:19:00Z" w16du:dateUtc="2026-11-01T20:19:00Z">
+        <w:r>
+          <w:t>This month</w:t>
+        </w:r>
+      </w:ins>
+      <w:ins w:id="283" w:author="Sandy Navarro" w:date="2026-11-01T20:18:00Z" w16du:dateUtc="2026-11-01T20:18:00Z">
+        <w:r>
+          <w:t xml:space="preserve"> contained 8938 observations and 8938 uni</w:t>
+        </w:r>
+      </w:ins>
+      <w:ins w:id="284" w:author="Sandy Navarro" w:date="2026-11-01T20:19:00Z" w16du:dateUtc="2026-11-01T20:19:00Z">
+        <w:r>
+          <w:t>que locations.</w:t>
+        </w:r>
+      </w:ins>
+    </w:p>
+    <w:p>
+      <w:pPr>
+        <w:rPr>
+          <w:ins w:id="285" w:author="Sandy Navarro" w:date="2026-11-01T20:20:00Z" w16du:dateUtc="2026-11-01T20:20:00Z"/>
+        </w:rPr>
+      </w:pPr>
+      <w:ins w:id="286" w:author="Sandy Navarro" w:date="2026-11-01T20:19:00Z" w16du:dateUtc="2026-11-01T20:19:00Z">
+        <w:r>
+          <w:t>The median market spend index for this month was approximately 529.34. A</w:t>
+        </w:r>
+      </w:ins>
+      <w:ins w:id="287" w:author="Sandy Navarro" w:date="2026-11-01T20:20:00Z" w16du:dateUtc="2026-11-01T20:20:00Z">
+        <w:r>
+          <w:t xml:space="preserve"> success was defined as a location with a market spend index above the median. Values equal to or below the median were considered failures.</w:t>
+        </w:r>
+      </w:ins>
+    </w:p>
+    <w:p>
+      <w:pPr>
+        <w:rPr>
+          <w:ins w:id="288" w:author="Sandy Navarro" w:date="2026-11-01T20:21:00Z" w16du:dateUtc="2026-11-01T20:21:00Z"/>
+        </w:rPr>
+      </w:pPr>
+      <w:ins w:id="289" w:author="Sandy Navarro" w:date="2026-11-01T20:20:00Z" w16du:dateUtc="2026-11-01T20:20:00Z">
+        <w:r>
+          <w:t>The probability of succes</w:t>
+        </w:r>
+      </w:ins>
+      <w:ins w:id="290" w:author="Sandy Navarro" w:date="2026-11-01T20:21:00Z" w16du:dateUtc="2026-11-01T20:21:00Z">
+        <w:r>
+          <w:t>s was calculated as approximately 0.49955.</w:t>
+        </w:r>
+      </w:ins>
+    </w:p>
+    <w:p>
+      <w:pPr>
+        <w:rPr>
+          <w:ins w:id="291" w:author="Sandy Navarro" w:date="2026-11-01T20:22:00Z" w16du:dateUtc="2026-11-01T20:22:00Z"/>
+        </w:rPr>
+      </w:pPr>
+      <w:ins w:id="292" w:author="Sandy Navarro" w:date="2026-11-01T20:21:00Z" w16du:dateUtc="2026-11-01T20:21:00Z">
+        <w:r>
+          <w:t>A sample of 20 locations was selected, and the probability of obtaining exactly eight succe</w:t>
+        </w:r>
+      </w:ins>
+      <w:ins w:id="293" w:author="Sandy Navarro" w:date="2026-11-01T20:22:00Z" w16du:dateUtc="2026-11-01T20:22:00Z">
+        <w:r>
+          <w:t>sses was calculated using the bin</w:t>
+        </w:r>
+      </w:ins>
+      <w:ins w:id="294" w:author="Sandy Navarro" w:date="2026-11-01T20:54:00Z" w16du:dateUtc="2026-11-01T20:54:00Z">
+        <w:r>
+          <w:t>o</w:t>
+        </w:r>
+      </w:ins>
+      <w:ins w:id="295" w:author="Sandy Navarro" w:date="2026-11-01T20:22:00Z" w16du:dateUtc="2026-11-01T20:22:00Z">
+        <w:r>
+          <w:t>m.pmf() from Scy</w:t>
+        </w:r>
+      </w:ins>
+      <w:ins w:id="296" w:author="Sandy Navarro" w:date="2026-11-01T20:33:00Z" w16du:dateUtc="2026-11-01T20:33:00Z">
+        <w:r>
+          <w:t>P</w:t>
+        </w:r>
+      </w:ins>
+      <w:ins w:id="297" w:author="Sandy Navarro" w:date="2026-11-01T20:22:00Z" w16du:dateUtc="2026-11-01T20:22:00Z">
+        <w:r>
+          <w:t>y.</w:t>
+        </w:r>
+      </w:ins>
+    </w:p>
+    <w:p>
+      <w:pPr>
+        <w:rPr>
+          <w:ins w:id="298" w:author="Sandy Navarro" w:date="2026-11-01T20:23:00Z" w16du:dateUtc="2026-11-01T20:23:00Z"/>
+        </w:rPr>
+      </w:pPr>
+      <w:ins w:id="299" w:author="Sandy Navarro" w:date="2026-11-01T20:22:00Z" w16du:dateUtc="2026-11-01T20:22:00Z">
+        <w:r>
+          <w:t>The result was approximately 0.</w:t>
+        </w:r>
+      </w:ins>
+      <w:ins w:id="300" w:author="Sandy Navarro" w:date="2026-11-01T20:23:00Z" w16du:dateUtc="2026-11-01T20:23:00Z">
+        <w:r>
+          <w:t>12056, or 12.06%.</w:t>
+        </w:r>
+      </w:ins>
+    </w:p>
+    <w:p>
+      <w:pPr>
+        <w:rPr>
+          <w:ins w:id="301" w:author="Sandy Navarro" w:date="2026-11-01T20:23:00Z" w16du:dateUtc="2026-11-01T20:23:00Z"/>
+        </w:rPr>
+      </w:pPr>
+      <w:ins w:id="302" w:author="Sandy Navarro" w:date="2026-11-01T20:23:00Z" w16du:dateUtc="2026-11-01T20:23:00Z">
+        <w:r>
+          <w:t>The binomial graph showed that the highest probabilities were concentrated around ten successes. This was expected because the probability of success was close to 0.5.</w:t>
+        </w:r>
+      </w:ins>
+    </w:p>
+    <w:p>
+      <w:pPr>
+        <w:rPr>
+          <w:ins w:id="303" w:author="Sandy Navarro" w:date="2026-11-01T20:27:00Z" w16du:dateUtc="2026-11-01T20:27:00Z"/>
+        </w:rPr>
+      </w:pPr>
+      <w:ins w:id="304" w:author="Sandy Navarro" w:date="2026-11-01T20:23:00Z" w16du:dateUtc="2026-11-01T20:23:00Z">
+        <w:r>
+          <w:t>To</w:t>
+        </w:r>
+      </w:ins>
+      <w:ins w:id="305" w:author="Sandy Navarro" w:date="2026-11-01T20:24:00Z" w16du:dateUtc="2026-11-01T20:24:00Z">
+        <w:r>
+          <w:t xml:space="preserve"> understand what happens with larger samples, the numbers of trials </w:t>
+        </w:r>
+      </w:ins>
+      <w:ins w:id="306" w:author="Sandy Navarro" w:date="2026-11-01T20:54:00Z" w16du:dateUtc="2026-11-01T20:54:00Z">
+        <w:r>
+          <w:t>were</w:t>
+        </w:r>
+      </w:ins>
+      <w:ins w:id="307" w:author="Sandy Navarro" w:date="2026-11-01T20:26:00Z" w16du:dateUtc="2026-11-01T20:26:00Z">
+        <w:r>
+          <w:t xml:space="preserve"> increased from 20 to 100 while </w:t>
+        </w:r>
+      </w:ins>
+      <w:ins w:id="308" w:author="Sandy Navarro" w:date="2026-11-01T20:27:00Z" w16du:dateUtc="2026-11-01T20:27:00Z">
+        <w:r>
+          <w:t>keeping the same probability of success.</w:t>
+        </w:r>
+      </w:ins>
+    </w:p>
+    <w:p>
+      <w:pPr>
+        <w:rPr>
+          <w:ins w:id="309" w:author="Sandy Navarro" w:date="2026-11-01T20:27:00Z" w16du:dateUtc="2026-11-01T20:27:00Z"/>
+        </w:rPr>
+      </w:pPr>
+      <w:ins w:id="310" w:author="Sandy Navarro" w:date="2026-11-01T20:27:00Z" w16du:dateUtc="2026-11-01T20:27:00Z">
+        <w:r>
+          <w:t>The second graph showed a more symmetrical shape, with most probabilities concentrated around 50 successes.</w:t>
+        </w:r>
+      </w:ins>
+    </w:p>
+    <w:p>
+      <w:pPr>
+        <w:rPr>
+          <w:ins w:id="311" w:author="Sandy Navarro" w:date="2026-11-01T20:28:00Z" w16du:dateUtc="2026-11-01T20:28:00Z"/>
+        </w:rPr>
+      </w:pPr>
+      <w:ins w:id="312" w:author="Sandy Navarro" w:date="2026-11-01T20:27:00Z" w16du:dateUtc="2026-11-01T20:27:00Z">
+        <w:r>
+          <w:t>The distribution also looked more similar to a normal curve</w:t>
+        </w:r>
+      </w:ins>
+      <w:ins w:id="313" w:author="Sandy Navarro" w:date="2026-11-01T20:28:00Z" w16du:dateUtc="2026-11-01T20:28:00Z">
+        <w:r>
+          <w:t>.</w:t>
+        </w:r>
+      </w:ins>
+    </w:p>
+    <w:p>
+      <w:pPr>
+        <w:rPr>
+          <w:ins w:id="314" w:author="Sandy Navarro" w:date="2026-11-01T20:29:00Z" w16du:dateUtc="2026-11-01T20:29:00Z"/>
+        </w:rPr>
+      </w:pPr>
+      <w:ins w:id="315" w:author="Sandy Navarro" w:date="2026-11-01T20:28:00Z" w16du:dateUtc="2026-11-01T20:28:00Z">
+        <w:r>
+          <w:t>This example helped me understand how to the binomial distribution changed when the number of t</w:t>
+        </w:r>
+      </w:ins>
+      <w:ins w:id="316" w:author="Sandy Navarro" w:date="2026-11-01T20:29:00Z" w16du:dateUtc="2026-11-01T20:29:00Z">
+        <w:r>
+          <w:t>rials increases.</w:t>
+        </w:r>
+      </w:ins>
+    </w:p>
+    <w:p>
+      <w:pPr>
+        <w:rPr>
+          <w:ins w:id="317" w:author="Sandy Navarro" w:date="2026-11-01T21:18:00Z" w16du:dateUtc="2026-11-01T21:18:00Z"/>
+        </w:rPr>
+      </w:pPr>
+      <w:ins w:id="318" w:author="Sandy Navarro" w:date="2026-11-01T20:29:00Z" w16du:dateUtc="2026-11-01T20:29:00Z">
+        <w:r>
+          <w:t xml:space="preserve">However, the model assumes independent observations and a constant probability of success. </w:t>
+        </w:r>
+      </w:ins>
+      <w:ins w:id="319" w:author="Sandy Navarro" w:date="2026-11-01T20:30:00Z" w16du:dateUtc="2026-11-01T20:30:00Z">
+        <w:r>
+          <w:t>These assumptions</w:t>
+        </w:r>
+      </w:ins>
+      <w:ins w:id="320" w:author="Sandy Navarro" w:date="2026-11-01T20:29:00Z" w16du:dateUtc="2026-11-01T20:29:00Z">
+        <w:r>
+          <w:t xml:space="preserve"> may not be completely satisfied because </w:t>
+        </w:r>
+      </w:ins>
+      <w:ins w:id="321" w:author="Sandy Navarro" w:date="2026-11-01T20:30:00Z" w16du:dateUtc="2026-11-01T20:30:00Z">
+        <w:r>
+          <w:t>geographical locations can have similar market characteristics.</w:t>
+        </w:r>
+      </w:ins>
+    </w:p>
+    <w:p>
+      <w:pPr>
+        <w:rPr>
+          <w:ins w:id="322" w:author="Sandy Navarro" w:date="2026-11-01T20:30:00Z" w16du:dateUtc="2026-11-01T20:30:00Z"/>
+        </w:rPr>
+      </w:pPr>
+      <w:ins w:id="323" w:author="Sandy Navarro" w:date="2026-11-01T21:22:00Z" w16du:dateUtc="2026-11-01T21:22:00Z">
+        <w:r>
+          <w:rPr>
+            <w:noProof/>
+          </w:rPr>
+          <w:lastRenderedPageBreak/>
+          <w:drawing>
+            <wp:anchor distT="0" distB="0" distL="114300" distR="114300" simplePos="0" relativeHeight="251663872" behindDoc="0" locked="0" layoutInCell="1" allowOverlap="1" wp14:anchorId="6E3F085D" wp14:editId="035F1D62">
+              <wp:simplePos x="0" y="0"/>
+              <wp:positionH relativeFrom="margin">
+                <wp:align>center</wp:align>
+              </wp:positionH>
+              <wp:positionV relativeFrom="paragraph">
+                <wp:posOffset>3661068</wp:posOffset>
+              </wp:positionV>
+              <wp:extent cx="4432528" cy="3321221"/>
+              <wp:effectExtent l="0" t="0" r="6350" b="0"/>
+              <wp:wrapThrough wrapText="bothSides">
+                <wp:wrapPolygon edited="0">
+                  <wp:start x="0" y="0"/>
+                  <wp:lineTo x="0" y="21435"/>
+                  <wp:lineTo x="21538" y="21435"/>
+                  <wp:lineTo x="21538" y="0"/>
+                  <wp:lineTo x="0" y="0"/>
+                </wp:wrapPolygon>
+              </wp:wrapThrough>
+              <wp:docPr id="1062296925" name="Imagen 9"/>
+              <wp:cNvGraphicFramePr>
+                <a:graphicFrameLocks xmlns:a="http://schemas.openxmlformats.org/drawingml/2006/main" noChangeAspect="1"/>
+              </wp:cNvGraphicFramePr>
+              <a:graphic xmlns:a="http://schemas.openxmlformats.org/drawingml/2006/main">
+                <a:graphicData uri="http://schemas.openxmlformats.org/drawingml/2006/picture">
+                  <pic:pic xmlns:pic="http://schemas.openxmlformats.org/drawingml/2006/picture">
+                    <pic:nvPicPr>
+                      <pic:cNvPr id="1062296925" name="Imagen 1062296925"/>
+                      <pic:cNvPicPr/>
+                    </pic:nvPicPr>
+                    <pic:blipFill>
+                      <a:blip r:embed="rId22">
+                        <a:extLst>
+                          <a:ext uri="{28A0092B-C50C-407E-A947-70E740481C1C}">
+                            <a14:useLocalDpi xmlns:a14="http://schemas.microsoft.com/office/drawing/2010/main" val="0"/>
+                          </a:ext>
+                        </a:extLst>
+                      </a:blip>
+                      <a:stretch>
+                        <a:fillRect/>
+                      </a:stretch>
+                    </pic:blipFill>
+                    <pic:spPr>
+                      <a:xfrm>
+                        <a:off x="0" y="0"/>
+                        <a:ext cx="4432528" cy="3321221"/>
+                      </a:xfrm>
+                      <a:prstGeom prst="rect">
+                        <a:avLst/>
+                      </a:prstGeom>
+                    </pic:spPr>
+                  </pic:pic>
+                </a:graphicData>
+              </a:graphic>
+              <wp14:sizeRelH relativeFrom="page">
+                <wp14:pctWidth>0</wp14:pctWidth>
+              </wp14:sizeRelH>
+              <wp14:sizeRelV relativeFrom="page">
+                <wp14:pctHeight>0</wp14:pctHeight>
+              </wp14:sizeRelV>
+            </wp:anchor>
+          </w:drawing>
+        </w:r>
+      </w:ins>
+      <w:ins w:id="324" w:author="Sandy Navarro" w:date="2026-11-01T21:21:00Z" w16du:dateUtc="2026-11-01T21:21:00Z">
+        <w:r>
+          <w:rPr>
+            <w:noProof/>
+          </w:rPr>
+          <w:drawing>
+            <wp:anchor distT="0" distB="0" distL="114300" distR="114300" simplePos="0" relativeHeight="251662848" behindDoc="0" locked="0" layoutInCell="1" allowOverlap="1" wp14:anchorId="6B9724DF" wp14:editId="1C19F6F0">
+              <wp:simplePos x="0" y="0"/>
+              <wp:positionH relativeFrom="margin">
+                <wp:posOffset>723900</wp:posOffset>
+              </wp:positionH>
+              <wp:positionV relativeFrom="paragraph">
+                <wp:posOffset>33020</wp:posOffset>
+              </wp:positionV>
+              <wp:extent cx="4133850" cy="3035300"/>
+              <wp:effectExtent l="0" t="0" r="0" b="0"/>
+              <wp:wrapThrough wrapText="bothSides">
+                <wp:wrapPolygon edited="0">
+                  <wp:start x="0" y="0"/>
+                  <wp:lineTo x="0" y="21419"/>
+                  <wp:lineTo x="21500" y="21419"/>
+                  <wp:lineTo x="21500" y="0"/>
+                  <wp:lineTo x="0" y="0"/>
+                </wp:wrapPolygon>
+              </wp:wrapThrough>
+              <wp:docPr id="549408162" name="Imagen 8"/>
+              <wp:cNvGraphicFramePr>
+                <a:graphicFrameLocks xmlns:a="http://schemas.openxmlformats.org/drawingml/2006/main" noChangeAspect="1"/>
+              </wp:cNvGraphicFramePr>
+              <a:graphic xmlns:a="http://schemas.openxmlformats.org/drawingml/2006/main">
+                <a:graphicData uri="http://schemas.openxmlformats.org/drawingml/2006/picture">
+                  <pic:pic xmlns:pic="http://schemas.openxmlformats.org/drawingml/2006/picture">
+                    <pic:nvPicPr>
+                      <pic:cNvPr id="549408162" name="Imagen 549408162"/>
+                      <pic:cNvPicPr/>
+                    </pic:nvPicPr>
+                    <pic:blipFill>
+                      <a:blip r:embed="rId23">
+                        <a:extLst>
+                          <a:ext uri="{28A0092B-C50C-407E-A947-70E740481C1C}">
+                            <a14:useLocalDpi xmlns:a14="http://schemas.microsoft.com/office/drawing/2010/main" val="0"/>
+                          </a:ext>
+                        </a:extLst>
+                      </a:blip>
+                      <a:stretch>
+                        <a:fillRect/>
+                      </a:stretch>
+                    </pic:blipFill>
+                    <pic:spPr>
+                      <a:xfrm>
+                        <a:off x="0" y="0"/>
+                        <a:ext cx="4133850" cy="3035300"/>
+                      </a:xfrm>
+                      <a:prstGeom prst="rect">
+                        <a:avLst/>
+                      </a:prstGeom>
+                    </pic:spPr>
+                  </pic:pic>
+                </a:graphicData>
+              </a:graphic>
+              <wp14:sizeRelH relativeFrom="page">
+                <wp14:pctWidth>0</wp14:pctWidth>
+              </wp14:sizeRelH>
+              <wp14:sizeRelV relativeFrom="page">
+                <wp14:pctHeight>0</wp14:pctHeight>
+              </wp14:sizeRelV>
+            </wp:anchor>
+          </w:drawing>
+        </w:r>
+      </w:ins>
+      <w:ins w:id="325" w:author="Sandy Navarro" w:date="2026-11-01T21:18:00Z" w16du:dateUtc="2026-11-01T21:18:00Z">
+        <w:r>
+          <w:br w:type="page"/>
+        </w:r>
+      </w:ins>
+    </w:p>
+    <w:p>
+      <w:pPr>
+        <w:pStyle w:val="Ttulo1"/>
+        <w:rPr>
+          <w:ins w:id="326" w:author="Sandy Navarro" w:date="2026-11-01T20:30:00Z" w16du:dateUtc="2026-11-01T20:30:00Z"/>
+        </w:rPr>
+      </w:pPr>
+      <w:ins w:id="327" w:author="Sandy Navarro" w:date="2026-11-01T20:30:00Z" w16du:dateUtc="2026-11-01T20:30:00Z">
+        <w:r>
+          <w:lastRenderedPageBreak/>
+          <w:t>Pois</w:t>
+        </w:r>
+      </w:ins>
+      <w:ins w:id="328" w:author="Sandy Navarro" w:date="2026-11-01T20:36:00Z" w16du:dateUtc="2026-11-01T20:36:00Z">
+        <w:r>
+          <w:t>s</w:t>
+        </w:r>
+      </w:ins>
+      <w:ins w:id="329" w:author="Sandy Navarro" w:date="2026-11-01T20:30:00Z" w16du:dateUtc="2026-11-01T20:30:00Z">
+        <w:r>
+          <w:t>on</w:t>
+        </w:r>
+        <w:r>
+          <w:t xml:space="preserve"> </w:t>
+        </w:r>
+        <w:r>
+          <w:t>Distribution</w:t>
+        </w:r>
+        <w:r>
+          <w:t xml:space="preserve">. </w:t>
+        </w:r>
+      </w:ins>
+    </w:p>
+    <w:p>
+      <w:pPr>
+        <w:rPr>
+          <w:ins w:id="330" w:author="Sandy Navarro" w:date="2026-11-01T20:31:00Z" w16du:dateUtc="2026-11-01T20:31:00Z"/>
+        </w:rPr>
+      </w:pPr>
+      <w:ins w:id="331" w:author="Sandy Navarro" w:date="2026-11-01T20:30:00Z" w16du:dateUtc="2026-11-01T20:30:00Z">
+        <w:r>
+          <w:t xml:space="preserve">The poison distribution was used to </w:t>
+        </w:r>
+      </w:ins>
+      <w:ins w:id="332" w:author="Sandy Navarro" w:date="2026-11-01T20:31:00Z" w16du:dateUtc="2026-11-01T20:31:00Z">
+        <w:r>
+          <w:t xml:space="preserve">investigate the number of geographical locations with a market spend index above the overall median during each month. </w:t>
+        </w:r>
+      </w:ins>
+    </w:p>
+    <w:p>
+      <w:pPr>
+        <w:rPr>
+          <w:ins w:id="333" w:author="Sandy Navarro" w:date="2026-11-01T20:32:00Z" w16du:dateUtc="2026-11-01T20:32:00Z"/>
+        </w:rPr>
+      </w:pPr>
+      <w:ins w:id="334" w:author="Sandy Navarro" w:date="2026-11-01T20:31:00Z" w16du:dateUtc="2026-11-01T20:31:00Z">
+        <w:r>
+          <w:t>First, the overall median was calculated using Python. Then, the number of locations above this value was counted for each month</w:t>
+        </w:r>
+      </w:ins>
+      <w:ins w:id="335" w:author="Sandy Navarro" w:date="2026-11-01T20:32:00Z" w16du:dateUtc="2026-11-01T20:32:00Z">
+        <w:r>
+          <w:t>.</w:t>
+        </w:r>
+      </w:ins>
+    </w:p>
+    <w:p>
+      <w:pPr>
+        <w:rPr>
+          <w:ins w:id="336" w:author="Sandy Navarro" w:date="2026-11-01T20:33:00Z" w16du:dateUtc="2026-11-01T20:33:00Z"/>
+        </w:rPr>
+      </w:pPr>
+      <w:ins w:id="337" w:author="Sandy Navarro" w:date="2026-11-01T20:32:00Z" w16du:dateUtc="2026-11-01T20:32:00Z">
+        <w:r>
+          <w:t xml:space="preserve">The average monthly number of events was used as the </w:t>
+        </w:r>
+      </w:ins>
+      <w:ins w:id="338" w:author="Sandy Navarro" w:date="2026-11-01T20:59:00Z" w16du:dateUtc="2026-11-01T20:59:00Z">
+        <w:r>
+          <w:t>L</w:t>
+        </w:r>
+      </w:ins>
+      <w:ins w:id="339" w:author="Sandy Navarro" w:date="2026-11-01T20:32:00Z" w16du:dateUtc="2026-11-01T20:32:00Z">
+        <w:r>
+          <w:t>amba</w:t>
+        </w:r>
+      </w:ins>
+      <w:ins w:id="340" w:author="Sandy Navarro" w:date="2026-11-01T21:03:00Z" w16du:dateUtc="2026-11-01T21:03:00Z">
+        <w:r>
+          <w:t xml:space="preserve"> </w:t>
+        </w:r>
+      </w:ins>
+      <w:ins w:id="341" w:author="Sandy Navarro" w:date="2026-11-01T20:59:00Z" w16du:dateUtc="2026-11-01T20:59:00Z">
+        <w:r>
+          <w:t>(</w:t>
+        </w:r>
+      </w:ins>
+      <w:ins w:id="342" w:author="Sandy Navarro" w:date="2026-11-01T21:02:00Z" w16du:dateUtc="2026-11-01T21:02:00Z">
+        <w:r>
+          <w:t>λ</w:t>
+        </w:r>
+      </w:ins>
+      <w:ins w:id="343" w:author="Sandy Navarro" w:date="2026-11-01T20:59:00Z" w16du:dateUtc="2026-11-01T20:59:00Z">
+        <w:r>
+          <w:t>)</w:t>
+        </w:r>
+      </w:ins>
+      <w:ins w:id="344" w:author="Sandy Navarro" w:date="2026-11-01T20:32:00Z" w16du:dateUtc="2026-11-01T20:32:00Z">
+        <w:r>
+          <w:t xml:space="preserve"> parameter. The calculated value was approximately </w:t>
+        </w:r>
+      </w:ins>
+      <w:ins w:id="345" w:author="Sandy Navarro" w:date="2026-11-01T20:33:00Z" w16du:dateUtc="2026-11-01T20:33:00Z">
+        <w:r>
+          <w:t>4719.13.</w:t>
+        </w:r>
+      </w:ins>
+    </w:p>
+    <w:p>
+      <w:pPr>
+        <w:rPr>
+          <w:ins w:id="346" w:author="Sandy Navarro" w:date="2026-11-01T20:35:00Z" w16du:dateUtc="2026-11-01T20:35:00Z"/>
+        </w:rPr>
+      </w:pPr>
+      <w:ins w:id="347" w:author="Sandy Navarro" w:date="2026-11-01T20:33:00Z" w16du:dateUtc="2026-11-01T20:33:00Z">
+        <w:r>
+          <w:t>The poison.pmf() function from ScyPy was used to calculate the probabilities for differen</w:t>
+        </w:r>
+      </w:ins>
+      <w:ins w:id="348" w:author="Sandy Navarro" w:date="2026-11-01T20:34:00Z" w16du:dateUtc="2026-11-01T20:34:00Z">
+        <w:r>
+          <w:t xml:space="preserve">t number of events. A bar chart was also created to </w:t>
+        </w:r>
+      </w:ins>
+      <w:ins w:id="349" w:author="Sandy Navarro" w:date="2026-11-01T20:35:00Z" w16du:dateUtc="2026-11-01T20:35:00Z">
+        <w:r>
+          <w:t>visualise the distribution.</w:t>
+        </w:r>
+      </w:ins>
+    </w:p>
+    <w:p>
+      <w:pPr>
+        <w:rPr>
+          <w:ins w:id="350" w:author="Sandy Navarro" w:date="2026-11-01T20:37:00Z" w16du:dateUtc="2026-11-01T20:37:00Z"/>
+        </w:rPr>
+      </w:pPr>
+      <w:ins w:id="351" w:author="Sandy Navarro" w:date="2026-11-01T20:36:00Z" w16du:dateUtc="2026-11-01T20:36:00Z">
+        <w:r>
+          <w:t>The mean and v</w:t>
+        </w:r>
+      </w:ins>
+      <w:ins w:id="352" w:author="Sandy Navarro" w:date="2026-11-01T20:37:00Z" w16du:dateUtc="2026-11-01T20:37:00Z">
+        <w:r>
+          <w:t>ariance of the monthly event counts were also calculated. The mean approximately 4,719.13, while the variance was approximately 928,038.22</w:t>
+        </w:r>
+      </w:ins>
+    </w:p>
+    <w:p>
+      <w:pPr>
+        <w:rPr>
+          <w:ins w:id="353" w:author="Sandy Navarro" w:date="2026-11-01T20:38:00Z" w16du:dateUtc="2026-11-01T20:38:00Z"/>
+        </w:rPr>
+      </w:pPr>
+      <w:ins w:id="354" w:author="Sandy Navarro" w:date="2026-11-01T20:37:00Z" w16du:dateUtc="2026-11-01T20:37:00Z">
+        <w:r>
+          <w:t>In a theoretical Poisso</w:t>
+        </w:r>
+      </w:ins>
+      <w:ins w:id="355" w:author="Sandy Navarro" w:date="2026-11-01T20:41:00Z" w16du:dateUtc="2026-11-01T20:41:00Z">
+        <w:r>
+          <w:t xml:space="preserve">n </w:t>
+        </w:r>
+      </w:ins>
+      <w:ins w:id="356" w:author="Sandy Navarro" w:date="2026-11-01T20:37:00Z" w16du:dateUtc="2026-11-01T20:37:00Z">
+        <w:r>
+          <w:t xml:space="preserve">distribution, the mean and variance should be approximately equal. </w:t>
+        </w:r>
+      </w:ins>
+      <w:ins w:id="357" w:author="Sandy Navarro" w:date="2026-11-01T20:38:00Z" w16du:dateUtc="2026-11-01T20:38:00Z">
+        <w:r>
+          <w:t xml:space="preserve">However, in this dataset, the variance was much higher than the mean. This indicates overdispersion. </w:t>
+        </w:r>
+      </w:ins>
+    </w:p>
+    <w:p>
+      <w:pPr>
+        <w:rPr>
+          <w:ins w:id="358" w:author="Sandy Navarro" w:date="2026-11-01T20:39:00Z" w16du:dateUtc="2026-11-01T20:39:00Z"/>
+        </w:rPr>
+      </w:pPr>
+      <w:ins w:id="359" w:author="Sandy Navarro" w:date="2026-11-01T20:38:00Z" w16du:dateUtc="2026-11-01T20:38:00Z">
+        <w:r>
+          <w:t>This suggests that the monthly counts have more variation than expected under the Poisson model. Changes in restaurant market activity over time may help e</w:t>
+        </w:r>
+      </w:ins>
+      <w:ins w:id="360" w:author="Sandy Navarro" w:date="2026-11-01T20:39:00Z" w16du:dateUtc="2026-11-01T20:39:00Z">
+        <w:r>
+          <w:t xml:space="preserve">xplain this difference. </w:t>
+        </w:r>
+      </w:ins>
+    </w:p>
+    <w:p>
+      <w:pPr>
+        <w:rPr>
+          <w:ins w:id="361" w:author="Sandy Navarro" w:date="2026-11-01T20:39:00Z" w16du:dateUtc="2026-11-01T20:39:00Z"/>
+        </w:rPr>
+      </w:pPr>
+      <w:ins w:id="362" w:author="Sandy Navarro" w:date="2026-11-01T20:39:00Z" w16du:dateUtc="2026-11-01T20:39:00Z">
+        <w:r>
+          <w:t>To explore the effect of a larger lambda value, a second theoretical Poisson distribution was created using (lambda)= 6000.</w:t>
+        </w:r>
+      </w:ins>
+    </w:p>
+    <w:p>
+      <w:pPr>
+        <w:rPr>
+          <w:ins w:id="363" w:author="Sandy Navarro" w:date="2026-11-01T20:40:00Z" w16du:dateUtc="2026-11-01T20:40:00Z"/>
+        </w:rPr>
+      </w:pPr>
+      <w:ins w:id="364" w:author="Sandy Navarro" w:date="2026-11-01T20:39:00Z" w16du:dateUtc="2026-11-01T20:39:00Z">
+        <w:r>
+          <w:t xml:space="preserve">The graph showed that the distribution moved </w:t>
+        </w:r>
+      </w:ins>
+      <w:ins w:id="365" w:author="Sandy Navarro" w:date="2026-11-01T20:40:00Z" w16du:dateUtc="2026-11-01T20:40:00Z">
+        <w:r>
+          <w:t>towards a higher number of events and maintained an approximately symmetrical, bell-shaped form.</w:t>
+        </w:r>
+      </w:ins>
+    </w:p>
+    <w:p>
+      <w:pPr>
+        <w:rPr>
+          <w:ins w:id="366" w:author="Sandy Navarro" w:date="2026-11-01T21:22:00Z" w16du:dateUtc="2026-11-01T21:22:00Z"/>
+        </w:rPr>
+      </w:pPr>
+      <w:ins w:id="367" w:author="Sandy Navarro" w:date="2026-11-01T20:40:00Z" w16du:dateUtc="2026-11-01T20:40:00Z">
+        <w:r>
+          <w:t xml:space="preserve">This illustrates how a Poisson distribution with a large lambda value can become similar in </w:t>
+        </w:r>
+      </w:ins>
+      <w:ins w:id="368" w:author="Sandy Navarro" w:date="2026-11-01T20:41:00Z" w16du:dateUtc="2026-11-01T20:41:00Z">
+        <w:r>
+          <w:t>shape to Normal distribution. However, this second example is theoretical and does not represent an additional observation from the original dataset.</w:t>
+        </w:r>
+      </w:ins>
+    </w:p>
+    <w:p>
+      <w:pPr>
+        <w:rPr>
+          <w:ins w:id="369" w:author="Sandy Navarro" w:date="2026-11-01T21:22:00Z" w16du:dateUtc="2026-11-01T21:22:00Z"/>
+        </w:rPr>
+      </w:pPr>
+      <w:ins w:id="370" w:author="Sandy Navarro" w:date="2026-11-01T21:23:00Z" w16du:dateUtc="2026-11-01T21:23:00Z">
+        <w:r>
+          <w:rPr>
+            <w:noProof/>
+          </w:rPr>
+          <w:drawing>
+            <wp:anchor distT="0" distB="0" distL="114300" distR="114300" simplePos="0" relativeHeight="251664896" behindDoc="0" locked="0" layoutInCell="1" allowOverlap="1" wp14:anchorId="4338579F" wp14:editId="55D557C5">
+              <wp:simplePos x="0" y="0"/>
+              <wp:positionH relativeFrom="column">
+                <wp:posOffset>742950</wp:posOffset>
+              </wp:positionH>
+              <wp:positionV relativeFrom="paragraph">
+                <wp:posOffset>137795</wp:posOffset>
+              </wp:positionV>
+              <wp:extent cx="3867150" cy="2745105"/>
+              <wp:effectExtent l="0" t="0" r="0" b="0"/>
+              <wp:wrapThrough wrapText="bothSides">
+                <wp:wrapPolygon edited="0">
+                  <wp:start x="0" y="0"/>
+                  <wp:lineTo x="0" y="21435"/>
+                  <wp:lineTo x="21494" y="21435"/>
+                  <wp:lineTo x="21494" y="0"/>
+                  <wp:lineTo x="0" y="0"/>
+                </wp:wrapPolygon>
+              </wp:wrapThrough>
+              <wp:docPr id="1948346948" name="Imagen 10"/>
+              <wp:cNvGraphicFramePr>
+                <a:graphicFrameLocks xmlns:a="http://schemas.openxmlformats.org/drawingml/2006/main" noChangeAspect="1"/>
+              </wp:cNvGraphicFramePr>
+              <a:graphic xmlns:a="http://schemas.openxmlformats.org/drawingml/2006/main">
+                <a:graphicData uri="http://schemas.openxmlformats.org/drawingml/2006/picture">
+                  <pic:pic xmlns:pic="http://schemas.openxmlformats.org/drawingml/2006/picture">
+                    <pic:nvPicPr>
+                      <pic:cNvPr id="1948346948" name="Imagen 1948346948"/>
+                      <pic:cNvPicPr/>
+                    </pic:nvPicPr>
+                    <pic:blipFill>
+                      <a:blip r:embed="rId24">
+                        <a:extLst>
+                          <a:ext uri="{28A0092B-C50C-407E-A947-70E740481C1C}">
+                            <a14:useLocalDpi xmlns:a14="http://schemas.microsoft.com/office/drawing/2010/main" val="0"/>
+                          </a:ext>
+                        </a:extLst>
+                      </a:blip>
+                      <a:stretch>
+                        <a:fillRect/>
+                      </a:stretch>
+                    </pic:blipFill>
+                    <pic:spPr>
+                      <a:xfrm>
+                        <a:off x="0" y="0"/>
+                        <a:ext cx="3867150" cy="2745105"/>
+                      </a:xfrm>
+                      <a:prstGeom prst="rect">
+                        <a:avLst/>
+                      </a:prstGeom>
+                    </pic:spPr>
+                  </pic:pic>
+                </a:graphicData>
+              </a:graphic>
+              <wp14:sizeRelH relativeFrom="page">
+                <wp14:pctWidth>0</wp14:pctWidth>
+              </wp14:sizeRelH>
+              <wp14:sizeRelV relativeFrom="page">
+                <wp14:pctHeight>0</wp14:pctHeight>
+              </wp14:sizeRelV>
+            </wp:anchor>
+          </w:drawing>
+        </w:r>
+      </w:ins>
+      <w:ins w:id="371" w:author="Sandy Navarro" w:date="2026-11-01T21:22:00Z" w16du:dateUtc="2026-11-01T21:22:00Z">
+        <w:r>
+          <w:br w:type="page"/>
+        </w:r>
+      </w:ins>
+    </w:p>
+    <w:p>
+      <w:pPr>
+        <w:rPr>
+          <w:ins w:id="372" w:author="Sandy Navarro" w:date="2026-11-01T20:41:00Z" w16du:dateUtc="2026-11-01T20:41:00Z"/>
+        </w:rPr>
+      </w:pPr>
+      <w:ins w:id="373" w:author="Sandy Navarro" w:date="2026-11-01T21:23:00Z" w16du:dateUtc="2026-11-01T21:23:00Z">
+        <w:r>
+          <w:rPr>
+            <w:noProof/>
+          </w:rPr>
+          <w:lastRenderedPageBreak/>
+          <w:drawing>
+            <wp:anchor distT="0" distB="0" distL="114300" distR="114300" simplePos="0" relativeHeight="251665920" behindDoc="0" locked="0" layoutInCell="1" allowOverlap="1" wp14:anchorId="4121AE5D" wp14:editId="24DA7357">
+              <wp:simplePos x="0" y="0"/>
+              <wp:positionH relativeFrom="margin">
+                <wp:posOffset>660596</wp:posOffset>
+              </wp:positionH>
+              <wp:positionV relativeFrom="paragraph">
+                <wp:posOffset>-49</wp:posOffset>
+              </wp:positionV>
+              <wp:extent cx="3917950" cy="2820035"/>
+              <wp:effectExtent l="0" t="0" r="6350" b="0"/>
+              <wp:wrapThrough wrapText="bothSides">
+                <wp:wrapPolygon edited="0">
+                  <wp:start x="0" y="0"/>
+                  <wp:lineTo x="0" y="21449"/>
+                  <wp:lineTo x="21530" y="21449"/>
+                  <wp:lineTo x="21530" y="0"/>
+                  <wp:lineTo x="0" y="0"/>
+                </wp:wrapPolygon>
+              </wp:wrapThrough>
+              <wp:docPr id="340070737" name="Imagen 11"/>
+              <wp:cNvGraphicFramePr>
+                <a:graphicFrameLocks xmlns:a="http://schemas.openxmlformats.org/drawingml/2006/main" noChangeAspect="1"/>
+              </wp:cNvGraphicFramePr>
+              <a:graphic xmlns:a="http://schemas.openxmlformats.org/drawingml/2006/main">
+                <a:graphicData uri="http://schemas.openxmlformats.org/drawingml/2006/picture">
+                  <pic:pic xmlns:pic="http://schemas.openxmlformats.org/drawingml/2006/picture">
+                    <pic:nvPicPr>
+                      <pic:cNvPr id="340070737" name="Imagen 340070737"/>
+                      <pic:cNvPicPr/>
+                    </pic:nvPicPr>
+                    <pic:blipFill>
+                      <a:blip r:embed="rId25">
+                        <a:extLst>
+                          <a:ext uri="{28A0092B-C50C-407E-A947-70E740481C1C}">
+                            <a14:useLocalDpi xmlns:a14="http://schemas.microsoft.com/office/drawing/2010/main" val="0"/>
+                          </a:ext>
+                        </a:extLst>
+                      </a:blip>
+                      <a:stretch>
+                        <a:fillRect/>
+                      </a:stretch>
+                    </pic:blipFill>
+                    <pic:spPr>
+                      <a:xfrm>
+                        <a:off x="0" y="0"/>
+                        <a:ext cx="3917950" cy="2820035"/>
+                      </a:xfrm>
+                      <a:prstGeom prst="rect">
+                        <a:avLst/>
+                      </a:prstGeom>
+                    </pic:spPr>
+                  </pic:pic>
+                </a:graphicData>
+              </a:graphic>
+              <wp14:sizeRelH relativeFrom="page">
+                <wp14:pctWidth>0</wp14:pctWidth>
+              </wp14:sizeRelH>
+              <wp14:sizeRelV relativeFrom="page">
+                <wp14:pctHeight>0</wp14:pctHeight>
+              </wp14:sizeRelV>
+            </wp:anchor>
+          </w:drawing>
+        </w:r>
+      </w:ins>
+    </w:p>
+    <w:p>
+      <w:pPr>
+        <w:pStyle w:val="Ttulo1"/>
+        <w:rPr>
+          <w:ins w:id="374" w:author="Sandy Navarro" w:date="2026-11-01T20:41:00Z" w16du:dateUtc="2026-11-01T20:41:00Z"/>
+        </w:rPr>
+      </w:pPr>
+      <w:ins w:id="375" w:author="Sandy Navarro" w:date="2026-11-01T20:41:00Z" w16du:dateUtc="2026-11-01T20:41:00Z">
+        <w:r>
+          <w:t xml:space="preserve">Importance </w:t>
+        </w:r>
+      </w:ins>
+      <w:ins w:id="376" w:author="Sandy Navarro" w:date="2026-11-01T20:42:00Z" w16du:dateUtc="2026-11-01T20:42:00Z">
+        <w:r>
+          <w:t>and Comparison</w:t>
+        </w:r>
+      </w:ins>
+      <w:ins w:id="377" w:author="Sandy Navarro" w:date="2026-11-01T20:41:00Z" w16du:dateUtc="2026-11-01T20:41:00Z">
+        <w:r>
+          <w:t xml:space="preserve"> </w:t>
+        </w:r>
+      </w:ins>
+      <w:ins w:id="378" w:author="Sandy Navarro" w:date="2026-11-01T20:42:00Z" w16du:dateUtc="2026-11-01T20:42:00Z">
+        <w:r>
+          <w:t>of the Distributions</w:t>
+        </w:r>
+      </w:ins>
+      <w:ins w:id="379" w:author="Sandy Navarro" w:date="2026-11-01T20:41:00Z" w16du:dateUtc="2026-11-01T20:41:00Z">
+        <w:r>
+          <w:t xml:space="preserve">. </w:t>
+        </w:r>
+      </w:ins>
+    </w:p>
+    <w:p>
+      <w:pPr>
+        <w:rPr>
+          <w:ins w:id="380" w:author="Sandy Navarro" w:date="2026-11-01T20:43:00Z" w16du:dateUtc="2026-11-01T20:43:00Z"/>
+        </w:rPr>
+      </w:pPr>
+      <w:ins w:id="381" w:author="Sandy Navarro" w:date="2026-11-01T20:42:00Z" w16du:dateUtc="2026-11-01T20:42:00Z">
+        <w:r>
+          <w:t>The three distributions were useful be</w:t>
+        </w:r>
+      </w:ins>
+      <w:ins w:id="382" w:author="Sandy Navarro" w:date="2026-11-01T20:43:00Z" w16du:dateUtc="2026-11-01T20:43:00Z">
+        <w:r>
+          <w:t>cause they helped to understand different aspects of the dataset.</w:t>
+        </w:r>
+      </w:ins>
+    </w:p>
+    <w:p>
+      <w:pPr>
+        <w:rPr>
+          <w:ins w:id="383" w:author="Sandy Navarro" w:date="2026-11-01T20:44:00Z" w16du:dateUtc="2026-11-01T20:44:00Z"/>
+        </w:rPr>
+      </w:pPr>
+      <w:ins w:id="384" w:author="Sandy Navarro" w:date="2026-11-01T20:43:00Z" w16du:dateUtc="2026-11-01T20:43:00Z">
+        <w:r>
+          <w:t xml:space="preserve">The binomial distribution was used to calculate the probability of a specific number of successes in a fixed number of trials. The Poisson distribution was used to study the </w:t>
+        </w:r>
+      </w:ins>
+      <w:ins w:id="385" w:author="Sandy Navarro" w:date="2026-11-01T20:44:00Z" w16du:dateUtc="2026-11-01T20:44:00Z">
+        <w:r>
+          <w:t xml:space="preserve">number of events within a monthly interval. The normal distribution helped to examine of how numerical values were spread around their mean. </w:t>
+        </w:r>
+      </w:ins>
+    </w:p>
+    <w:p>
+      <w:pPr>
+        <w:rPr>
+          <w:ins w:id="386" w:author="Sandy Navarro" w:date="2026-11-01T20:46:00Z" w16du:dateUtc="2026-11-01T20:46:00Z"/>
+        </w:rPr>
+      </w:pPr>
+      <w:ins w:id="387" w:author="Sandy Navarro" w:date="2026-11-01T20:44:00Z" w16du:dateUtc="2026-11-01T20:44:00Z">
+        <w:r>
+          <w:t>The Binomial and Poisson are discrete distributions because they describe whole numbers of succe</w:t>
+        </w:r>
+      </w:ins>
+      <w:ins w:id="388" w:author="Sandy Navarro" w:date="2026-11-01T20:45:00Z" w16du:dateUtc="2026-11-01T20:45:00Z">
+        <w:r>
+          <w:t>sses or events. However, both can be approximated by a normal distribution under certain conditions</w:t>
+        </w:r>
+      </w:ins>
+      <w:ins w:id="389" w:author="Sandy Navarro" w:date="2026-11-01T20:46:00Z" w16du:dateUtc="2026-11-01T20:46:00Z">
+        <w:r>
+          <w:t xml:space="preserve">. </w:t>
+        </w:r>
+      </w:ins>
+    </w:p>
+    <w:p>
+      <w:pPr>
+        <w:rPr>
+          <w:ins w:id="390" w:author="Sandy Navarro" w:date="2026-11-01T20:46:00Z" w16du:dateUtc="2026-11-01T20:46:00Z"/>
+        </w:rPr>
+      </w:pPr>
+      <w:ins w:id="391" w:author="Sandy Navarro" w:date="2026-11-01T20:46:00Z" w16du:dateUtc="2026-11-01T20:46:00Z">
+        <w:r>
+          <w:t>For the binomial example, increasing the number of trials from 20 to 100 produced a more symmetrical distribution.</w:t>
+        </w:r>
+      </w:ins>
+    </w:p>
+    <w:p>
+      <w:pPr>
+        <w:rPr>
+          <w:ins w:id="392" w:author="Sandy Navarro" w:date="2026-11-01T20:46:00Z" w16du:dateUtc="2026-11-01T20:46:00Z"/>
+        </w:rPr>
+      </w:pPr>
+      <w:ins w:id="393" w:author="Sandy Navarro" w:date="2026-11-01T20:46:00Z" w16du:dateUtc="2026-11-01T20:46:00Z">
+        <w:r>
+          <w:t xml:space="preserve">For Poisson, a large lambda value also produced a bell-shaped distribution that looked similar to a normal curve. </w:t>
+        </w:r>
+      </w:ins>
+    </w:p>
+    <w:p>
+      <w:pPr>
+        <w:rPr>
+          <w:ins w:id="394" w:author="Sandy Navarro" w:date="2026-11-01T20:47:00Z" w16du:dateUtc="2026-11-01T20:47:00Z"/>
+        </w:rPr>
+      </w:pPr>
+      <w:ins w:id="395" w:author="Sandy Navarro" w:date="2026-11-01T20:46:00Z" w16du:dateUtc="2026-11-01T20:46:00Z">
+        <w:r>
+          <w:t>However, this does not mean that every numerical variable follows a normal dist</w:t>
+        </w:r>
+      </w:ins>
+      <w:ins w:id="396" w:author="Sandy Navarro" w:date="2026-11-01T20:47:00Z" w16du:dateUtc="2026-11-01T20:47:00Z">
+        <w:r>
+          <w:t>ribution. The histograms and empirical rule resolves showed that the three market indices were positively skewed.</w:t>
+        </w:r>
+      </w:ins>
+    </w:p>
+    <w:p>
+      <w:pPr>
+        <w:rPr>
+          <w:ins w:id="397" w:author="Sandy Navarro" w:date="2026-11-01T20:48:00Z" w16du:dateUtc="2026-11-01T20:48:00Z"/>
+        </w:rPr>
+      </w:pPr>
+      <w:ins w:id="398" w:author="Sandy Navarro" w:date="2026-11-01T20:47:00Z" w16du:dateUtc="2026-11-01T20:47:00Z">
+        <w:r>
+          <w:t xml:space="preserve">Overall, the analysis showed </w:t>
+        </w:r>
+      </w:ins>
+      <w:ins w:id="399" w:author="Sandy Navarro" w:date="2026-11-01T20:48:00Z" w16du:dateUtc="2026-11-01T20:48:00Z">
+        <w:r>
+          <w:t xml:space="preserve">that different statistical distributions can be useful for different types of questions. It also showed the importance of checking their assumptions before using them to explain real data. </w:t>
+        </w:r>
+      </w:ins>
+    </w:p>
+    <w:p>
+      <w:pPr>
+        <w:pStyle w:val="Ttulo1"/>
+        <w:rPr>
+          <w:ins w:id="400" w:author="Sandy Navarro" w:date="2026-11-01T20:49:00Z" w16du:dateUtc="2026-11-01T20:49:00Z"/>
+        </w:rPr>
+      </w:pPr>
+      <w:ins w:id="401" w:author="Sandy Navarro" w:date="2026-11-01T20:49:00Z" w16du:dateUtc="2026-11-01T20:49:00Z">
+        <w:r>
+          <w:t>Conclusion</w:t>
+        </w:r>
+        <w:r>
+          <w:t xml:space="preserve">. </w:t>
+        </w:r>
+      </w:ins>
+    </w:p>
+    <w:p>
+      <w:pPr>
+        <w:rPr>
+          <w:ins w:id="402" w:author="Sandy Navarro" w:date="2026-11-01T20:50:00Z" w16du:dateUtc="2026-11-01T20:50:00Z"/>
+        </w:rPr>
+      </w:pPr>
+      <w:ins w:id="403" w:author="Sandy Navarro" w:date="2026-11-01T20:49:00Z" w16du:dateUtc="2026-11-01T20:49:00Z">
+        <w:r>
+          <w:t>This project helped me understand how descriptive statistics and probability distributions can be used to analy</w:t>
+        </w:r>
+      </w:ins>
+      <w:ins w:id="404" w:author="Sandy Navarro" w:date="2026-11-01T20:50:00Z" w16du:dateUtc="2026-11-01T20:50:00Z">
+        <w:r>
+          <w:t>se real market data.</w:t>
+        </w:r>
+      </w:ins>
+    </w:p>
+    <w:p>
+      <w:pPr>
+        <w:rPr>
+          <w:ins w:id="405" w:author="Sandy Navarro" w:date="2026-11-01T20:51:00Z" w16du:dateUtc="2026-11-01T20:51:00Z"/>
+        </w:rPr>
+      </w:pPr>
+      <w:ins w:id="406" w:author="Sandy Navarro" w:date="2026-11-01T20:50:00Z" w16du:dateUtc="2026-11-01T20:50:00Z">
+        <w:r>
+          <w:lastRenderedPageBreak/>
+          <w:t xml:space="preserve">The results showed that the three numerical variables have considerable variation and positive skewness. The binomial distribution helped to calculate the probability of a specific number of successes, while Poisson was used to </w:t>
+        </w:r>
+      </w:ins>
+      <w:ins w:id="407" w:author="Sandy Navarro" w:date="2026-11-01T20:51:00Z" w16du:dateUtc="2026-11-01T20:51:00Z">
+        <w:r>
+          <w:t xml:space="preserve">study monthly event counts. </w:t>
+        </w:r>
+      </w:ins>
+    </w:p>
+    <w:p>
+      <w:pPr>
+        <w:rPr>
+          <w:ins w:id="408" w:author="Sandy Navarro" w:date="2026-11-01T20:51:00Z" w16du:dateUtc="2026-11-01T20:51:00Z"/>
+        </w:rPr>
+      </w:pPr>
+      <w:ins w:id="409" w:author="Sandy Navarro" w:date="2026-11-01T20:51:00Z" w16du:dateUtc="2026-11-01T20:51:00Z">
+        <w:r>
+          <w:t xml:space="preserve">The normal distribution analysis showed that the three numerical variables did not closely follow the expected normal patter. </w:t>
+        </w:r>
+      </w:ins>
+    </w:p>
+    <w:p>
+      <w:pPr>
+        <w:rPr>
+          <w:ins w:id="410" w:author="Sandy Navarro" w:date="2026-11-01T20:52:00Z" w16du:dateUtc="2026-11-01T20:52:00Z"/>
+        </w:rPr>
+      </w:pPr>
+      <w:ins w:id="411" w:author="Sandy Navarro" w:date="2026-11-01T20:51:00Z" w16du:dateUtc="2026-11-01T20:51:00Z">
+        <w:r>
+          <w:t>One important finding was the Poisson monthly counts had a much higher variance than their mean. This sh</w:t>
+        </w:r>
+      </w:ins>
+      <w:ins w:id="412" w:author="Sandy Navarro" w:date="2026-11-01T20:52:00Z" w16du:dateUtc="2026-11-01T20:52:00Z">
+        <w:r>
+          <w:t xml:space="preserve">owed that the model did not fully match the characteristics of the data. </w:t>
+        </w:r>
+      </w:ins>
+    </w:p>
+    <w:p>
+      <w:pPr>
+        <w:rPr>
+          <w:ins w:id="413" w:author="Sandy Navarro" w:date="2026-11-01T20:57:00Z" w16du:dateUtc="2026-11-01T20:57:00Z"/>
+        </w:rPr>
+      </w:pPr>
+      <w:ins w:id="414" w:author="Sandy Navarro" w:date="2026-11-01T20:52:00Z" w16du:dateUtc="2026-11-01T20:52:00Z">
+        <w:r>
+          <w:t xml:space="preserve">Overall, this project improved my understanding of statistical analysis and how Python can be used to explore datasets. It also helped me understand that choosing </w:t>
+        </w:r>
+        <w:r>
+          <w:t>a statistic</w:t>
+        </w:r>
+      </w:ins>
+      <w:ins w:id="415" w:author="Sandy Navarro" w:date="2026-11-01T20:53:00Z" w16du:dateUtc="2026-11-01T20:53:00Z">
+        <w:r>
+          <w:t xml:space="preserve">al distribution is not only about calculating probabilities but also about checking whether the model is suitable for the data. </w:t>
+        </w:r>
+      </w:ins>
+    </w:p>
+    <w:p>
+      <w:pPr>
+        <w:pStyle w:val="Ttulo1"/>
+        <w:rPr>
+          <w:ins w:id="416" w:author="Sandy Navarro" w:date="2026-11-01T20:57:00Z" w16du:dateUtc="2026-11-01T20:57:00Z"/>
+        </w:rPr>
+      </w:pPr>
+      <w:ins w:id="417" w:author="Sandy Navarro" w:date="2026-11-01T20:57:00Z" w16du:dateUtc="2026-11-01T20:57:00Z">
+        <w:r>
+          <w:t>References.</w:t>
+        </w:r>
+      </w:ins>
+    </w:p>
+    <w:p>
+      <w:pPr>
+        <w:rPr>
+          <w:ins w:id="418" w:author="Sandy Navarro" w:date="2026-11-01T21:05:00Z" w16du:dateUtc="2026-11-01T21:05:00Z"/>
+        </w:rPr>
+      </w:pPr>
+      <w:ins w:id="419" w:author="Sandy Navarro" w:date="2026-11-01T20:58:00Z" w16du:dateUtc="2026-11-01T20:58:00Z">
+        <w:r>
+          <w:t>GOV.UK (2024)</w:t>
+        </w:r>
+      </w:ins>
+      <w:ins w:id="420" w:author="Sandy Navarro" w:date="2026-11-01T21:03:00Z" w16du:dateUtc="2026-11-01T21:03:00Z">
+        <w:r>
+          <w:t xml:space="preserve"> </w:t>
         </w:r>
         <w:r>
           <w:rPr>
             <w:i/>
             <w:iCs/>
           </w:rPr>
-          <w:t xml:space="preserve">Local retail market estimates: restaurants, UK, monthly, August 2019 </w:t>
-        </w:r>
-      </w:ins>
-      <w:ins w:id="95" w:author="Sandy Navarro" w:date="2026-10-29T22:21:00Z" w16du:dateUtc="2026-10-29T22:21:00Z">
+          <w:t>Local retail market estim</w:t>
+        </w:r>
+      </w:ins>
+      <w:ins w:id="421" w:author="Sandy Navarro" w:date="2026-11-01T21:04:00Z" w16du:dateUtc="2026-11-01T21:04:00Z">
         <w:r>
           <w:rPr>
             <w:i/>
             <w:iCs/>
           </w:rPr>
-          <w:t xml:space="preserve">to August 2024. </w:t>
-        </w:r>
-        <w:r>
-          <w:t xml:space="preserve">It was </w:t>
-        </w:r>
-      </w:ins>
-      <w:ins w:id="96" w:author="Sandy Navarro" w:date="2026-10-29T22:23:00Z" w16du:dateUtc="2026-10-29T22:23:00Z">
-        <w:r>
-          <w:t>obtained</w:t>
-        </w:r>
-      </w:ins>
-      <w:ins w:id="97" w:author="Sandy Navarro" w:date="2026-10-29T22:21:00Z" w16du:dateUtc="2026-10-29T22:21:00Z">
-        <w:r>
-          <w:t xml:space="preserve"> from the UK Government’s website.</w:t>
-        </w:r>
-      </w:ins>
-    </w:p>
-    <w:p>
-      <w:pPr>
-        <w:rPr>
-          <w:ins w:id="98" w:author="Sandy Navarro" w:date="2026-10-29T22:23:00Z" w16du:dateUtc="2026-10-29T22:23:00Z"/>
-        </w:rPr>
-      </w:pPr>
-      <w:ins w:id="99" w:author="Sandy Navarro" w:date="2026-10-29T22:22:00Z" w16du:dateUtc="2026-10-29T22:22:00Z">
-        <w:r>
-          <w:t>The dataset contains information about restaurant market activity in different geographical areas over time. I</w:t>
-        </w:r>
-      </w:ins>
-      <w:ins w:id="100" w:author="Sandy Navarro" w:date="2026-10-29T22:23:00Z" w16du:dateUtc="2026-10-29T22:23:00Z">
-        <w:r>
-          <w:t>t includes estimates related to spending, transactions and cardholders.</w:t>
-        </w:r>
-      </w:ins>
-    </w:p>
-    <w:p>
-      <w:pPr>
-        <w:rPr>
-          <w:ins w:id="101" w:author="Sandy Navarro" w:date="2026-10-29T22:23:00Z" w16du:dateUtc="2026-10-29T22:23:00Z"/>
-          <w:b/>
-          <w:bCs/>
-        </w:rPr>
-      </w:pPr>
-      <w:ins w:id="102" w:author="Sandy Navarro" w:date="2026-10-29T22:23:00Z" w16du:dateUtc="2026-10-29T22:23:00Z">
+          <w:t xml:space="preserve">ates, restaurants, UK, monthly, August 2019 to August 2024. </w:t>
+        </w:r>
+        <w:r>
+          <w:t xml:space="preserve">Available at: </w:t>
+        </w:r>
+      </w:ins>
+      <w:ins w:id="422" w:author="Sandy Navarro" w:date="2026-11-01T21:05:00Z" w16du:dateUtc="2026-11-01T21:05:00Z">
+        <w:r>
+          <w:fldChar w:fldCharType="begin"/>
+        </w:r>
+        <w:r>
+          <w:instrText>HYPERLINK "</w:instrText>
+        </w:r>
+        <w:r>
+          <w:instrText>https://www.gov.uk/csv-preview/66fd4adf30536cb927482ada/Local_retail_market_estimates__restaurants__UK__monthly__August_2019_to_August_2024.csv</w:instrText>
+        </w:r>
+        <w:r>
+          <w:instrText>"</w:instrText>
+        </w:r>
+        <w:r>
+          <w:fldChar w:fldCharType="separate"/>
+        </w:r>
         <w:r>
           <w:rPr>
-            <w:b/>
-            <w:bCs/>
+            <w:rStyle w:val="Hipervnculo"/>
           </w:rPr>
-          <w:t>Variables in the dataset.</w:t>
-        </w:r>
-      </w:ins>
-    </w:p>
-    <w:p>
-      <w:pPr>
-        <w:rPr>
-          <w:ins w:id="103" w:author="Sandy Navarro" w:date="2026-10-29T22:25:00Z" w16du:dateUtc="2026-10-29T22:25:00Z"/>
-        </w:rPr>
-      </w:pPr>
-      <w:ins w:id="104" w:author="Sandy Navarro" w:date="2026-10-29T22:24:00Z" w16du:dateUtc="2026-10-29T22:24:00Z">
-        <w:r>
-          <w:t>After loading the CSV file into Python using Pa</w:t>
-        </w:r>
-      </w:ins>
-      <w:ins w:id="105" w:author="Sandy Navarro" w:date="2026-10-29T22:25:00Z" w16du:dateUtc="2026-10-29T22:25:00Z">
-        <w:r>
-          <w:t>n</w:t>
-        </w:r>
-      </w:ins>
-      <w:ins w:id="106" w:author="Sandy Navarro" w:date="2026-10-29T22:24:00Z" w16du:dateUtc="2026-10-29T22:24:00Z">
-        <w:r>
-          <w:t>das, the dataset w</w:t>
-        </w:r>
-      </w:ins>
-      <w:ins w:id="107" w:author="Sandy Navarro" w:date="2026-10-29T22:25:00Z" w16du:dateUtc="2026-10-29T22:25:00Z">
-        <w:r>
-          <w:t>as found to contain 566,303 rows and 8 columns.</w:t>
-        </w:r>
-      </w:ins>
-    </w:p>
-    <w:p>
-      <w:pPr>
-        <w:rPr>
-          <w:ins w:id="108" w:author="Sandy Navarro" w:date="2026-10-29T22:26:00Z" w16du:dateUtc="2026-10-29T22:26:00Z"/>
-        </w:rPr>
-      </w:pPr>
-      <w:ins w:id="109" w:author="Sandy Navarro" w:date="2026-10-29T22:25:00Z" w16du:dateUtc="2026-10-29T22:25:00Z">
-        <w:r>
-          <w:t>The columns inclu</w:t>
-        </w:r>
-      </w:ins>
-      <w:ins w:id="110" w:author="Sandy Navarro" w:date="2026-10-29T22:26:00Z" w16du:dateUtc="2026-10-29T22:26:00Z">
-        <w:r>
-          <w:t>de the geographical location, the cluster group, the month, the market category, and three numerical variables.</w:t>
-        </w:r>
-      </w:ins>
-    </w:p>
-    <w:p>
-      <w:pPr>
-        <w:rPr>
-          <w:ins w:id="111" w:author="Sandy Navarro" w:date="2026-10-29T22:28:00Z" w16du:dateUtc="2026-10-29T22:28:00Z"/>
-        </w:rPr>
-      </w:pPr>
-      <w:ins w:id="112" w:author="Sandy Navarro" w:date="2026-10-29T22:26:00Z" w16du:dateUtc="2026-10-29T22:26:00Z">
-        <w:r>
-          <w:t>These numerical var</w:t>
-        </w:r>
-      </w:ins>
-      <w:ins w:id="113" w:author="Sandy Navarro" w:date="2026-10-29T22:27:00Z" w16du:dateUtc="2026-10-29T22:27:00Z">
-        <w:r>
-          <w:t>i</w:t>
-        </w:r>
-      </w:ins>
-      <w:ins w:id="114" w:author="Sandy Navarro" w:date="2026-10-29T22:26:00Z" w16du:dateUtc="2026-10-29T22:26:00Z">
-        <w:r>
-          <w:t>ab</w:t>
-        </w:r>
-      </w:ins>
-      <w:ins w:id="115" w:author="Sandy Navarro" w:date="2026-10-29T22:27:00Z" w16du:dateUtc="2026-10-29T22:27:00Z">
-        <w:r>
-          <w:t>l</w:t>
-        </w:r>
-      </w:ins>
-      <w:ins w:id="116" w:author="Sandy Navarro" w:date="2026-10-29T22:26:00Z" w16du:dateUtc="2026-10-29T22:26:00Z">
-        <w:r>
-          <w:t>es will be useful for</w:t>
-        </w:r>
-      </w:ins>
-      <w:ins w:id="117" w:author="Sandy Navarro" w:date="2026-10-29T22:27:00Z" w16du:dateUtc="2026-10-29T22:27:00Z">
-        <w:r>
-          <w:t xml:space="preserve"> the statistical analysis because they allow us to examine differences in market indicators. The categorical </w:t>
-        </w:r>
-        <w:r>
-          <w:t xml:space="preserve">variables </w:t>
-        </w:r>
-      </w:ins>
-      <w:ins w:id="118" w:author="Sandy Navarro" w:date="2026-10-29T22:28:00Z" w16du:dateUtc="2026-10-29T22:28:00Z">
-        <w:r>
-          <w:t>can help us explore differences between geographical areas and groups.</w:t>
-        </w:r>
-      </w:ins>
-    </w:p>
-    <w:p>
-      <w:pPr>
-        <w:rPr>
-          <w:ins w:id="119" w:author="Sandy Navarro" w:date="2026-10-29T22:29:00Z" w16du:dateUtc="2026-10-29T22:29:00Z"/>
-        </w:rPr>
-      </w:pPr>
-      <w:ins w:id="120" w:author="Sandy Navarro" w:date="2026-10-29T22:28:00Z" w16du:dateUtc="2026-10-29T22:28:00Z">
-        <w:r>
-          <w:t>The month colu</w:t>
-        </w:r>
-      </w:ins>
-      <w:ins w:id="121" w:author="Sandy Navarro" w:date="2026-10-29T22:29:00Z" w16du:dateUtc="2026-10-29T22:29:00Z">
-        <w:r>
-          <w:t>mn will also need to be prepared so that change over time can be examined more easily.</w:t>
-        </w:r>
-      </w:ins>
-    </w:p>
-    <w:p>
-      <w:pPr>
-        <w:rPr>
-          <w:ins w:id="122" w:author="Sandy Navarro" w:date="2026-10-29T22:23:00Z" w16du:dateUtc="2026-10-29T22:23:00Z"/>
-        </w:rPr>
-      </w:pPr>
-    </w:p>
-    <w:p>
-      <w:pPr>
-        <w:rPr>
-          <w:ins w:id="123" w:author="Sandy Navarro" w:date="2026-10-29T22:21:00Z" w16du:dateUtc="2026-10-29T22:21:00Z"/>
-        </w:rPr>
-      </w:pPr>
-    </w:p>
-    <w:p>
-      <w:pPr>
-        <w:rPr>
-          <w:ins w:id="124" w:author="Sandy Navarro" w:date="2026-10-29T21:51:00Z" w16du:dateUtc="2026-10-29T21:51:00Z"/>
-        </w:rPr>
-        <w:pPrChange w:id="125" w:author="Sandy Navarro" w:date="2026-10-29T22:19:00Z" w16du:dateUtc="2026-10-29T22:19:00Z">
-          <w:pPr>
-            <w:tabs>
-              <w:tab w:val="left" w:pos="3360"/>
-            </w:tabs>
-          </w:pPr>
-        </w:pPrChange>
-      </w:pPr>
-    </w:p>
-    <w:p>
-      <w:pPr>
-        <w:tabs>
-          <w:tab w:val="left" w:pos="3360"/>
-        </w:tabs>
-        <w:pPrChange w:id="126" w:author="Sandy Navarro" w:date="2026-10-29T21:47:00Z" w16du:dateUtc="2026-10-29T21:47:00Z">
+          <w:t>https://www.gov.uk/csv-preview/66fd4adf30536cb927482ada/Local_retail_market_estimates__restaurants__UK__monthly__August_2019_to_August_2024.csv</w:t>
+        </w:r>
+        <w:r>
+          <w:fldChar w:fldCharType="end"/>
+        </w:r>
+      </w:ins>
+    </w:p>
+    <w:p>
+      <w:pPr>
+        <w:rPr>
+          <w:ins w:id="423" w:author="Sandy Navarro" w:date="2026-11-01T21:37:00Z" w16du:dateUtc="2026-11-01T21:37:00Z"/>
+        </w:rPr>
+      </w:pPr>
+    </w:p>
+    <w:p>
+      <w:pPr>
+        <w:pStyle w:val="Ttulo1"/>
+        <w:rPr>
+          <w:ins w:id="424" w:author="Sandy Navarro" w:date="2026-11-01T21:37:00Z" w16du:dateUtc="2026-11-01T21:37:00Z"/>
+        </w:rPr>
+        <w:pPrChange w:id="425" w:author="Sandy Navarro" w:date="2026-11-01T22:02:00Z" w16du:dateUtc="2026-11-01T22:02:00Z">
           <w:pPr/>
         </w:pPrChange>
       </w:pPr>
+      <w:ins w:id="426" w:author="Sandy Navarro" w:date="2026-11-01T21:37:00Z" w16du:dateUtc="2026-11-01T21:37:00Z">
+        <w:r>
+          <w:t>Appendix.</w:t>
+        </w:r>
+      </w:ins>
+    </w:p>
+    <w:p>
+      <w:pPr>
+        <w:rPr>
+          <w:ins w:id="427" w:author="Sandy Navarro" w:date="2026-11-01T21:37:00Z" w16du:dateUtc="2026-11-01T21:37:00Z"/>
+        </w:rPr>
+      </w:pPr>
+      <w:ins w:id="428" w:author="Sandy Navarro" w:date="2026-11-01T21:37:00Z" w16du:dateUtc="2026-11-01T21:37:00Z">
+        <w:r>
+          <w:t>Prompts:</w:t>
+        </w:r>
+      </w:ins>
+    </w:p>
+    <w:p>
+      <w:pPr>
+        <w:rPr>
+          <w:ins w:id="429" w:author="Sandy Navarro" w:date="2026-11-01T21:51:00Z" w16du:dateUtc="2026-11-01T21:51:00Z"/>
+        </w:rPr>
+      </w:pPr>
+      <w:ins w:id="430" w:author="Sandy Navarro" w:date="2026-11-01T21:42:00Z" w16du:dateUtc="2026-11-01T21:42:00Z">
+        <w:r>
+          <w:drawing>
+            <wp:inline distT="0" distB="0" distL="0" distR="0" wp14:anchorId="7A5B29E5" wp14:editId="0B3BD77A">
+              <wp:extent cx="5731510" cy="3679190"/>
+              <wp:effectExtent l="0" t="0" r="2540" b="0"/>
+              <wp:docPr id="470650000" name="Imagen 1"/>
+              <wp:cNvGraphicFramePr>
+                <a:graphicFrameLocks xmlns:a="http://schemas.openxmlformats.org/drawingml/2006/main" noChangeAspect="1"/>
+              </wp:cNvGraphicFramePr>
+              <a:graphic xmlns:a="http://schemas.openxmlformats.org/drawingml/2006/main">
+                <a:graphicData uri="http://schemas.openxmlformats.org/drawingml/2006/picture">
+                  <pic:pic xmlns:pic="http://schemas.openxmlformats.org/drawingml/2006/picture">
+                    <pic:nvPicPr>
+                      <pic:cNvPr id="470650000" name=""/>
+                      <pic:cNvPicPr/>
+                    </pic:nvPicPr>
+                    <pic:blipFill>
+                      <a:blip r:embed="rId26"/>
+                      <a:stretch>
+                        <a:fillRect/>
+                      </a:stretch>
+                    </pic:blipFill>
+                    <pic:spPr>
+                      <a:xfrm>
+                        <a:off x="0" y="0"/>
+                        <a:ext cx="5731510" cy="3679190"/>
+                      </a:xfrm>
+                      <a:prstGeom prst="rect">
+                        <a:avLst/>
+                      </a:prstGeom>
+                    </pic:spPr>
+                  </pic:pic>
+                </a:graphicData>
+              </a:graphic>
+            </wp:inline>
+          </w:drawing>
+        </w:r>
+      </w:ins>
+    </w:p>
+    <w:p>
+      <w:pPr>
+        <w:rPr>
+          <w:ins w:id="431" w:author="Sandy Navarro" w:date="2026-11-01T21:51:00Z" w16du:dateUtc="2026-11-01T21:51:00Z"/>
+        </w:rPr>
+      </w:pPr>
+      <w:ins w:id="432" w:author="Sandy Navarro" w:date="2026-11-01T21:51:00Z" w16du:dateUtc="2026-11-01T21:51:00Z">
+        <w:r>
+          <w:t xml:space="preserve">Purpose: to understand </w:t>
+        </w:r>
+      </w:ins>
+      <w:ins w:id="433" w:author="Sandy Navarro" w:date="2026-11-01T21:52:00Z" w16du:dateUtc="2026-11-01T21:52:00Z">
+        <w:r>
+          <w:t>the Poisson distribution and its application to monthly counts.</w:t>
+        </w:r>
+      </w:ins>
+    </w:p>
+    <w:p>
+      <w:pPr>
+        <w:rPr>
+          <w:ins w:id="434" w:author="Sandy Navarro" w:date="2026-11-01T21:52:00Z" w16du:dateUtc="2026-11-01T21:52:00Z"/>
+        </w:rPr>
+      </w:pPr>
+      <w:ins w:id="435" w:author="Sandy Navarro" w:date="2026-11-01T21:51:00Z" w16du:dateUtc="2026-11-01T21:51:00Z">
+        <w:r>
+          <w:lastRenderedPageBreak/>
+          <w:drawing>
+            <wp:inline distT="0" distB="0" distL="0" distR="0" wp14:anchorId="1806ABCF" wp14:editId="5D97139B">
+              <wp:extent cx="5731510" cy="3124835"/>
+              <wp:effectExtent l="0" t="0" r="2540" b="0"/>
+              <wp:docPr id="1578265627" name="Imagen 1"/>
+              <wp:cNvGraphicFramePr>
+                <a:graphicFrameLocks xmlns:a="http://schemas.openxmlformats.org/drawingml/2006/main" noChangeAspect="1"/>
+              </wp:cNvGraphicFramePr>
+              <a:graphic xmlns:a="http://schemas.openxmlformats.org/drawingml/2006/main">
+                <a:graphicData uri="http://schemas.openxmlformats.org/drawingml/2006/picture">
+                  <pic:pic xmlns:pic="http://schemas.openxmlformats.org/drawingml/2006/picture">
+                    <pic:nvPicPr>
+                      <pic:cNvPr id="1578265627" name=""/>
+                      <pic:cNvPicPr/>
+                    </pic:nvPicPr>
+                    <pic:blipFill>
+                      <a:blip r:embed="rId27"/>
+                      <a:stretch>
+                        <a:fillRect/>
+                      </a:stretch>
+                    </pic:blipFill>
+                    <pic:spPr>
+                      <a:xfrm>
+                        <a:off x="0" y="0"/>
+                        <a:ext cx="5731510" cy="3124835"/>
+                      </a:xfrm>
+                      <a:prstGeom prst="rect">
+                        <a:avLst/>
+                      </a:prstGeom>
+                    </pic:spPr>
+                  </pic:pic>
+                </a:graphicData>
+              </a:graphic>
+            </wp:inline>
+          </w:drawing>
+        </w:r>
+      </w:ins>
+    </w:p>
+    <w:p>
+      <w:ins w:id="436" w:author="Sandy Navarro" w:date="2026-11-01T21:52:00Z" w16du:dateUtc="2026-11-01T21:52:00Z">
+        <w:r>
+          <w:t>Purp</w:t>
+        </w:r>
+      </w:ins>
+      <w:ins w:id="437" w:author="Sandy Navarro" w:date="2026-11-01T21:53:00Z" w16du:dateUtc="2026-11-01T21:53:00Z">
+        <w:r>
+          <w:t>ose: to improve the report while keeping the explanations consistent w</w:t>
+        </w:r>
+      </w:ins>
+      <w:ins w:id="438" w:author="Sandy Navarro" w:date="2026-11-01T21:54:00Z" w16du:dateUtc="2026-11-01T21:54:00Z">
+        <w:r>
+          <w:t>ith the actual results.</w:t>
+        </w:r>
+      </w:ins>
     </w:p>
     <w:sectPr>
       <w:pgSz w:w="11906" w:h="16838"/>
@@ -3970,6 +6537,18 @@
       <w:spacing w:after="0" w:line="240" w:lineRule="auto"/>
     </w:pPr>
   </w:style>
+  <w:style w:type="character" w:styleId="Mencinsinresolver">
+    <w:name w:val="Unresolved Mention"/>
+    <w:basedOn w:val="Fuentedeprrafopredeter"/>
+    <w:uiPriority w:val="99"/>
+    <w:semiHidden/>
+    <w:unhideWhenUsed/>
+    <w:rsid w:val="00A276A4"/>
+    <w:rPr>
+      <w:color w:val="605E5C"/>
+      <w:shd w:val="clear" w:color="auto" w:fill="E1DFDD"/>
+    </w:rPr>
+  </w:style>
 </w:styles>
 </file>
 
@@ -4269,7 +6848,9 @@
 </file>
 
 <file path=customXml/item1.xml><?xml version="1.0" encoding="utf-8"?>
-<b:Sources xmlns:b="http://schemas.openxmlformats.org/officeDocument/2006/bibliography" xmlns="http://schemas.openxmlformats.org/officeDocument/2006/bibliography" SelectedStyle="\APASixthEditionOfficeOnline.xsl" StyleName="APA" Version="6"/>
+<go:gDocsCustomXmlDataStorage xmlns:go="http://customooxmlschemas.google.com/" xmlns:r="http://schemas.openxmlformats.org/officeDocument/2006/relationships" uri="GoogleDocsCustomDataVersion2">
+  <go:docsCustomData xmlns:go="http://customooxmlschemas.google.com/" roundtripDataSignature="AMtx7miehlgh2pzFvkmpnhkVaeODs3Wnuw==">CgMxLjAyCGguZ2pkZ3hzMgloLjMwajB6bGwyCWguMWZvYjl0ZTIJaC4zem55c2g3MgloLjJldDkycDAyDmgua2ZranMzcndsMmMxOAByITF6bEVRVXYyWkdtTjZWemdfYk5uaGpmb0x1c2hhYUo3dw==</go:docsCustomData>
+</go:gDocsCustomXmlDataStorage>
 </file>
 
 <file path=customXml/item2.xml><?xml version="1.0" encoding="utf-8"?>
@@ -4423,20 +7004,10 @@
 </file>
 
 <file path=customXml/item3.xml><?xml version="1.0" encoding="utf-8"?>
-<go:gDocsCustomXmlDataStorage xmlns:go="http://customooxmlschemas.google.com/" xmlns:r="http://schemas.openxmlformats.org/officeDocument/2006/relationships" uri="GoogleDocsCustomDataVersion2">
-  <go:docsCustomData xmlns:go="http://customooxmlschemas.google.com/" roundtripDataSignature="AMtx7miehlgh2pzFvkmpnhkVaeODs3Wnuw==">CgMxLjAyCGguZ2pkZ3hzMgloLjMwajB6bGwyCWguMWZvYjl0ZTIJaC4zem55c2g3MgloLjJldDkycDAyDmgua2ZranMzcndsMmMxOAByITF6bEVRVXYyWkdtTjZWemdfYk5uaGpmb0x1c2hhYUo3dw==</go:docsCustomData>
-</go:gDocsCustomXmlDataStorage>
+<b:Sources xmlns:b="http://schemas.openxmlformats.org/officeDocument/2006/bibliography" xmlns="http://schemas.openxmlformats.org/officeDocument/2006/bibliography" SelectedStyle="\APASixthEditionOfficeOnline.xsl" StyleName="APA" Version="6"/>
 </file>
 
 <file path=customXml/item4.xml><?xml version="1.0" encoding="utf-8"?>
-<p:properties xmlns:p="http://schemas.microsoft.com/office/2006/metadata/properties" xmlns:xsi="http://www.w3.org/2001/XMLSchema-instance" xmlns:pc="http://schemas.microsoft.com/office/infopath/2007/PartnerControls">
-  <documentManagement>
-    <_activity xmlns="b16a9495-4dfd-42d3-807b-98cb11f03b43" xsi:nil="true"/>
-  </documentManagement>
-</p:properties>
-</file>
-
-<file path=customXml/item5.xml><?xml version="1.0" encoding="utf-8"?>
 <?mso-contentType ?>
 <FormTemplates xmlns="http://schemas.microsoft.com/sharepoint/v3/contenttype/forms">
   <Display>DocumentLibraryForm</Display>
@@ -4445,10 +7016,19 @@
 </FormTemplates>
 </file>
 
+<file path=customXml/item5.xml><?xml version="1.0" encoding="utf-8"?>
+<p:properties xmlns:p="http://schemas.microsoft.com/office/2006/metadata/properties" xmlns:xsi="http://www.w3.org/2001/XMLSchema-instance" xmlns:pc="http://schemas.microsoft.com/office/infopath/2007/PartnerControls">
+  <documentManagement>
+    <_activity xmlns="b16a9495-4dfd-42d3-807b-98cb11f03b43" xsi:nil="true"/>
+  </documentManagement>
+</p:properties>
+</file>
+
 <file path=customXml/itemProps1.xml><?xml version="1.0" encoding="utf-8"?>
-<ds:datastoreItem xmlns:ds="http://schemas.openxmlformats.org/officeDocument/2006/customXml" ds:itemID="{A5C61161-19E4-4D42-A5DA-EC591AFE0A7D}">
+<ds:datastoreItem xmlns:ds="http://schemas.openxmlformats.org/officeDocument/2006/customXml" ds:itemID="{11111111-1234-1234-1234-123412341234}">
   <ds:schemaRefs>
-    <ds:schemaRef ds:uri="http://schemas.openxmlformats.org/officeDocument/2006/bibliography"/>
+    <ds:schemaRef ds:uri="http://customooxmlschemas.google.com/"/>
+    <ds:schemaRef ds:uri="http://schemas.openxmlformats.org/officeDocument/2006/relationships"/>
   </ds:schemaRefs>
 </ds:datastoreItem>
 </file>
@@ -4472,15 +7052,22 @@
 </file>
 
 <file path=customXml/itemProps3.xml><?xml version="1.0" encoding="utf-8"?>
-<ds:datastoreItem xmlns:ds="http://schemas.openxmlformats.org/officeDocument/2006/customXml" ds:itemID="{11111111-1234-1234-1234-123412341234}">
+<ds:datastoreItem xmlns:ds="http://schemas.openxmlformats.org/officeDocument/2006/customXml" ds:itemID="{A5C61161-19E4-4D42-A5DA-EC591AFE0A7D}">
   <ds:schemaRefs>
-    <ds:schemaRef ds:uri="http://customooxmlschemas.google.com/"/>
-    <ds:schemaRef ds:uri="http://schemas.openxmlformats.org/officeDocument/2006/relationships"/>
+    <ds:schemaRef ds:uri="http://schemas.openxmlformats.org/officeDocument/2006/bibliography"/>
   </ds:schemaRefs>
 </ds:datastoreItem>
 </file>
 
 <file path=customXml/itemProps4.xml><?xml version="1.0" encoding="utf-8"?>
+<ds:datastoreItem xmlns:ds="http://schemas.openxmlformats.org/officeDocument/2006/customXml" ds:itemID="{AD64260C-1345-4C21-A804-B9FBE7B91489}">
+  <ds:schemaRefs>
+    <ds:schemaRef ds:uri="http://schemas.microsoft.com/sharepoint/v3/contenttype/forms"/>
+  </ds:schemaRefs>
+</ds:datastoreItem>
+</file>
+
+<file path=customXml/itemProps5.xml><?xml version="1.0" encoding="utf-8"?>
 <ds:datastoreItem xmlns:ds="http://schemas.openxmlformats.org/officeDocument/2006/customXml" ds:itemID="{D51EB97A-8C7A-4EE1-A3AD-E57FDBFA6BEE}">
   <ds:schemaRefs>
     <ds:schemaRef ds:uri="http://schemas.microsoft.com/office/2006/metadata/properties"/>
@@ -4488,12 +7075,4 @@
     <ds:schemaRef ds:uri="b16a9495-4dfd-42d3-807b-98cb11f03b43"/>
   </ds:schemaRefs>
 </ds:datastoreItem>
-</file>
-
-<file path=customXml/itemProps5.xml><?xml version="1.0" encoding="utf-8"?>
-<ds:datastoreItem xmlns:ds="http://schemas.openxmlformats.org/officeDocument/2006/customXml" ds:itemID="{AD64260C-1345-4C21-A804-B9FBE7B91489}">
-  <ds:schemaRefs>
-    <ds:schemaRef ds:uri="http://schemas.microsoft.com/sharepoint/v3/contenttype/forms"/>
-  </ds:schemaRefs>
-</ds:datastoreItem>
 </file>
--- a/2026413_Statistics_v1.docx
+++ b/2026413_Statistics_v1.docx
@@ -1378,23 +1378,7 @@
                           <w:color w:val="000000"/>
                           <w:sz w:val="28"/>
                         </w:rPr>
-                        <w:t xml:space="preserve">By submitting this assessment, I confirm that I have read the CCT policy on academic misconduct and understand the implications of submitting work that is not my own or does not appropriately reference material </w:t>
-                      </w:r>
-                      <w:proofErr w:type="gramStart"/>
-                      <w:r>
-                        <w:rPr>
-                          <w:color w:val="000000"/>
-                          <w:sz w:val="28"/>
-                        </w:rPr>
-                        <w:t>taken</w:t>
-                      </w:r>
-                      <w:proofErr w:type="gramEnd"/>
-                      <w:r>
-                        <w:rPr>
-                          <w:color w:val="000000"/>
-                          <w:sz w:val="28"/>
-                        </w:rPr>
-                        <w:t xml:space="preserve"> from a third party or other source. </w:t>
+                        <w:t xml:space="preserve">By submitting this assessment, I confirm that I have read the CCT policy on academic misconduct and understand the implications of submitting work that is not my own or does not appropriately reference material taken from a third party or other source. </w:t>
                       </w:r>
                     </w:p>
                     <w:p>
@@ -1859,6 +1843,9 @@
       </w:pPr>
       <w:ins w:id="126" w:author="Sandy Navarro" w:date="2026-11-01T21:57:00Z" w16du:dateUtc="2026-11-01T21:57:00Z">
         <w:r>
+          <w:rPr>
+            <w:noProof/>
+          </w:rPr>
           <w:drawing>
             <wp:inline distT="0" distB="0" distL="0" distR="0" wp14:anchorId="13966061" wp14:editId="361BDC3A">
               <wp:extent cx="5731510" cy="3290570"/>
@@ -1905,6 +1892,9 @@
       </w:pPr>
       <w:ins w:id="128" w:author="Sandy Navarro" w:date="2026-11-01T21:57:00Z" w16du:dateUtc="2026-11-01T21:57:00Z">
         <w:r>
+          <w:rPr>
+            <w:noProof/>
+          </w:rPr>
           <w:lastRenderedPageBreak/>
           <w:drawing>
             <wp:inline distT="0" distB="0" distL="0" distR="0" wp14:anchorId="36AA3CB0" wp14:editId="3BE6EA34">
@@ -1996,6 +1986,9 @@
       </w:pPr>
       <w:ins w:id="138" w:author="Sandy Navarro" w:date="2026-11-01T21:58:00Z" w16du:dateUtc="2026-11-01T21:58:00Z">
         <w:r>
+          <w:rPr>
+            <w:noProof/>
+          </w:rPr>
           <w:drawing>
             <wp:inline distT="0" distB="0" distL="0" distR="0" wp14:anchorId="71246F97" wp14:editId="6B8B59D0">
               <wp:extent cx="5731510" cy="3590290"/>
@@ -2227,6 +2220,9 @@
       </w:pPr>
       <w:ins w:id="171" w:author="Sandy Navarro" w:date="2026-11-01T21:59:00Z" w16du:dateUtc="2026-11-01T21:59:00Z">
         <w:r>
+          <w:rPr>
+            <w:noProof/>
+          </w:rPr>
           <w:drawing>
             <wp:inline distT="0" distB="0" distL="0" distR="0" wp14:anchorId="46ED603C" wp14:editId="1986456F">
               <wp:extent cx="5731510" cy="5358130"/>
@@ -2348,6 +2344,9 @@
       </w:pPr>
       <w:ins w:id="184" w:author="Sandy Navarro" w:date="2026-11-01T21:59:00Z" w16du:dateUtc="2026-11-01T21:59:00Z">
         <w:r>
+          <w:rPr>
+            <w:noProof/>
+          </w:rPr>
           <w:drawing>
             <wp:inline distT="0" distB="0" distL="0" distR="0" wp14:anchorId="3F4296E7" wp14:editId="633214AC">
               <wp:extent cx="5731510" cy="5614035"/>
@@ -2583,6 +2582,9 @@
       </w:pPr>
       <w:ins w:id="210" w:author="Sandy Navarro" w:date="2026-11-01T22:00:00Z" w16du:dateUtc="2026-11-01T22:00:00Z">
         <w:r>
+          <w:rPr>
+            <w:noProof/>
+          </w:rPr>
           <w:drawing>
             <wp:inline distT="0" distB="0" distL="0" distR="0" wp14:anchorId="3A1AD0B2" wp14:editId="0CA3B96A">
               <wp:extent cx="5731510" cy="5636260"/>
@@ -2630,10 +2632,7 @@
       </w:pPr>
       <w:ins w:id="212" w:author="Sandy Navarro" w:date="2026-11-01T20:04:00Z" w16du:dateUtc="2026-11-01T20:04:00Z">
         <w:r>
-          <w:t>Normal</w:t>
-        </w:r>
-        <w:r>
-          <w:t xml:space="preserve"> </w:t>
+          <w:t xml:space="preserve">Normal </w:t>
         </w:r>
       </w:ins>
       <w:ins w:id="213" w:author="Sandy Navarro" w:date="2026-11-01T20:16:00Z" w16du:dateUtc="2026-11-01T20:16:00Z">
@@ -3186,10 +3185,6 @@
       <w:pPr>
         <w:rPr>
           <w:ins w:id="271" w:author="Sandy Navarro" w:date="2026-11-01T20:18:00Z" w16du:dateUtc="2026-11-01T20:18:00Z"/>
-          <w:rFonts w:eastAsiaTheme="majorEastAsia" w:cstheme="majorBidi"/>
-          <w:color w:val="3A3A3A" w:themeColor="background2" w:themeShade="40"/>
-          <w:spacing w:val="-10"/>
-          <w:kern w:val="28"/>
           <w:sz w:val="40"/>
           <w:szCs w:val="40"/>
           <w:rPrChange w:id="272" w:author="Sandy Navarro" w:date="2026-11-01T22:01:00Z" w16du:dateUtc="2026-11-01T22:01:00Z">
@@ -3642,16 +3637,7 @@
       </w:ins>
       <w:ins w:id="329" w:author="Sandy Navarro" w:date="2026-11-01T20:30:00Z" w16du:dateUtc="2026-11-01T20:30:00Z">
         <w:r>
-          <w:t>on</w:t>
-        </w:r>
-        <w:r>
-          <w:t xml:space="preserve"> </w:t>
-        </w:r>
-        <w:r>
-          <w:t>Distribution</w:t>
-        </w:r>
-        <w:r>
-          <w:t xml:space="preserve">. </w:t>
+          <w:t xml:space="preserve">on Distribution. </w:t>
         </w:r>
       </w:ins>
     </w:p>
@@ -4186,10 +4172,7 @@
       </w:pPr>
       <w:ins w:id="401" w:author="Sandy Navarro" w:date="2026-11-01T20:49:00Z" w16du:dateUtc="2026-11-01T20:49:00Z">
         <w:r>
-          <w:t>Conclusion</w:t>
-        </w:r>
-        <w:r>
-          <w:t xml:space="preserve">. </w:t>
+          <w:t xml:space="preserve">Conclusion. </w:t>
         </w:r>
       </w:ins>
     </w:p>
@@ -4355,21 +4338,57 @@
     <w:p>
       <w:pPr>
         <w:rPr>
-          <w:ins w:id="423" w:author="Sandy Navarro" w:date="2026-11-01T21:37:00Z" w16du:dateUtc="2026-11-01T21:37:00Z"/>
-        </w:rPr>
-      </w:pPr>
+          <w:ins w:id="423" w:author="Sandy Navarro" w:date="2026-11-01T22:10:00Z" w16du:dateUtc="2026-11-01T22:10:00Z"/>
+        </w:rPr>
+      </w:pPr>
+      <w:ins w:id="424" w:author="Sandy Navarro" w:date="2026-11-01T22:08:00Z" w16du:dateUtc="2026-11-01T22:08:00Z">
+        <w:r>
+          <w:t>Git</w:t>
+        </w:r>
+      </w:ins>
+      <w:ins w:id="425" w:author="Sandy Navarro" w:date="2026-11-01T22:09:00Z" w16du:dateUtc="2026-11-01T22:09:00Z">
+        <w:r>
+          <w:t xml:space="preserve">Hub repository: </w:t>
+        </w:r>
+      </w:ins>
+      <w:ins w:id="426" w:author="Sandy Navarro" w:date="2026-11-01T22:10:00Z" w16du:dateUtc="2026-11-01T22:10:00Z">
+        <w:r>
+          <w:fldChar w:fldCharType="begin"/>
+        </w:r>
+        <w:r>
+          <w:instrText>HYPERLINK "</w:instrText>
+        </w:r>
+        <w:r>
+          <w:instrText>https://github.com/2026413-png/Statistical-Techniques-for-Data-Analysis-CA-SEP-2026</w:instrText>
+        </w:r>
+        <w:r>
+          <w:instrText>"</w:instrText>
+        </w:r>
+        <w:r>
+          <w:fldChar w:fldCharType="separate"/>
+        </w:r>
+        <w:r>
+          <w:rPr>
+            <w:rStyle w:val="Hipervnculo"/>
+          </w:rPr>
+          <w:t>https://github.com/2026413-png/Statistical-Techniques-for-Data-Analysis-CA-SEP-2026</w:t>
+        </w:r>
+        <w:r>
+          <w:fldChar w:fldCharType="end"/>
+        </w:r>
+      </w:ins>
     </w:p>
     <w:p>
       <w:pPr>
         <w:pStyle w:val="Ttulo1"/>
         <w:rPr>
-          <w:ins w:id="424" w:author="Sandy Navarro" w:date="2026-11-01T21:37:00Z" w16du:dateUtc="2026-11-01T21:37:00Z"/>
-        </w:rPr>
-        <w:pPrChange w:id="425" w:author="Sandy Navarro" w:date="2026-11-01T22:02:00Z" w16du:dateUtc="2026-11-01T22:02:00Z">
+          <w:ins w:id="427" w:author="Sandy Navarro" w:date="2026-11-01T21:37:00Z" w16du:dateUtc="2026-11-01T21:37:00Z"/>
+        </w:rPr>
+        <w:pPrChange w:id="428" w:author="Sandy Navarro" w:date="2026-11-01T22:02:00Z" w16du:dateUtc="2026-11-01T22:02:00Z">
           <w:pPr/>
         </w:pPrChange>
       </w:pPr>
-      <w:ins w:id="426" w:author="Sandy Navarro" w:date="2026-11-01T21:37:00Z" w16du:dateUtc="2026-11-01T21:37:00Z">
+      <w:ins w:id="429" w:author="Sandy Navarro" w:date="2026-11-01T21:37:00Z" w16du:dateUtc="2026-11-01T21:37:00Z">
         <w:r>
           <w:t>Appendix.</w:t>
         </w:r>
@@ -4378,10 +4397,10 @@
     <w:p>
       <w:pPr>
         <w:rPr>
-          <w:ins w:id="427" w:author="Sandy Navarro" w:date="2026-11-01T21:37:00Z" w16du:dateUtc="2026-11-01T21:37:00Z"/>
-        </w:rPr>
-      </w:pPr>
-      <w:ins w:id="428" w:author="Sandy Navarro" w:date="2026-11-01T21:37:00Z" w16du:dateUtc="2026-11-01T21:37:00Z">
+          <w:ins w:id="430" w:author="Sandy Navarro" w:date="2026-11-01T21:37:00Z" w16du:dateUtc="2026-11-01T21:37:00Z"/>
+        </w:rPr>
+      </w:pPr>
+      <w:ins w:id="431" w:author="Sandy Navarro" w:date="2026-11-01T21:37:00Z" w16du:dateUtc="2026-11-01T21:37:00Z">
         <w:r>
           <w:t>Prompts:</w:t>
         </w:r>
@@ -4390,11 +4409,14 @@
     <w:p>
       <w:pPr>
         <w:rPr>
-          <w:ins w:id="429" w:author="Sandy Navarro" w:date="2026-11-01T21:51:00Z" w16du:dateUtc="2026-11-01T21:51:00Z"/>
-        </w:rPr>
-      </w:pPr>
-      <w:ins w:id="430" w:author="Sandy Navarro" w:date="2026-11-01T21:42:00Z" w16du:dateUtc="2026-11-01T21:42:00Z">
-        <w:r>
+          <w:ins w:id="432" w:author="Sandy Navarro" w:date="2026-11-01T21:51:00Z" w16du:dateUtc="2026-11-01T21:51:00Z"/>
+        </w:rPr>
+      </w:pPr>
+      <w:ins w:id="433" w:author="Sandy Navarro" w:date="2026-11-01T21:42:00Z" w16du:dateUtc="2026-11-01T21:42:00Z">
+        <w:r>
+          <w:rPr>
+            <w:noProof/>
+          </w:rPr>
           <w:drawing>
             <wp:inline distT="0" distB="0" distL="0" distR="0" wp14:anchorId="7A5B29E5" wp14:editId="0B3BD77A">
               <wp:extent cx="5731510" cy="3679190"/>
@@ -4436,15 +4458,15 @@
     <w:p>
       <w:pPr>
         <w:rPr>
-          <w:ins w:id="431" w:author="Sandy Navarro" w:date="2026-11-01T21:51:00Z" w16du:dateUtc="2026-11-01T21:51:00Z"/>
-        </w:rPr>
-      </w:pPr>
-      <w:ins w:id="432" w:author="Sandy Navarro" w:date="2026-11-01T21:51:00Z" w16du:dateUtc="2026-11-01T21:51:00Z">
+          <w:ins w:id="434" w:author="Sandy Navarro" w:date="2026-11-01T21:51:00Z" w16du:dateUtc="2026-11-01T21:51:00Z"/>
+        </w:rPr>
+      </w:pPr>
+      <w:ins w:id="435" w:author="Sandy Navarro" w:date="2026-11-01T21:51:00Z" w16du:dateUtc="2026-11-01T21:51:00Z">
         <w:r>
           <w:t xml:space="preserve">Purpose: to understand </w:t>
         </w:r>
       </w:ins>
-      <w:ins w:id="433" w:author="Sandy Navarro" w:date="2026-11-01T21:52:00Z" w16du:dateUtc="2026-11-01T21:52:00Z">
+      <w:ins w:id="436" w:author="Sandy Navarro" w:date="2026-11-01T21:52:00Z" w16du:dateUtc="2026-11-01T21:52:00Z">
         <w:r>
           <w:t>the Poisson distribution and its application to monthly counts.</w:t>
         </w:r>
@@ -4453,11 +4475,14 @@
     <w:p>
       <w:pPr>
         <w:rPr>
-          <w:ins w:id="434" w:author="Sandy Navarro" w:date="2026-11-01T21:52:00Z" w16du:dateUtc="2026-11-01T21:52:00Z"/>
-        </w:rPr>
-      </w:pPr>
-      <w:ins w:id="435" w:author="Sandy Navarro" w:date="2026-11-01T21:51:00Z" w16du:dateUtc="2026-11-01T21:51:00Z">
-        <w:r>
+          <w:ins w:id="437" w:author="Sandy Navarro" w:date="2026-11-01T21:52:00Z" w16du:dateUtc="2026-11-01T21:52:00Z"/>
+        </w:rPr>
+      </w:pPr>
+      <w:ins w:id="438" w:author="Sandy Navarro" w:date="2026-11-01T21:51:00Z" w16du:dateUtc="2026-11-01T21:51:00Z">
+        <w:r>
+          <w:rPr>
+            <w:noProof/>
+          </w:rPr>
           <w:lastRenderedPageBreak/>
           <w:drawing>
             <wp:inline distT="0" distB="0" distL="0" distR="0" wp14:anchorId="1806ABCF" wp14:editId="5D97139B">
@@ -4498,17 +4523,17 @@
       </w:ins>
     </w:p>
     <w:p>
-      <w:ins w:id="436" w:author="Sandy Navarro" w:date="2026-11-01T21:52:00Z" w16du:dateUtc="2026-11-01T21:52:00Z">
+      <w:ins w:id="439" w:author="Sandy Navarro" w:date="2026-11-01T21:52:00Z" w16du:dateUtc="2026-11-01T21:52:00Z">
         <w:r>
           <w:t>Purp</w:t>
         </w:r>
       </w:ins>
-      <w:ins w:id="437" w:author="Sandy Navarro" w:date="2026-11-01T21:53:00Z" w16du:dateUtc="2026-11-01T21:53:00Z">
+      <w:ins w:id="440" w:author="Sandy Navarro" w:date="2026-11-01T21:53:00Z" w16du:dateUtc="2026-11-01T21:53:00Z">
         <w:r>
           <w:t>ose: to improve the report while keeping the explanations consistent w</w:t>
         </w:r>
       </w:ins>
-      <w:ins w:id="438" w:author="Sandy Navarro" w:date="2026-11-01T21:54:00Z" w16du:dateUtc="2026-11-01T21:54:00Z">
+      <w:ins w:id="441" w:author="Sandy Navarro" w:date="2026-11-01T21:54:00Z" w16du:dateUtc="2026-11-01T21:54:00Z">
         <w:r>
           <w:t>ith the actual results.</w:t>
         </w:r>
@@ -6848,12 +6873,6 @@
 </file>
 
 <file path=customXml/item1.xml><?xml version="1.0" encoding="utf-8"?>
-<go:gDocsCustomXmlDataStorage xmlns:go="http://customooxmlschemas.google.com/" xmlns:r="http://schemas.openxmlformats.org/officeDocument/2006/relationships" uri="GoogleDocsCustomDataVersion2">
-  <go:docsCustomData xmlns:go="http://customooxmlschemas.google.com/" roundtripDataSignature="AMtx7miehlgh2pzFvkmpnhkVaeODs3Wnuw==">CgMxLjAyCGguZ2pkZ3hzMgloLjMwajB6bGwyCWguMWZvYjl0ZTIJaC4zem55c2g3MgloLjJldDkycDAyDmgua2ZranMzcndsMmMxOAByITF6bEVRVXYyWkdtTjZWemdfYk5uaGpmb0x1c2hhYUo3dw==</go:docsCustomData>
-</go:gDocsCustomXmlDataStorage>
-</file>
-
-<file path=customXml/item2.xml><?xml version="1.0" encoding="utf-8"?>
 <ct:contentTypeSchema xmlns:ct="http://schemas.microsoft.com/office/2006/metadata/contentType" xmlns:ma="http://schemas.microsoft.com/office/2006/metadata/properties/metaAttributes" ct:_="" ma:_="" ma:contentTypeName="Document" ma:contentTypeID="0x01010091CA7052A48FB44E8BAE44044031FC77" ma:contentTypeVersion="5" ma:contentTypeDescription="Create a new document." ma:contentTypeScope="" ma:versionID="72110da391d7bf7bbbd9879cda66318c">
   <xsd:schema xmlns:xsd="http://www.w3.org/2001/XMLSchema" xmlns:xs="http://www.w3.org/2001/XMLSchema" xmlns:p="http://schemas.microsoft.com/office/2006/metadata/properties" xmlns:ns3="b16a9495-4dfd-42d3-807b-98cb11f03b43" targetNamespace="http://schemas.microsoft.com/office/2006/metadata/properties" ma:root="true" ma:fieldsID="65d4c4ab10123b5e2192ffab3149626d" ns3:_="">
     <xsd:import namespace="b16a9495-4dfd-42d3-807b-98cb11f03b43"/>
@@ -7003,8 +7022,18 @@
 </ct:contentTypeSchema>
 </file>
 
+<file path=customXml/item2.xml><?xml version="1.0" encoding="utf-8"?>
+<go:gDocsCustomXmlDataStorage xmlns:go="http://customooxmlschemas.google.com/" xmlns:r="http://schemas.openxmlformats.org/officeDocument/2006/relationships" uri="GoogleDocsCustomDataVersion2">
+  <go:docsCustomData xmlns:go="http://customooxmlschemas.google.com/" roundtripDataSignature="AMtx7miehlgh2pzFvkmpnhkVaeODs3Wnuw==">CgMxLjAyCGguZ2pkZ3hzMgloLjMwajB6bGwyCWguMWZvYjl0ZTIJaC4zem55c2g3MgloLjJldDkycDAyDmgua2ZranMzcndsMmMxOAByITF6bEVRVXYyWkdtTjZWemdfYk5uaGpmb0x1c2hhYUo3dw==</go:docsCustomData>
+</go:gDocsCustomXmlDataStorage>
+</file>
+
 <file path=customXml/item3.xml><?xml version="1.0" encoding="utf-8"?>
-<b:Sources xmlns:b="http://schemas.openxmlformats.org/officeDocument/2006/bibliography" xmlns="http://schemas.openxmlformats.org/officeDocument/2006/bibliography" SelectedStyle="\APASixthEditionOfficeOnline.xsl" StyleName="APA" Version="6"/>
+<p:properties xmlns:p="http://schemas.microsoft.com/office/2006/metadata/properties" xmlns:xsi="http://www.w3.org/2001/XMLSchema-instance" xmlns:pc="http://schemas.microsoft.com/office/infopath/2007/PartnerControls">
+  <documentManagement>
+    <_activity xmlns="b16a9495-4dfd-42d3-807b-98cb11f03b43" xsi:nil="true"/>
+  </documentManagement>
+</p:properties>
 </file>
 
 <file path=customXml/item4.xml><?xml version="1.0" encoding="utf-8"?>
@@ -7017,23 +7046,10 @@
 </file>
 
 <file path=customXml/item5.xml><?xml version="1.0" encoding="utf-8"?>
-<p:properties xmlns:p="http://schemas.microsoft.com/office/2006/metadata/properties" xmlns:xsi="http://www.w3.org/2001/XMLSchema-instance" xmlns:pc="http://schemas.microsoft.com/office/infopath/2007/PartnerControls">
-  <documentManagement>
-    <_activity xmlns="b16a9495-4dfd-42d3-807b-98cb11f03b43" xsi:nil="true"/>
-  </documentManagement>
-</p:properties>
+<b:Sources xmlns:b="http://schemas.openxmlformats.org/officeDocument/2006/bibliography" xmlns="http://schemas.openxmlformats.org/officeDocument/2006/bibliography" SelectedStyle="\APASixthEditionOfficeOnline.xsl" StyleName="APA" Version="6"/>
 </file>
 
 <file path=customXml/itemProps1.xml><?xml version="1.0" encoding="utf-8"?>
-<ds:datastoreItem xmlns:ds="http://schemas.openxmlformats.org/officeDocument/2006/customXml" ds:itemID="{11111111-1234-1234-1234-123412341234}">
-  <ds:schemaRefs>
-    <ds:schemaRef ds:uri="http://customooxmlschemas.google.com/"/>
-    <ds:schemaRef ds:uri="http://schemas.openxmlformats.org/officeDocument/2006/relationships"/>
-  </ds:schemaRefs>
-</ds:datastoreItem>
-</file>
-
-<file path=customXml/itemProps2.xml><?xml version="1.0" encoding="utf-8"?>
 <ds:datastoreItem xmlns:ds="http://schemas.openxmlformats.org/officeDocument/2006/customXml" ds:itemID="{1CD39011-2B34-4226-8638-59B13D86301D}">
   <ds:schemaRefs>
     <ds:schemaRef ds:uri="http://schemas.microsoft.com/office/2006/metadata/contentType"/>
@@ -7051,10 +7067,21 @@
 </ds:datastoreItem>
 </file>
 
+<file path=customXml/itemProps2.xml><?xml version="1.0" encoding="utf-8"?>
+<ds:datastoreItem xmlns:ds="http://schemas.openxmlformats.org/officeDocument/2006/customXml" ds:itemID="{11111111-1234-1234-1234-123412341234}">
+  <ds:schemaRefs>
+    <ds:schemaRef ds:uri="http://customooxmlschemas.google.com/"/>
+    <ds:schemaRef ds:uri="http://schemas.openxmlformats.org/officeDocument/2006/relationships"/>
+  </ds:schemaRefs>
+</ds:datastoreItem>
+</file>
+
 <file path=customXml/itemProps3.xml><?xml version="1.0" encoding="utf-8"?>
-<ds:datastoreItem xmlns:ds="http://schemas.openxmlformats.org/officeDocument/2006/customXml" ds:itemID="{A5C61161-19E4-4D42-A5DA-EC591AFE0A7D}">
+<ds:datastoreItem xmlns:ds="http://schemas.openxmlformats.org/officeDocument/2006/customXml" ds:itemID="{D51EB97A-8C7A-4EE1-A3AD-E57FDBFA6BEE}">
   <ds:schemaRefs>
-    <ds:schemaRef ds:uri="http://schemas.openxmlformats.org/officeDocument/2006/bibliography"/>
+    <ds:schemaRef ds:uri="http://schemas.microsoft.com/office/2006/metadata/properties"/>
+    <ds:schemaRef ds:uri="http://schemas.microsoft.com/office/infopath/2007/PartnerControls"/>
+    <ds:schemaRef ds:uri="b16a9495-4dfd-42d3-807b-98cb11f03b43"/>
   </ds:schemaRefs>
 </ds:datastoreItem>
 </file>
@@ -7068,11 +7095,9 @@
 </file>
 
 <file path=customXml/itemProps5.xml><?xml version="1.0" encoding="utf-8"?>
-<ds:datastoreItem xmlns:ds="http://schemas.openxmlformats.org/officeDocument/2006/customXml" ds:itemID="{D51EB97A-8C7A-4EE1-A3AD-E57FDBFA6BEE}">
+<ds:datastoreItem xmlns:ds="http://schemas.openxmlformats.org/officeDocument/2006/customXml" ds:itemID="{A5C61161-19E4-4D42-A5DA-EC591AFE0A7D}">
   <ds:schemaRefs>
-    <ds:schemaRef ds:uri="http://schemas.microsoft.com/office/2006/metadata/properties"/>
-    <ds:schemaRef ds:uri="http://schemas.microsoft.com/office/infopath/2007/PartnerControls"/>
-    <ds:schemaRef ds:uri="b16a9495-4dfd-42d3-807b-98cb11f03b43"/>
+    <ds:schemaRef ds:uri="http://schemas.openxmlformats.org/officeDocument/2006/bibliography"/>
   </ds:schemaRefs>
 </ds:datastoreItem>
 </file>